--- a/docs/assets/tempales/LR2.docx
+++ b/docs/assets/tempales/LR2.docx
@@ -4,10 +4,2034 @@
   <w:body>
     <w:p>
       <w:pPr>
+        <w:ind w:right="-850" w:hanging="1701"/>
+      </w:pPr>
+      <w:r>
+        <w:rPr>
+          <w:noProof/>
+          <w:lang w:eastAsia="ru-RU"/>
+        </w:rPr>
+        <w:drawing>
+          <wp:inline distT="0" distB="0" distL="0" distR="0" wp14:anchorId="343C6D4A" wp14:editId="0D398D79">
+            <wp:extent cx="7574280" cy="914400"/>
+            <wp:effectExtent l="0" t="0" r="7620" b="0"/>
+            <wp:docPr id="1" name="Рисунок 1"/>
+            <wp:cNvGraphicFramePr>
+              <a:graphicFrameLocks xmlns:a="http://schemas.openxmlformats.org/drawingml/2006/main" noChangeAspect="1"/>
+            </wp:cNvGraphicFramePr>
+            <a:graphic xmlns:a="http://schemas.openxmlformats.org/drawingml/2006/main">
+              <a:graphicData uri="http://schemas.openxmlformats.org/drawingml/2006/picture">
+                <pic:pic xmlns:pic="http://schemas.openxmlformats.org/drawingml/2006/picture">
+                  <pic:nvPicPr>
+                    <pic:cNvPr id="0" name="Рисунок 1"/>
+                    <pic:cNvPicPr>
+                      <a:picLocks noChangeAspect="1"/>
+                    </pic:cNvPicPr>
+                  </pic:nvPicPr>
+                  <pic:blipFill>
+                    <a:blip r:embed="rId8"/>
+                    <a:stretch/>
+                  </pic:blipFill>
+                  <pic:spPr bwMode="auto">
+                    <a:xfrm>
+                      <a:off x="0" y="0"/>
+                      <a:ext cx="7574280" cy="914400"/>
+                    </a:xfrm>
+                    <a:prstGeom prst="rect">
+                      <a:avLst/>
+                    </a:prstGeom>
+                    <a:noFill/>
+                    <a:ln>
+                      <a:noFill/>
+                    </a:ln>
+                  </pic:spPr>
+                </pic:pic>
+              </a:graphicData>
+            </a:graphic>
+          </wp:inline>
+        </w:drawing>
+      </w:r>
+    </w:p>
+    <w:p>
+      <w:pPr>
+        <w:spacing w:line="240" w:lineRule="auto"/>
+        <w:ind w:right="-1"/>
         <w:jc w:val="center"/>
-      </w:pPr>
-      <w:r>
-        <w:t>Техническое задание на разработку программного обеспечения по ГОСТ 34.</w:t>
+        <w:rPr>
+          <w:rFonts w:ascii="TimesNewRomanPS-BoldMT" w:hAnsi="TimesNewRomanPS-BoldMT"/>
+          <w:b/>
+          <w:bCs/>
+          <w:color w:val="000000"/>
+          <w:sz w:val="26"/>
+          <w:szCs w:val="26"/>
+        </w:rPr>
+      </w:pPr>
+      <w:r>
+        <w:rPr>
+          <w:rFonts w:ascii="TimesNewRomanPS-BoldMT" w:hAnsi="TimesNewRomanPS-BoldMT"/>
+          <w:b/>
+          <w:bCs/>
+          <w:color w:val="000000"/>
+          <w:sz w:val="26"/>
+          <w:szCs w:val="26"/>
+        </w:rPr>
+        <w:t>АВТОНОМНАЯ НЕКОММЕРЧЕСКАЯ ОРГАНИЗАЦИЯ</w:t>
+      </w:r>
+    </w:p>
+    <w:p>
+      <w:pPr>
+        <w:spacing w:line="240" w:lineRule="auto"/>
+        <w:ind w:right="-1"/>
+        <w:jc w:val="center"/>
+        <w:rPr>
+          <w:rFonts w:ascii="TimesNewRomanPS-BoldMT" w:hAnsi="TimesNewRomanPS-BoldMT"/>
+          <w:color w:val="000000"/>
+          <w:sz w:val="26"/>
+          <w:szCs w:val="26"/>
+        </w:rPr>
+      </w:pPr>
+      <w:r>
+        <w:rPr>
+          <w:rFonts w:ascii="TimesNewRomanPS-BoldMT" w:hAnsi="TimesNewRomanPS-BoldMT"/>
+          <w:b/>
+          <w:bCs/>
+          <w:color w:val="000000"/>
+          <w:sz w:val="26"/>
+          <w:szCs w:val="26"/>
+        </w:rPr>
+        <w:t>ВЫСШЕГО ОБРАЗОВАНИЯ</w:t>
+      </w:r>
+      <w:r>
+        <w:rPr>
+          <w:rFonts w:ascii="TimesNewRomanPS-BoldMT" w:hAnsi="TimesNewRomanPS-BoldMT"/>
+          <w:color w:val="000000"/>
+          <w:sz w:val="26"/>
+          <w:szCs w:val="26"/>
+        </w:rPr>
+        <w:t xml:space="preserve"> </w:t>
+      </w:r>
+    </w:p>
+    <w:p>
+      <w:pPr>
+        <w:spacing w:line="240" w:lineRule="auto"/>
+        <w:ind w:right="-1"/>
+        <w:jc w:val="center"/>
+        <w:rPr>
+          <w:rFonts w:ascii="TimesNewRomanPS-BoldMT" w:hAnsi="TimesNewRomanPS-BoldMT"/>
+          <w:b/>
+          <w:bCs/>
+          <w:color w:val="000000"/>
+          <w:sz w:val="26"/>
+          <w:szCs w:val="26"/>
+        </w:rPr>
+      </w:pPr>
+      <w:r>
+        <w:rPr>
+          <w:rFonts w:ascii="TimesNewRomanPS-BoldMT" w:hAnsi="TimesNewRomanPS-BoldMT"/>
+          <w:b/>
+          <w:bCs/>
+          <w:color w:val="000000"/>
+          <w:sz w:val="26"/>
+          <w:szCs w:val="26"/>
+        </w:rPr>
+        <w:t>«МОСКОВСКИЙ УНИВЕРСИТЕТ</w:t>
+      </w:r>
+      <w:r>
+        <w:rPr>
+          <w:rFonts w:ascii="TimesNewRomanPS-BoldMT" w:hAnsi="TimesNewRomanPS-BoldMT"/>
+          <w:color w:val="000000"/>
+          <w:sz w:val="26"/>
+          <w:szCs w:val="26"/>
+        </w:rPr>
+        <w:t xml:space="preserve"> </w:t>
+      </w:r>
+      <w:r>
+        <w:rPr>
+          <w:rFonts w:ascii="TimesNewRomanPS-BoldMT" w:hAnsi="TimesNewRomanPS-BoldMT"/>
+          <w:b/>
+          <w:bCs/>
+          <w:color w:val="000000"/>
+          <w:sz w:val="26"/>
+          <w:szCs w:val="26"/>
+        </w:rPr>
+        <w:t>«СИНЕРГИЯ»</w:t>
+      </w:r>
+    </w:p>
+    <w:tbl>
+      <w:tblPr>
+        <w:tblW w:w="0" w:type="auto"/>
+        <w:tblLook w:val="04A0" w:firstRow="1" w:lastRow="0" w:firstColumn="1" w:lastColumn="0" w:noHBand="0" w:noVBand="1"/>
+      </w:tblPr>
+      <w:tblGrid>
+        <w:gridCol w:w="3355"/>
+        <w:gridCol w:w="273"/>
+        <w:gridCol w:w="5443"/>
+      </w:tblGrid>
+      <w:tr>
+        <w:tc>
+          <w:tcPr>
+            <w:tcW w:w="3115" w:type="dxa"/>
+            <w:shd w:val="clear" w:color="auto" w:fill="auto"/>
+          </w:tcPr>
+          <w:p>
+            <w:pPr>
+              <w:spacing w:line="240" w:lineRule="auto"/>
+              <w:ind w:right="-1" w:firstLine="0"/>
+              <w:rPr>
+                <w:rFonts w:ascii="TimesNewRomanPS-BoldMT" w:hAnsi="TimesNewRomanPS-BoldMT"/>
+                <w:color w:val="000000"/>
+                <w:sz w:val="24"/>
+              </w:rPr>
+            </w:pPr>
+            <w:r>
+              <w:rPr>
+                <w:rFonts w:ascii="TimesNewRomanPS-BoldMT" w:hAnsi="TimesNewRomanPS-BoldMT"/>
+                <w:b/>
+                <w:bCs/>
+                <w:color w:val="000000"/>
+                <w:sz w:val="24"/>
+              </w:rPr>
+              <w:t>Факультет/Институт</w:t>
+            </w:r>
+          </w:p>
+        </w:tc>
+        <w:tc>
+          <w:tcPr>
+            <w:tcW w:w="282" w:type="dxa"/>
+            <w:shd w:val="clear" w:color="auto" w:fill="auto"/>
+          </w:tcPr>
+          <w:p>
+            <w:pPr>
+              <w:spacing w:line="240" w:lineRule="auto"/>
+              <w:ind w:right="-1"/>
+              <w:jc w:val="center"/>
+              <w:rPr>
+                <w:rFonts w:ascii="TimesNewRomanPS-BoldMT" w:hAnsi="TimesNewRomanPS-BoldMT"/>
+                <w:color w:val="000000"/>
+                <w:sz w:val="24"/>
+              </w:rPr>
+            </w:pPr>
+          </w:p>
+        </w:tc>
+        <w:tc>
+          <w:tcPr>
+            <w:tcW w:w="5948" w:type="dxa"/>
+            <w:tcBorders>
+              <w:bottom w:val="single" w:sz="4" w:space="0" w:color="000000"/>
+            </w:tcBorders>
+            <w:shd w:val="clear" w:color="auto" w:fill="auto"/>
+          </w:tcPr>
+          <w:p>
+            <w:pPr>
+              <w:spacing w:line="240" w:lineRule="auto"/>
+              <w:ind w:right="-1"/>
+              <w:jc w:val="center"/>
+              <w:rPr>
+                <w:color w:val="000000"/>
+                <w:sz w:val="24"/>
+              </w:rPr>
+            </w:pPr>
+            <w:r>
+              <w:rPr>
+                <w:color w:val="000000"/>
+                <w:sz w:val="24"/>
+              </w:rPr>
+              <w:t>информационных технологий</w:t>
+            </w:r>
+          </w:p>
+        </w:tc>
+      </w:tr>
+      <w:tr>
+        <w:tc>
+          <w:tcPr>
+            <w:tcW w:w="3115" w:type="dxa"/>
+            <w:shd w:val="clear" w:color="auto" w:fill="auto"/>
+          </w:tcPr>
+          <w:p>
+            <w:pPr>
+              <w:spacing w:line="240" w:lineRule="auto"/>
+              <w:ind w:right="-1"/>
+              <w:rPr>
+                <w:rFonts w:ascii="TimesNewRomanPS-BoldMT" w:hAnsi="TimesNewRomanPS-BoldMT"/>
+                <w:b/>
+                <w:bCs/>
+                <w:color w:val="000000"/>
+                <w:sz w:val="24"/>
+              </w:rPr>
+            </w:pPr>
+          </w:p>
+        </w:tc>
+        <w:tc>
+          <w:tcPr>
+            <w:tcW w:w="282" w:type="dxa"/>
+            <w:shd w:val="clear" w:color="auto" w:fill="auto"/>
+          </w:tcPr>
+          <w:p>
+            <w:pPr>
+              <w:spacing w:line="240" w:lineRule="auto"/>
+              <w:ind w:right="-1"/>
+              <w:jc w:val="center"/>
+              <w:rPr>
+                <w:rFonts w:ascii="TimesNewRomanPS-BoldMT" w:hAnsi="TimesNewRomanPS-BoldMT"/>
+                <w:color w:val="000000"/>
+                <w:sz w:val="24"/>
+              </w:rPr>
+            </w:pPr>
+          </w:p>
+        </w:tc>
+        <w:tc>
+          <w:tcPr>
+            <w:tcW w:w="5948" w:type="dxa"/>
+            <w:tcBorders>
+              <w:top w:val="single" w:sz="4" w:space="0" w:color="000000"/>
+            </w:tcBorders>
+            <w:shd w:val="clear" w:color="auto" w:fill="auto"/>
+          </w:tcPr>
+          <w:p>
+            <w:pPr>
+              <w:spacing w:line="240" w:lineRule="auto"/>
+              <w:ind w:right="-1"/>
+              <w:jc w:val="center"/>
+              <w:rPr>
+                <w:rFonts w:ascii="TimesNewRomanPS-BoldMT" w:hAnsi="TimesNewRomanPS-BoldMT"/>
+                <w:color w:val="000000"/>
+                <w:sz w:val="24"/>
+              </w:rPr>
+            </w:pPr>
+            <w:r>
+              <w:rPr>
+                <w:rFonts w:ascii="TimesNewRomanPSMT" w:hAnsi="TimesNewRomanPSMT"/>
+                <w:color w:val="000000"/>
+                <w:sz w:val="24"/>
+              </w:rPr>
+              <w:t>(наименование факультета/ Института)</w:t>
+            </w:r>
+          </w:p>
+        </w:tc>
+      </w:tr>
+      <w:tr>
+        <w:tc>
+          <w:tcPr>
+            <w:tcW w:w="3115" w:type="dxa"/>
+            <w:shd w:val="clear" w:color="auto" w:fill="auto"/>
+          </w:tcPr>
+          <w:p>
+            <w:pPr>
+              <w:spacing w:line="240" w:lineRule="auto"/>
+              <w:ind w:firstLine="0"/>
+              <w:rPr>
+                <w:rFonts w:ascii="TimesNewRomanPS-BoldMT" w:hAnsi="TimesNewRomanPS-BoldMT"/>
+                <w:b/>
+                <w:bCs/>
+                <w:color w:val="000000"/>
+                <w:sz w:val="24"/>
+              </w:rPr>
+            </w:pPr>
+            <w:r>
+              <w:rPr>
+                <w:rFonts w:ascii="TimesNewRomanPS-BoldMT" w:hAnsi="TimesNewRomanPS-BoldMT"/>
+                <w:b/>
+                <w:bCs/>
+                <w:color w:val="000000"/>
+                <w:sz w:val="24"/>
+              </w:rPr>
+              <w:t xml:space="preserve">Направление/специальность </w:t>
+            </w:r>
+          </w:p>
+        </w:tc>
+        <w:tc>
+          <w:tcPr>
+            <w:tcW w:w="282" w:type="dxa"/>
+            <w:shd w:val="clear" w:color="auto" w:fill="auto"/>
+          </w:tcPr>
+          <w:p>
+            <w:pPr>
+              <w:spacing w:line="240" w:lineRule="auto"/>
+              <w:jc w:val="center"/>
+              <w:rPr>
+                <w:rFonts w:ascii="TimesNewRomanPS-BoldMT" w:hAnsi="TimesNewRomanPS-BoldMT"/>
+                <w:color w:val="000000"/>
+                <w:sz w:val="24"/>
+              </w:rPr>
+            </w:pPr>
+          </w:p>
+        </w:tc>
+        <w:tc>
+          <w:tcPr>
+            <w:tcW w:w="5948" w:type="dxa"/>
+            <w:tcBorders>
+              <w:bottom w:val="single" w:sz="4" w:space="0" w:color="000000"/>
+            </w:tcBorders>
+            <w:shd w:val="clear" w:color="auto" w:fill="auto"/>
+          </w:tcPr>
+          <w:p>
+            <w:pPr>
+              <w:pStyle w:val="af2"/>
+              <w:spacing w:after="0"/>
+              <w:jc w:val="both"/>
+              <w:rPr>
+                <w:spacing w:val="-16"/>
+                <w:szCs w:val="22"/>
+              </w:rPr>
+            </w:pPr>
+            <w:r>
+              <w:rPr>
+                <w:color w:val="000000"/>
+                <w:spacing w:val="-16"/>
+                <w:szCs w:val="22"/>
+              </w:rPr>
+              <w:t xml:space="preserve">09.02.07 </w:t>
+            </w:r>
+            <w:r>
+              <w:rPr>
+                <w:spacing w:val="-16"/>
+                <w:szCs w:val="22"/>
+              </w:rPr>
+              <w:t>Информационные системы и программирование</w:t>
+            </w:r>
+          </w:p>
+        </w:tc>
+      </w:tr>
+      <w:tr>
+        <w:tc>
+          <w:tcPr>
+            <w:tcW w:w="3115" w:type="dxa"/>
+            <w:shd w:val="clear" w:color="auto" w:fill="auto"/>
+          </w:tcPr>
+          <w:p>
+            <w:pPr>
+              <w:spacing w:line="240" w:lineRule="auto"/>
+              <w:ind w:right="-1" w:firstLine="0"/>
+              <w:rPr>
+                <w:rFonts w:ascii="TimesNewRomanPS-BoldMT" w:hAnsi="TimesNewRomanPS-BoldMT"/>
+                <w:b/>
+                <w:bCs/>
+                <w:color w:val="000000"/>
+                <w:sz w:val="24"/>
+              </w:rPr>
+            </w:pPr>
+            <w:r>
+              <w:rPr>
+                <w:rFonts w:ascii="TimesNewRomanPS-BoldMT" w:hAnsi="TimesNewRomanPS-BoldMT"/>
+                <w:b/>
+                <w:bCs/>
+                <w:color w:val="000000"/>
+                <w:sz w:val="24"/>
+              </w:rPr>
+              <w:t>подготовки:</w:t>
+            </w:r>
+          </w:p>
+        </w:tc>
+        <w:tc>
+          <w:tcPr>
+            <w:tcW w:w="282" w:type="dxa"/>
+            <w:shd w:val="clear" w:color="auto" w:fill="auto"/>
+          </w:tcPr>
+          <w:p>
+            <w:pPr>
+              <w:spacing w:line="240" w:lineRule="auto"/>
+              <w:ind w:right="-1"/>
+              <w:jc w:val="center"/>
+              <w:rPr>
+                <w:rFonts w:ascii="TimesNewRomanPS-BoldMT" w:hAnsi="TimesNewRomanPS-BoldMT"/>
+                <w:color w:val="000000"/>
+                <w:sz w:val="24"/>
+              </w:rPr>
+            </w:pPr>
+          </w:p>
+        </w:tc>
+        <w:tc>
+          <w:tcPr>
+            <w:tcW w:w="5948" w:type="dxa"/>
+            <w:shd w:val="clear" w:color="auto" w:fill="auto"/>
+          </w:tcPr>
+          <w:p>
+            <w:pPr>
+              <w:spacing w:line="240" w:lineRule="auto"/>
+              <w:ind w:right="-1"/>
+              <w:jc w:val="center"/>
+              <w:rPr>
+                <w:rFonts w:ascii="TimesNewRomanPSMT" w:hAnsi="TimesNewRomanPSMT"/>
+                <w:color w:val="000000"/>
+                <w:sz w:val="24"/>
+              </w:rPr>
+            </w:pPr>
+            <w:r>
+              <w:rPr>
+                <w:rFonts w:ascii="TimesNewRomanPSMT" w:hAnsi="TimesNewRomanPSMT"/>
+                <w:color w:val="000000"/>
+                <w:sz w:val="24"/>
+              </w:rPr>
+              <w:t>(код и наименование направления /специальности подготовки)</w:t>
+            </w:r>
+          </w:p>
+        </w:tc>
+      </w:tr>
+      <w:tr>
+        <w:tc>
+          <w:tcPr>
+            <w:tcW w:w="3115" w:type="dxa"/>
+            <w:shd w:val="clear" w:color="auto" w:fill="auto"/>
+          </w:tcPr>
+          <w:p>
+            <w:pPr>
+              <w:spacing w:line="240" w:lineRule="auto"/>
+              <w:ind w:firstLine="0"/>
+              <w:rPr>
+                <w:rFonts w:ascii="TimesNewRomanPS-BoldMT" w:hAnsi="TimesNewRomanPS-BoldMT"/>
+                <w:b/>
+                <w:bCs/>
+                <w:color w:val="000000"/>
+                <w:sz w:val="24"/>
+              </w:rPr>
+            </w:pPr>
+            <w:r>
+              <w:rPr>
+                <w:rFonts w:ascii="TimesNewRomanPS-BoldMT" w:hAnsi="TimesNewRomanPS-BoldMT"/>
+                <w:b/>
+                <w:bCs/>
+                <w:color w:val="000000"/>
+                <w:sz w:val="24"/>
+              </w:rPr>
+              <w:t>Форма обучения:</w:t>
+            </w:r>
+          </w:p>
+        </w:tc>
+        <w:tc>
+          <w:tcPr>
+            <w:tcW w:w="282" w:type="dxa"/>
+            <w:shd w:val="clear" w:color="auto" w:fill="auto"/>
+          </w:tcPr>
+          <w:p>
+            <w:pPr>
+              <w:spacing w:line="240" w:lineRule="auto"/>
+              <w:jc w:val="center"/>
+              <w:rPr>
+                <w:rFonts w:ascii="TimesNewRomanPS-BoldMT" w:hAnsi="TimesNewRomanPS-BoldMT"/>
+                <w:color w:val="000000"/>
+                <w:sz w:val="24"/>
+              </w:rPr>
+            </w:pPr>
+          </w:p>
+        </w:tc>
+        <w:tc>
+          <w:tcPr>
+            <w:tcW w:w="5948" w:type="dxa"/>
+            <w:tcBorders>
+              <w:bottom w:val="single" w:sz="4" w:space="0" w:color="000000"/>
+            </w:tcBorders>
+            <w:shd w:val="clear" w:color="auto" w:fill="auto"/>
+          </w:tcPr>
+          <w:p>
+            <w:pPr>
+              <w:spacing w:line="240" w:lineRule="auto"/>
+              <w:jc w:val="center"/>
+              <w:rPr>
+                <w:rFonts w:ascii="TimesNewRomanPSMT" w:hAnsi="TimesNewRomanPSMT"/>
+                <w:color w:val="000000"/>
+                <w:sz w:val="24"/>
+              </w:rPr>
+            </w:pPr>
+            <w:r>
+              <w:rPr>
+                <w:rFonts w:ascii="TimesNewRomanPSMT" w:hAnsi="TimesNewRomanPSMT"/>
+                <w:color w:val="000000"/>
+                <w:sz w:val="24"/>
+              </w:rPr>
+              <w:t>очная</w:t>
+            </w:r>
+          </w:p>
+        </w:tc>
+      </w:tr>
+      <w:tr>
+        <w:tc>
+          <w:tcPr>
+            <w:tcW w:w="3115" w:type="dxa"/>
+            <w:shd w:val="clear" w:color="auto" w:fill="auto"/>
+          </w:tcPr>
+          <w:p>
+            <w:pPr>
+              <w:spacing w:line="240" w:lineRule="auto"/>
+              <w:ind w:right="-1"/>
+              <w:rPr>
+                <w:rFonts w:ascii="TimesNewRomanPS-BoldMT" w:hAnsi="TimesNewRomanPS-BoldMT"/>
+                <w:b/>
+                <w:bCs/>
+                <w:color w:val="000000"/>
+                <w:sz w:val="24"/>
+              </w:rPr>
+            </w:pPr>
+          </w:p>
+        </w:tc>
+        <w:tc>
+          <w:tcPr>
+            <w:tcW w:w="282" w:type="dxa"/>
+            <w:shd w:val="clear" w:color="auto" w:fill="auto"/>
+          </w:tcPr>
+          <w:p>
+            <w:pPr>
+              <w:spacing w:line="240" w:lineRule="auto"/>
+              <w:ind w:right="-1"/>
+              <w:jc w:val="center"/>
+              <w:rPr>
+                <w:rFonts w:ascii="TimesNewRomanPS-BoldMT" w:hAnsi="TimesNewRomanPS-BoldMT"/>
+                <w:color w:val="000000"/>
+                <w:sz w:val="24"/>
+              </w:rPr>
+            </w:pPr>
+          </w:p>
+        </w:tc>
+        <w:tc>
+          <w:tcPr>
+            <w:tcW w:w="5948" w:type="dxa"/>
+            <w:shd w:val="clear" w:color="auto" w:fill="auto"/>
+          </w:tcPr>
+          <w:p>
+            <w:pPr>
+              <w:spacing w:line="240" w:lineRule="auto"/>
+              <w:ind w:right="-1"/>
+              <w:jc w:val="center"/>
+              <w:rPr>
+                <w:rFonts w:ascii="TimesNewRomanPSMT" w:hAnsi="TimesNewRomanPSMT"/>
+                <w:color w:val="000000"/>
+                <w:sz w:val="24"/>
+              </w:rPr>
+            </w:pPr>
+            <w:r>
+              <w:rPr>
+                <w:rFonts w:ascii="TimesNewRomanPSMT" w:hAnsi="TimesNewRomanPSMT"/>
+                <w:color w:val="000000"/>
+                <w:sz w:val="24"/>
+              </w:rPr>
+              <w:t>(очная, очно-заочная, заочная)</w:t>
+            </w:r>
+          </w:p>
+        </w:tc>
+      </w:tr>
+      <w:tr>
+        <w:trPr>
+          <w:trHeight w:val="68"/>
+        </w:trPr>
+        <w:tc>
+          <w:tcPr>
+            <w:tcW w:w="3115" w:type="dxa"/>
+            <w:shd w:val="clear" w:color="auto" w:fill="auto"/>
+          </w:tcPr>
+          <w:p>
+            <w:pPr>
+              <w:spacing w:line="240" w:lineRule="auto"/>
+              <w:ind w:right="-1"/>
+              <w:jc w:val="center"/>
+              <w:rPr>
+                <w:rFonts w:ascii="TimesNewRomanPS-BoldMT" w:hAnsi="TimesNewRomanPS-BoldMT"/>
+                <w:b/>
+                <w:bCs/>
+                <w:color w:val="000000"/>
+                <w:szCs w:val="28"/>
+              </w:rPr>
+            </w:pPr>
+          </w:p>
+        </w:tc>
+        <w:tc>
+          <w:tcPr>
+            <w:tcW w:w="282" w:type="dxa"/>
+            <w:shd w:val="clear" w:color="auto" w:fill="auto"/>
+          </w:tcPr>
+          <w:p>
+            <w:pPr>
+              <w:spacing w:line="240" w:lineRule="auto"/>
+              <w:ind w:right="-1"/>
+              <w:jc w:val="center"/>
+              <w:rPr>
+                <w:rFonts w:ascii="TimesNewRomanPS-BoldMT" w:hAnsi="TimesNewRomanPS-BoldMT"/>
+                <w:color w:val="000000"/>
+                <w:szCs w:val="28"/>
+              </w:rPr>
+            </w:pPr>
+          </w:p>
+        </w:tc>
+        <w:tc>
+          <w:tcPr>
+            <w:tcW w:w="5948" w:type="dxa"/>
+            <w:shd w:val="clear" w:color="auto" w:fill="auto"/>
+          </w:tcPr>
+          <w:p>
+            <w:pPr>
+              <w:spacing w:line="240" w:lineRule="auto"/>
+              <w:ind w:right="-1"/>
+              <w:jc w:val="center"/>
+              <w:rPr>
+                <w:rFonts w:ascii="TimesNewRomanPSMT" w:hAnsi="TimesNewRomanPSMT"/>
+                <w:color w:val="000000"/>
+                <w:szCs w:val="28"/>
+              </w:rPr>
+            </w:pPr>
+          </w:p>
+        </w:tc>
+      </w:tr>
+    </w:tbl>
+    <w:p>
+      <w:pPr>
+        <w:spacing w:line="240" w:lineRule="auto"/>
+        <w:ind w:right="-1"/>
+        <w:jc w:val="center"/>
+        <w:rPr>
+          <w:rFonts w:ascii="TimesNewRomanPSMT" w:hAnsi="TimesNewRomanPSMT"/>
+          <w:color w:val="000000"/>
+          <w:szCs w:val="28"/>
+        </w:rPr>
+      </w:pPr>
+    </w:p>
+    <w:p>
+      <w:pPr>
+        <w:spacing w:line="240" w:lineRule="auto"/>
+        <w:ind w:right="-1"/>
+        <w:jc w:val="center"/>
+        <w:rPr>
+          <w:rFonts w:ascii="TimesNewRomanPS-BoldMT" w:hAnsi="TimesNewRomanPS-BoldMT"/>
+          <w:b/>
+          <w:bCs/>
+          <w:color w:val="000000"/>
+          <w:szCs w:val="28"/>
+        </w:rPr>
+      </w:pPr>
+      <w:r>
+        <w:rPr>
+          <w:rFonts w:ascii="TimesNewRomanPS-BoldMT" w:hAnsi="TimesNewRomanPS-BoldMT"/>
+          <w:b/>
+          <w:bCs/>
+          <w:color w:val="000000"/>
+          <w:szCs w:val="28"/>
+        </w:rPr>
+        <w:t>Отчет по лабораторной работе №</w:t>
+      </w:r>
+      <w:r>
+        <w:rPr>
+          <w:rFonts w:ascii="TimesNewRomanPS-BoldMT" w:hAnsi="TimesNewRomanPS-BoldMT"/>
+          <w:b/>
+          <w:bCs/>
+          <w:szCs w:val="28"/>
+        </w:rPr>
+        <w:t xml:space="preserve"> </w:t>
+      </w:r>
+      <w:r>
+        <w:rPr>
+          <w:rFonts w:ascii="TimesNewRomanPS-BoldMT" w:hAnsi="TimesNewRomanPS-BoldMT"/>
+          <w:b/>
+          <w:bCs/>
+          <w:szCs w:val="28"/>
+        </w:rPr>
+        <w:t>2</w:t>
+      </w:r>
+    </w:p>
+    <w:tbl>
+      <w:tblPr>
+        <w:tblW w:w="9639" w:type="dxa"/>
+        <w:tblLook w:val="04A0" w:firstRow="1" w:lastRow="0" w:firstColumn="1" w:lastColumn="0" w:noHBand="0" w:noVBand="1"/>
+      </w:tblPr>
+      <w:tblGrid>
+        <w:gridCol w:w="1134"/>
+        <w:gridCol w:w="142"/>
+        <w:gridCol w:w="284"/>
+        <w:gridCol w:w="425"/>
+        <w:gridCol w:w="567"/>
+        <w:gridCol w:w="7087"/>
+      </w:tblGrid>
+      <w:tr>
+        <w:tc>
+          <w:tcPr>
+            <w:tcW w:w="1276" w:type="dxa"/>
+            <w:gridSpan w:val="2"/>
+            <w:shd w:val="clear" w:color="auto" w:fill="auto"/>
+          </w:tcPr>
+          <w:p>
+            <w:pPr>
+              <w:spacing w:line="240" w:lineRule="auto"/>
+              <w:ind w:firstLine="0"/>
+              <w:rPr>
+                <w:rFonts w:ascii="TimesNewRomanPS-BoldMT" w:hAnsi="TimesNewRomanPS-BoldMT"/>
+                <w:b/>
+                <w:bCs/>
+                <w:color w:val="000000"/>
+                <w:sz w:val="24"/>
+                <w:szCs w:val="24"/>
+              </w:rPr>
+            </w:pPr>
+            <w:r>
+              <w:rPr>
+                <w:rFonts w:ascii="TimesNewRomanPS-BoldMT" w:hAnsi="TimesNewRomanPS-BoldMT"/>
+                <w:b/>
+                <w:bCs/>
+                <w:color w:val="000000"/>
+                <w:sz w:val="24"/>
+                <w:szCs w:val="24"/>
+              </w:rPr>
+              <w:t>на тему</w:t>
+            </w:r>
+          </w:p>
+        </w:tc>
+        <w:tc>
+          <w:tcPr>
+            <w:tcW w:w="284" w:type="dxa"/>
+            <w:shd w:val="clear" w:color="auto" w:fill="auto"/>
+          </w:tcPr>
+          <w:p>
+            <w:pPr>
+              <w:spacing w:line="240" w:lineRule="auto"/>
+              <w:jc w:val="center"/>
+              <w:rPr>
+                <w:rFonts w:ascii="TimesNewRomanPS-BoldMT" w:hAnsi="TimesNewRomanPS-BoldMT"/>
+                <w:color w:val="000000"/>
+                <w:sz w:val="24"/>
+                <w:szCs w:val="24"/>
+              </w:rPr>
+            </w:pPr>
+          </w:p>
+        </w:tc>
+        <w:tc>
+          <w:tcPr>
+            <w:tcW w:w="8079" w:type="dxa"/>
+            <w:gridSpan w:val="3"/>
+            <w:tcBorders>
+              <w:bottom w:val="single" w:sz="4" w:space="0" w:color="000000"/>
+            </w:tcBorders>
+            <w:shd w:val="clear" w:color="auto" w:fill="auto"/>
+          </w:tcPr>
+          <w:p>
+            <w:pPr>
+              <w:spacing w:line="240" w:lineRule="auto"/>
+              <w:jc w:val="center"/>
+              <w:rPr>
+                <w:rFonts w:ascii="TimesNewRomanPSMT" w:hAnsi="TimesNewRomanPSMT"/>
+                <w:sz w:val="24"/>
+                <w:szCs w:val="24"/>
+              </w:rPr>
+            </w:pPr>
+            <w:r>
+              <w:rPr>
+                <w:rFonts w:ascii="TimesNewRomanPSMT" w:hAnsi="TimesNewRomanPSMT"/>
+                <w:sz w:val="24"/>
+                <w:szCs w:val="24"/>
+              </w:rPr>
+              <w:t>Анализ предметной области</w:t>
+            </w:r>
+          </w:p>
+        </w:tc>
+      </w:tr>
+      <w:tr>
+        <w:tc>
+          <w:tcPr>
+            <w:tcW w:w="9639" w:type="dxa"/>
+            <w:gridSpan w:val="6"/>
+            <w:shd w:val="clear" w:color="auto" w:fill="auto"/>
+          </w:tcPr>
+          <w:p>
+            <w:pPr>
+              <w:spacing w:line="240" w:lineRule="auto"/>
+              <w:ind w:right="-1"/>
+              <w:jc w:val="center"/>
+              <w:rPr>
+                <w:rFonts w:ascii="TimesNewRomanPSMT" w:hAnsi="TimesNewRomanPSMT"/>
+                <w:color w:val="000000"/>
+                <w:sz w:val="24"/>
+                <w:szCs w:val="24"/>
+              </w:rPr>
+            </w:pPr>
+            <w:r>
+              <w:rPr>
+                <w:rFonts w:ascii="TimesNewRomanPS-BoldMT" w:hAnsi="TimesNewRomanPS-BoldMT"/>
+                <w:color w:val="000000"/>
+                <w:sz w:val="24"/>
+                <w:szCs w:val="24"/>
+              </w:rPr>
+              <w:t>(</w:t>
+            </w:r>
+            <w:r>
+              <w:rPr>
+                <w:rFonts w:ascii="TimesNewRomanPSMT" w:hAnsi="TimesNewRomanPSMT"/>
+                <w:color w:val="000000"/>
+                <w:sz w:val="24"/>
+                <w:szCs w:val="24"/>
+              </w:rPr>
+              <w:t>наименование темы)</w:t>
+            </w:r>
+          </w:p>
+        </w:tc>
+      </w:tr>
+      <w:tr>
+        <w:tc>
+          <w:tcPr>
+            <w:tcW w:w="1134" w:type="dxa"/>
+            <w:tcBorders>
+              <w:bottom w:val="single" w:sz="4" w:space="0" w:color="000000"/>
+            </w:tcBorders>
+            <w:shd w:val="clear" w:color="auto" w:fill="auto"/>
+          </w:tcPr>
+          <w:p>
+            <w:pPr>
+              <w:spacing w:line="240" w:lineRule="auto"/>
+              <w:ind w:right="-1"/>
+              <w:jc w:val="center"/>
+              <w:rPr>
+                <w:rFonts w:ascii="TimesNewRomanPS-BoldMT" w:hAnsi="TimesNewRomanPS-BoldMT"/>
+                <w:b/>
+                <w:bCs/>
+                <w:color w:val="000000"/>
+                <w:sz w:val="24"/>
+                <w:szCs w:val="24"/>
+              </w:rPr>
+            </w:pPr>
+          </w:p>
+        </w:tc>
+        <w:tc>
+          <w:tcPr>
+            <w:tcW w:w="426" w:type="dxa"/>
+            <w:gridSpan w:val="2"/>
+            <w:tcBorders>
+              <w:bottom w:val="single" w:sz="4" w:space="0" w:color="000000"/>
+            </w:tcBorders>
+            <w:shd w:val="clear" w:color="auto" w:fill="auto"/>
+          </w:tcPr>
+          <w:p>
+            <w:pPr>
+              <w:spacing w:line="240" w:lineRule="auto"/>
+              <w:ind w:right="-1"/>
+              <w:jc w:val="center"/>
+              <w:rPr>
+                <w:rFonts w:ascii="TimesNewRomanPS-BoldMT" w:hAnsi="TimesNewRomanPS-BoldMT"/>
+                <w:color w:val="000000"/>
+                <w:sz w:val="24"/>
+                <w:szCs w:val="24"/>
+              </w:rPr>
+            </w:pPr>
+          </w:p>
+        </w:tc>
+        <w:tc>
+          <w:tcPr>
+            <w:tcW w:w="8079" w:type="dxa"/>
+            <w:gridSpan w:val="3"/>
+            <w:tcBorders>
+              <w:bottom w:val="single" w:sz="4" w:space="0" w:color="000000"/>
+            </w:tcBorders>
+            <w:shd w:val="clear" w:color="auto" w:fill="auto"/>
+          </w:tcPr>
+          <w:p>
+            <w:pPr>
+              <w:spacing w:line="240" w:lineRule="auto"/>
+              <w:ind w:right="-1"/>
+              <w:jc w:val="center"/>
+              <w:rPr>
+                <w:rFonts w:ascii="TimesNewRomanPS-BoldMT" w:hAnsi="TimesNewRomanPS-BoldMT"/>
+                <w:color w:val="FF0000"/>
+                <w:sz w:val="24"/>
+                <w:szCs w:val="24"/>
+              </w:rPr>
+            </w:pPr>
+          </w:p>
+        </w:tc>
+      </w:tr>
+      <w:tr>
+        <w:tblPrEx>
+          <w:tblBorders>
+            <w:top w:val="single" w:sz="4" w:space="0" w:color="auto"/>
+            <w:left w:val="single" w:sz="4" w:space="0" w:color="auto"/>
+            <w:bottom w:val="single" w:sz="4" w:space="0" w:color="auto"/>
+            <w:right w:val="single" w:sz="4" w:space="0" w:color="auto"/>
+            <w:insideH w:val="single" w:sz="4" w:space="0" w:color="auto"/>
+            <w:insideV w:val="single" w:sz="4" w:space="0" w:color="auto"/>
+          </w:tblBorders>
+        </w:tblPrEx>
+        <w:tc>
+          <w:tcPr>
+            <w:tcW w:w="1985" w:type="dxa"/>
+            <w:gridSpan w:val="4"/>
+            <w:tcBorders>
+              <w:top w:val="single" w:sz="4" w:space="0" w:color="000000"/>
+              <w:left w:val="none" w:sz="4" w:space="0" w:color="000000"/>
+              <w:bottom w:val="none" w:sz="4" w:space="0" w:color="000000"/>
+              <w:right w:val="none" w:sz="4" w:space="0" w:color="000000"/>
+            </w:tcBorders>
+            <w:shd w:val="clear" w:color="auto" w:fill="auto"/>
+          </w:tcPr>
+          <w:p>
+            <w:pPr>
+              <w:spacing w:line="240" w:lineRule="auto"/>
+              <w:ind w:right="-113"/>
+              <w:rPr>
+                <w:rFonts w:ascii="TimesNewRomanPS-BoldMT" w:hAnsi="TimesNewRomanPS-BoldMT"/>
+                <w:b/>
+                <w:bCs/>
+                <w:color w:val="000000"/>
+                <w:sz w:val="24"/>
+                <w:szCs w:val="24"/>
+              </w:rPr>
+            </w:pPr>
+          </w:p>
+          <w:p>
+            <w:pPr>
+              <w:spacing w:line="240" w:lineRule="auto"/>
+              <w:ind w:right="-113" w:firstLine="0"/>
+              <w:rPr>
+                <w:rFonts w:ascii="TimesNewRomanPS-BoldMT" w:hAnsi="TimesNewRomanPS-BoldMT"/>
+                <w:b/>
+                <w:bCs/>
+                <w:color w:val="000000"/>
+                <w:sz w:val="24"/>
+                <w:szCs w:val="24"/>
+              </w:rPr>
+            </w:pPr>
+            <w:r>
+              <w:rPr>
+                <w:rFonts w:ascii="TimesNewRomanPS-BoldMT" w:hAnsi="TimesNewRomanPS-BoldMT"/>
+                <w:b/>
+                <w:bCs/>
+                <w:color w:val="000000"/>
+                <w:sz w:val="24"/>
+                <w:szCs w:val="24"/>
+              </w:rPr>
+              <w:t>по дисциплине</w:t>
+            </w:r>
+          </w:p>
+        </w:tc>
+        <w:tc>
+          <w:tcPr>
+            <w:tcW w:w="567" w:type="dxa"/>
+            <w:tcBorders>
+              <w:top w:val="single" w:sz="4" w:space="0" w:color="000000"/>
+              <w:left w:val="none" w:sz="4" w:space="0" w:color="000000"/>
+              <w:bottom w:val="none" w:sz="4" w:space="0" w:color="000000"/>
+              <w:right w:val="none" w:sz="4" w:space="0" w:color="000000"/>
+            </w:tcBorders>
+            <w:shd w:val="clear" w:color="auto" w:fill="auto"/>
+          </w:tcPr>
+          <w:p>
+            <w:pPr>
+              <w:spacing w:line="240" w:lineRule="auto"/>
+              <w:jc w:val="center"/>
+              <w:rPr>
+                <w:rFonts w:ascii="TimesNewRomanPS-BoldMT" w:hAnsi="TimesNewRomanPS-BoldMT"/>
+                <w:color w:val="000000"/>
+                <w:sz w:val="24"/>
+                <w:szCs w:val="24"/>
+              </w:rPr>
+            </w:pPr>
+          </w:p>
+        </w:tc>
+        <w:tc>
+          <w:tcPr>
+            <w:tcW w:w="7087" w:type="dxa"/>
+            <w:tcBorders>
+              <w:top w:val="single" w:sz="4" w:space="0" w:color="000000"/>
+              <w:left w:val="none" w:sz="4" w:space="0" w:color="000000"/>
+              <w:bottom w:val="single" w:sz="4" w:space="0" w:color="000000"/>
+              <w:right w:val="none" w:sz="4" w:space="0" w:color="000000"/>
+            </w:tcBorders>
+            <w:shd w:val="clear" w:color="auto" w:fill="auto"/>
+          </w:tcPr>
+          <w:p>
+            <w:pPr>
+              <w:spacing w:line="240" w:lineRule="auto"/>
+              <w:ind w:right="2719"/>
+              <w:jc w:val="center"/>
+              <w:rPr>
+                <w:rFonts w:ascii="TimesNewRomanPSMT" w:hAnsi="TimesNewRomanPSMT"/>
+                <w:color w:val="000000"/>
+                <w:sz w:val="24"/>
+                <w:szCs w:val="24"/>
+              </w:rPr>
+            </w:pPr>
+          </w:p>
+          <w:p>
+            <w:pPr>
+              <w:spacing w:line="240" w:lineRule="auto"/>
+              <w:ind w:right="1165" w:firstLine="0"/>
+              <w:jc w:val="center"/>
+              <w:rPr>
+                <w:rFonts w:ascii="TimesNewRomanPSMT" w:hAnsi="TimesNewRomanPSMT"/>
+                <w:color w:val="000000"/>
+                <w:sz w:val="24"/>
+                <w:szCs w:val="24"/>
+              </w:rPr>
+            </w:pPr>
+            <w:r>
+              <w:rPr>
+                <w:rFonts w:ascii="TimesNewRomanPSMT" w:hAnsi="TimesNewRomanPSMT"/>
+                <w:color w:val="000000"/>
+                <w:sz w:val="24"/>
+                <w:szCs w:val="24"/>
+              </w:rPr>
+              <w:t>Технология разработки программного обеспечения</w:t>
+            </w:r>
+          </w:p>
+        </w:tc>
+      </w:tr>
+      <w:tr>
+        <w:tblPrEx>
+          <w:tblBorders>
+            <w:top w:val="single" w:sz="4" w:space="0" w:color="auto"/>
+            <w:left w:val="single" w:sz="4" w:space="0" w:color="auto"/>
+            <w:bottom w:val="single" w:sz="4" w:space="0" w:color="auto"/>
+            <w:right w:val="single" w:sz="4" w:space="0" w:color="auto"/>
+            <w:insideH w:val="single" w:sz="4" w:space="0" w:color="auto"/>
+            <w:insideV w:val="single" w:sz="4" w:space="0" w:color="auto"/>
+          </w:tblBorders>
+        </w:tblPrEx>
+        <w:tc>
+          <w:tcPr>
+            <w:tcW w:w="9639" w:type="dxa"/>
+            <w:gridSpan w:val="6"/>
+            <w:tcBorders>
+              <w:top w:val="none" w:sz="4" w:space="0" w:color="000000"/>
+              <w:left w:val="none" w:sz="4" w:space="0" w:color="000000"/>
+              <w:bottom w:val="none" w:sz="4" w:space="0" w:color="000000"/>
+              <w:right w:val="none" w:sz="4" w:space="0" w:color="000000"/>
+            </w:tcBorders>
+            <w:shd w:val="clear" w:color="auto" w:fill="auto"/>
+          </w:tcPr>
+          <w:p>
+            <w:pPr>
+              <w:spacing w:line="240" w:lineRule="auto"/>
+              <w:ind w:right="-1"/>
+              <w:jc w:val="center"/>
+              <w:rPr>
+                <w:rFonts w:ascii="TimesNewRomanPSMT" w:hAnsi="TimesNewRomanPSMT"/>
+                <w:color w:val="000000"/>
+                <w:sz w:val="24"/>
+                <w:szCs w:val="24"/>
+              </w:rPr>
+            </w:pPr>
+            <w:r>
+              <w:rPr>
+                <w:rFonts w:ascii="TimesNewRomanPS-BoldMT" w:hAnsi="TimesNewRomanPS-BoldMT"/>
+                <w:color w:val="000000"/>
+                <w:sz w:val="24"/>
+                <w:szCs w:val="24"/>
+              </w:rPr>
+              <w:t>(</w:t>
+            </w:r>
+            <w:r>
+              <w:rPr>
+                <w:rFonts w:ascii="TimesNewRomanPSMT" w:hAnsi="TimesNewRomanPSMT"/>
+                <w:color w:val="000000"/>
+                <w:sz w:val="24"/>
+                <w:szCs w:val="24"/>
+              </w:rPr>
+              <w:t>наименование дисциплины)</w:t>
+            </w:r>
+          </w:p>
+        </w:tc>
+      </w:tr>
+    </w:tbl>
+    <w:p>
+      <w:pPr>
+        <w:spacing w:line="240" w:lineRule="auto"/>
+        <w:ind w:right="-1"/>
+        <w:rPr>
+          <w:rFonts w:ascii="TimesNewRomanPSMT" w:hAnsi="TimesNewRomanPSMT"/>
+          <w:color w:val="000000"/>
+          <w:sz w:val="24"/>
+          <w:szCs w:val="24"/>
+        </w:rPr>
+      </w:pPr>
+    </w:p>
+    <w:tbl>
+      <w:tblPr>
+        <w:tblW w:w="9927" w:type="dxa"/>
+        <w:tblLayout w:type="fixed"/>
+        <w:tblLook w:val="04A0" w:firstRow="1" w:lastRow="0" w:firstColumn="1" w:lastColumn="0" w:noHBand="0" w:noVBand="1"/>
+      </w:tblPr>
+      <w:tblGrid>
+        <w:gridCol w:w="2061"/>
+        <w:gridCol w:w="491"/>
+        <w:gridCol w:w="7087"/>
+        <w:gridCol w:w="288"/>
+      </w:tblGrid>
+      <w:tr>
+        <w:trPr>
+          <w:gridAfter w:val="1"/>
+          <w:wAfter w:w="288" w:type="dxa"/>
+        </w:trPr>
+        <w:tc>
+          <w:tcPr>
+            <w:tcW w:w="2061" w:type="dxa"/>
+            <w:shd w:val="clear" w:color="auto" w:fill="auto"/>
+          </w:tcPr>
+          <w:p>
+            <w:pPr>
+              <w:spacing w:line="240" w:lineRule="auto"/>
+              <w:ind w:firstLine="0"/>
+              <w:rPr>
+                <w:rFonts w:ascii="TimesNewRomanPS-BoldMT" w:hAnsi="TimesNewRomanPS-BoldMT"/>
+                <w:b/>
+                <w:bCs/>
+                <w:color w:val="000000"/>
+                <w:sz w:val="24"/>
+                <w:szCs w:val="24"/>
+              </w:rPr>
+            </w:pPr>
+            <w:bookmarkStart w:id="0" w:name="_Hlk81468603"/>
+            <w:r>
+              <w:rPr>
+                <w:rFonts w:ascii="TimesNewRomanPS-BoldMT" w:hAnsi="TimesNewRomanPS-BoldMT"/>
+                <w:b/>
+                <w:bCs/>
+                <w:color w:val="000000"/>
+                <w:sz w:val="24"/>
+                <w:szCs w:val="24"/>
+              </w:rPr>
+              <w:t>о</w:t>
+            </w:r>
+            <w:r>
+              <w:rPr>
+                <w:rFonts w:ascii="TimesNewRomanPS-BoldMT" w:hAnsi="TimesNewRomanPS-BoldMT"/>
+                <w:b/>
+                <w:bCs/>
+                <w:color w:val="000000"/>
+                <w:sz w:val="24"/>
+                <w:szCs w:val="24"/>
+              </w:rPr>
+              <w:t>бучающийся</w:t>
+            </w:r>
+          </w:p>
+        </w:tc>
+        <w:tc>
+          <w:tcPr>
+            <w:tcW w:w="491" w:type="dxa"/>
+            <w:shd w:val="clear" w:color="auto" w:fill="auto"/>
+          </w:tcPr>
+          <w:p>
+            <w:pPr>
+              <w:spacing w:line="240" w:lineRule="auto"/>
+              <w:jc w:val="center"/>
+              <w:rPr>
+                <w:rFonts w:ascii="TimesNewRomanPS-BoldMT" w:hAnsi="TimesNewRomanPS-BoldMT"/>
+                <w:color w:val="000000"/>
+                <w:sz w:val="24"/>
+                <w:szCs w:val="24"/>
+              </w:rPr>
+            </w:pPr>
+          </w:p>
+        </w:tc>
+        <w:tc>
+          <w:tcPr>
+            <w:tcW w:w="7087" w:type="dxa"/>
+            <w:tcBorders>
+              <w:bottom w:val="single" w:sz="4" w:space="0" w:color="000000"/>
+            </w:tcBorders>
+            <w:shd w:val="clear" w:color="auto" w:fill="auto"/>
+          </w:tcPr>
+          <w:p>
+            <w:pPr>
+              <w:spacing w:line="240" w:lineRule="auto"/>
+              <w:jc w:val="center"/>
+              <w:rPr>
+                <w:rFonts w:ascii="TimesNewRomanPS-BoldMT" w:hAnsi="TimesNewRomanPS-BoldMT"/>
+                <w:color w:val="000000"/>
+                <w:sz w:val="24"/>
+                <w:szCs w:val="24"/>
+              </w:rPr>
+            </w:pPr>
+          </w:p>
+        </w:tc>
+      </w:tr>
+      <w:tr>
+        <w:tc>
+          <w:tcPr>
+            <w:tcW w:w="2061" w:type="dxa"/>
+            <w:shd w:val="clear" w:color="auto" w:fill="auto"/>
+          </w:tcPr>
+          <w:p>
+            <w:pPr>
+              <w:spacing w:line="240" w:lineRule="auto"/>
+              <w:rPr>
+                <w:rFonts w:ascii="TimesNewRomanPS-BoldMT" w:hAnsi="TimesNewRomanPS-BoldMT"/>
+                <w:b/>
+                <w:bCs/>
+                <w:color w:val="000000"/>
+                <w:sz w:val="24"/>
+                <w:szCs w:val="24"/>
+              </w:rPr>
+            </w:pPr>
+          </w:p>
+        </w:tc>
+        <w:tc>
+          <w:tcPr>
+            <w:tcW w:w="491" w:type="dxa"/>
+            <w:shd w:val="clear" w:color="auto" w:fill="auto"/>
+          </w:tcPr>
+          <w:p>
+            <w:pPr>
+              <w:spacing w:line="240" w:lineRule="auto"/>
+              <w:jc w:val="center"/>
+              <w:rPr>
+                <w:rFonts w:ascii="TimesNewRomanPS-BoldMT" w:hAnsi="TimesNewRomanPS-BoldMT"/>
+                <w:color w:val="000000"/>
+                <w:sz w:val="24"/>
+                <w:szCs w:val="24"/>
+              </w:rPr>
+            </w:pPr>
+          </w:p>
+        </w:tc>
+        <w:tc>
+          <w:tcPr>
+            <w:tcW w:w="7087" w:type="dxa"/>
+            <w:tcBorders>
+              <w:top w:val="single" w:sz="4" w:space="0" w:color="000000"/>
+            </w:tcBorders>
+            <w:shd w:val="clear" w:color="auto" w:fill="auto"/>
+          </w:tcPr>
+          <w:p>
+            <w:pPr>
+              <w:spacing w:line="240" w:lineRule="auto"/>
+              <w:jc w:val="center"/>
+              <w:rPr>
+                <w:rFonts w:ascii="TimesNewRomanPS-BoldMT" w:hAnsi="TimesNewRomanPS-BoldMT"/>
+                <w:color w:val="000000"/>
+                <w:sz w:val="20"/>
+                <w:szCs w:val="20"/>
+              </w:rPr>
+            </w:pPr>
+            <w:r>
+              <w:rPr>
+                <w:rFonts w:ascii="TimesNewRomanPS-BoldMT" w:hAnsi="TimesNewRomanPS-BoldMT"/>
+                <w:color w:val="000000"/>
+                <w:sz w:val="20"/>
+                <w:szCs w:val="20"/>
+              </w:rPr>
+              <w:t>(</w:t>
+            </w:r>
+            <w:proofErr w:type="gramStart"/>
+            <w:r>
+              <w:rPr>
+                <w:rFonts w:ascii="TimesNewRomanPSMT" w:hAnsi="TimesNewRomanPSMT"/>
+                <w:color w:val="000000"/>
+                <w:sz w:val="20"/>
+                <w:szCs w:val="20"/>
+              </w:rPr>
+              <w:t xml:space="preserve">ФИО)   </w:t>
+            </w:r>
+            <w:proofErr w:type="gramEnd"/>
+            <w:r>
+              <w:rPr>
+                <w:rFonts w:ascii="TimesNewRomanPSMT" w:hAnsi="TimesNewRomanPSMT"/>
+                <w:color w:val="000000"/>
+                <w:sz w:val="20"/>
+                <w:szCs w:val="20"/>
+              </w:rPr>
+              <w:t xml:space="preserve">                                                                              </w:t>
+            </w:r>
+          </w:p>
+        </w:tc>
+        <w:tc>
+          <w:tcPr>
+            <w:tcW w:w="288" w:type="dxa"/>
+            <w:shd w:val="clear" w:color="auto" w:fill="auto"/>
+          </w:tcPr>
+          <w:p>
+            <w:pPr>
+              <w:spacing w:line="240" w:lineRule="auto"/>
+              <w:jc w:val="center"/>
+              <w:rPr>
+                <w:rFonts w:ascii="TimesNewRomanPS-BoldMT" w:hAnsi="TimesNewRomanPS-BoldMT"/>
+                <w:color w:val="000000"/>
+                <w:sz w:val="24"/>
+                <w:szCs w:val="24"/>
+              </w:rPr>
+            </w:pPr>
+          </w:p>
+        </w:tc>
+        <w:bookmarkEnd w:id="0"/>
+      </w:tr>
+      <w:tr>
+        <w:tc>
+          <w:tcPr>
+            <w:tcW w:w="2061" w:type="dxa"/>
+            <w:shd w:val="clear" w:color="auto" w:fill="auto"/>
+          </w:tcPr>
+          <w:p>
+            <w:pPr>
+              <w:spacing w:line="240" w:lineRule="auto"/>
+              <w:ind w:firstLine="0"/>
+              <w:rPr>
+                <w:rFonts w:ascii="TimesNewRomanPS-BoldMT" w:hAnsi="TimesNewRomanPS-BoldMT"/>
+                <w:b/>
+                <w:bCs/>
+                <w:color w:val="000000"/>
+                <w:sz w:val="24"/>
+                <w:szCs w:val="24"/>
+              </w:rPr>
+            </w:pPr>
+            <w:r>
+              <w:rPr>
+                <w:rFonts w:ascii="TimesNewRomanPS-BoldMT" w:hAnsi="TimesNewRomanPS-BoldMT"/>
+                <w:b/>
+                <w:bCs/>
+                <w:color w:val="000000"/>
+                <w:sz w:val="24"/>
+                <w:szCs w:val="24"/>
+              </w:rPr>
+              <w:t>г</w:t>
+            </w:r>
+            <w:r>
+              <w:rPr>
+                <w:rFonts w:ascii="TimesNewRomanPS-BoldMT" w:hAnsi="TimesNewRomanPS-BoldMT"/>
+                <w:b/>
+                <w:bCs/>
+                <w:color w:val="000000"/>
+                <w:sz w:val="24"/>
+                <w:szCs w:val="24"/>
+              </w:rPr>
+              <w:t>руппа</w:t>
+            </w:r>
+          </w:p>
+        </w:tc>
+        <w:tc>
+          <w:tcPr>
+            <w:tcW w:w="491" w:type="dxa"/>
+            <w:shd w:val="clear" w:color="auto" w:fill="auto"/>
+          </w:tcPr>
+          <w:p>
+            <w:pPr>
+              <w:spacing w:line="240" w:lineRule="auto"/>
+              <w:jc w:val="center"/>
+              <w:rPr>
+                <w:rFonts w:ascii="TimesNewRomanPS-BoldMT" w:hAnsi="TimesNewRomanPS-BoldMT"/>
+                <w:color w:val="000000"/>
+                <w:sz w:val="24"/>
+                <w:szCs w:val="24"/>
+              </w:rPr>
+            </w:pPr>
+          </w:p>
+        </w:tc>
+        <w:tc>
+          <w:tcPr>
+            <w:tcW w:w="7087" w:type="dxa"/>
+            <w:vMerge w:val="restart"/>
+            <w:tcBorders>
+              <w:bottom w:val="single" w:sz="4" w:space="0" w:color="auto"/>
+            </w:tcBorders>
+            <w:shd w:val="clear" w:color="auto" w:fill="auto"/>
+          </w:tcPr>
+          <w:p>
+            <w:pPr>
+              <w:spacing w:line="240" w:lineRule="auto"/>
+              <w:ind w:left="290" w:hanging="290"/>
+              <w:jc w:val="center"/>
+              <w:rPr>
+                <w:rFonts w:ascii="TimesNewRomanPS-BoldMT" w:hAnsi="TimesNewRomanPS-BoldMT"/>
+                <w:color w:val="000000"/>
+                <w:sz w:val="24"/>
+                <w:szCs w:val="24"/>
+              </w:rPr>
+            </w:pPr>
+          </w:p>
+        </w:tc>
+        <w:tc>
+          <w:tcPr>
+            <w:tcW w:w="288" w:type="dxa"/>
+            <w:shd w:val="clear" w:color="auto" w:fill="auto"/>
+          </w:tcPr>
+          <w:p>
+            <w:pPr>
+              <w:spacing w:line="240" w:lineRule="auto"/>
+              <w:jc w:val="center"/>
+              <w:rPr>
+                <w:rFonts w:ascii="TimesNewRomanPS-BoldMT" w:hAnsi="TimesNewRomanPS-BoldMT"/>
+                <w:color w:val="000000"/>
+                <w:sz w:val="24"/>
+                <w:szCs w:val="24"/>
+              </w:rPr>
+            </w:pPr>
+          </w:p>
+        </w:tc>
+      </w:tr>
+      <w:tr>
+        <w:tc>
+          <w:tcPr>
+            <w:tcW w:w="2061" w:type="dxa"/>
+            <w:shd w:val="clear" w:color="auto" w:fill="auto"/>
+          </w:tcPr>
+          <w:p>
+            <w:pPr>
+              <w:spacing w:line="240" w:lineRule="auto"/>
+              <w:rPr>
+                <w:rFonts w:ascii="TimesNewRomanPS-BoldMT" w:hAnsi="TimesNewRomanPS-BoldMT"/>
+                <w:b/>
+                <w:bCs/>
+                <w:color w:val="000000"/>
+                <w:sz w:val="24"/>
+                <w:szCs w:val="24"/>
+              </w:rPr>
+            </w:pPr>
+          </w:p>
+        </w:tc>
+        <w:tc>
+          <w:tcPr>
+            <w:tcW w:w="491" w:type="dxa"/>
+            <w:shd w:val="clear" w:color="auto" w:fill="auto"/>
+          </w:tcPr>
+          <w:p>
+            <w:pPr>
+              <w:spacing w:line="240" w:lineRule="auto"/>
+              <w:jc w:val="center"/>
+              <w:rPr>
+                <w:rFonts w:ascii="TimesNewRomanPS-BoldMT" w:hAnsi="TimesNewRomanPS-BoldMT"/>
+                <w:color w:val="000000"/>
+                <w:sz w:val="24"/>
+                <w:szCs w:val="24"/>
+              </w:rPr>
+            </w:pPr>
+          </w:p>
+        </w:tc>
+        <w:tc>
+          <w:tcPr>
+            <w:tcW w:w="7087" w:type="dxa"/>
+            <w:vMerge/>
+            <w:tcBorders>
+              <w:bottom w:val="single" w:sz="4" w:space="0" w:color="auto"/>
+            </w:tcBorders>
+            <w:shd w:val="clear" w:color="auto" w:fill="auto"/>
+          </w:tcPr>
+          <w:p>
+            <w:pPr>
+              <w:spacing w:line="240" w:lineRule="auto"/>
+              <w:jc w:val="center"/>
+              <w:rPr>
+                <w:rFonts w:ascii="TimesNewRomanPS-BoldMT" w:hAnsi="TimesNewRomanPS-BoldMT"/>
+                <w:color w:val="000000"/>
+                <w:sz w:val="24"/>
+                <w:szCs w:val="24"/>
+              </w:rPr>
+            </w:pPr>
+          </w:p>
+        </w:tc>
+        <w:tc>
+          <w:tcPr>
+            <w:tcW w:w="288" w:type="dxa"/>
+            <w:shd w:val="clear" w:color="auto" w:fill="auto"/>
+          </w:tcPr>
+          <w:p>
+            <w:pPr>
+              <w:spacing w:line="240" w:lineRule="auto"/>
+              <w:jc w:val="center"/>
+              <w:rPr>
+                <w:rFonts w:ascii="TimesNewRomanPS-BoldMT" w:hAnsi="TimesNewRomanPS-BoldMT"/>
+                <w:color w:val="000000"/>
+                <w:sz w:val="24"/>
+                <w:szCs w:val="24"/>
+              </w:rPr>
+            </w:pPr>
+          </w:p>
+        </w:tc>
+      </w:tr>
+    </w:tbl>
+    <w:p>
+      <w:pPr>
+        <w:spacing w:line="240" w:lineRule="auto"/>
+        <w:ind w:right="-1"/>
+        <w:jc w:val="center"/>
+        <w:rPr>
+          <w:rFonts w:ascii="TimesNewRomanPSMT" w:hAnsi="TimesNewRomanPSMT"/>
+          <w:color w:val="000000"/>
+          <w:sz w:val="24"/>
+          <w:szCs w:val="24"/>
+        </w:rPr>
+      </w:pPr>
+    </w:p>
+    <w:p>
+      <w:pPr>
+        <w:spacing w:line="240" w:lineRule="auto"/>
+        <w:ind w:right="-1"/>
+        <w:jc w:val="center"/>
+        <w:rPr>
+          <w:rFonts w:ascii="TimesNewRomanPSMT" w:hAnsi="TimesNewRomanPSMT"/>
+          <w:color w:val="000000"/>
+          <w:sz w:val="24"/>
+          <w:szCs w:val="24"/>
+        </w:rPr>
+      </w:pPr>
+    </w:p>
+    <w:tbl>
+      <w:tblPr>
+        <w:tblW w:w="9875" w:type="dxa"/>
+        <w:tblLayout w:type="fixed"/>
+        <w:tblLook w:val="04A0" w:firstRow="1" w:lastRow="0" w:firstColumn="1" w:lastColumn="0" w:noHBand="0" w:noVBand="1"/>
+      </w:tblPr>
+      <w:tblGrid>
+        <w:gridCol w:w="2268"/>
+        <w:gridCol w:w="284"/>
+        <w:gridCol w:w="7087"/>
+        <w:gridCol w:w="236"/>
+      </w:tblGrid>
+      <w:tr>
+        <w:trPr>
+          <w:gridAfter w:val="1"/>
+          <w:wAfter w:w="236" w:type="dxa"/>
+        </w:trPr>
+        <w:tc>
+          <w:tcPr>
+            <w:tcW w:w="2268" w:type="dxa"/>
+            <w:shd w:val="clear" w:color="auto" w:fill="auto"/>
+          </w:tcPr>
+          <w:p>
+            <w:pPr>
+              <w:spacing w:line="240" w:lineRule="auto"/>
+              <w:ind w:firstLine="0"/>
+              <w:rPr>
+                <w:rFonts w:ascii="TimesNewRomanPS-BoldMT" w:hAnsi="TimesNewRomanPS-BoldMT"/>
+                <w:b/>
+                <w:bCs/>
+                <w:color w:val="000000"/>
+                <w:sz w:val="24"/>
+                <w:szCs w:val="24"/>
+              </w:rPr>
+            </w:pPr>
+            <w:r>
+              <w:rPr>
+                <w:rFonts w:ascii="TimesNewRomanPS-BoldMT" w:hAnsi="TimesNewRomanPS-BoldMT"/>
+                <w:b/>
+                <w:bCs/>
+                <w:color w:val="000000"/>
+                <w:sz w:val="24"/>
+                <w:szCs w:val="24"/>
+              </w:rPr>
+              <w:t>п</w:t>
+            </w:r>
+            <w:r>
+              <w:rPr>
+                <w:rFonts w:ascii="TimesNewRomanPS-BoldMT" w:hAnsi="TimesNewRomanPS-BoldMT"/>
+                <w:b/>
+                <w:bCs/>
+                <w:color w:val="000000"/>
+                <w:sz w:val="24"/>
+                <w:szCs w:val="24"/>
+              </w:rPr>
+              <w:t>реподаватель</w:t>
+            </w:r>
+          </w:p>
+        </w:tc>
+        <w:tc>
+          <w:tcPr>
+            <w:tcW w:w="284" w:type="dxa"/>
+            <w:shd w:val="clear" w:color="auto" w:fill="auto"/>
+          </w:tcPr>
+          <w:p>
+            <w:pPr>
+              <w:spacing w:line="240" w:lineRule="auto"/>
+              <w:jc w:val="center"/>
+              <w:rPr>
+                <w:rFonts w:ascii="TimesNewRomanPS-BoldMT" w:hAnsi="TimesNewRomanPS-BoldMT"/>
+                <w:color w:val="000000"/>
+                <w:sz w:val="24"/>
+                <w:szCs w:val="24"/>
+              </w:rPr>
+            </w:pPr>
+          </w:p>
+        </w:tc>
+        <w:tc>
+          <w:tcPr>
+            <w:tcW w:w="7087" w:type="dxa"/>
+            <w:tcBorders>
+              <w:bottom w:val="single" w:sz="4" w:space="0" w:color="000000"/>
+            </w:tcBorders>
+            <w:shd w:val="clear" w:color="auto" w:fill="auto"/>
+          </w:tcPr>
+          <w:p>
+            <w:pPr>
+              <w:spacing w:line="240" w:lineRule="auto"/>
+              <w:ind w:left="-111" w:hanging="710"/>
+              <w:jc w:val="center"/>
+              <w:rPr>
+                <w:rFonts w:ascii="TimesNewRomanPS-BoldMT" w:hAnsi="TimesNewRomanPS-BoldMT"/>
+                <w:color w:val="000000"/>
+                <w:sz w:val="24"/>
+                <w:szCs w:val="24"/>
+              </w:rPr>
+            </w:pPr>
+          </w:p>
+        </w:tc>
+      </w:tr>
+      <w:tr>
+        <w:tc>
+          <w:tcPr>
+            <w:tcW w:w="2268" w:type="dxa"/>
+            <w:shd w:val="clear" w:color="auto" w:fill="auto"/>
+          </w:tcPr>
+          <w:p>
+            <w:pPr>
+              <w:spacing w:line="240" w:lineRule="auto"/>
+              <w:rPr>
+                <w:rFonts w:ascii="TimesNewRomanPS-BoldMT" w:hAnsi="TimesNewRomanPS-BoldMT"/>
+                <w:b/>
+                <w:bCs/>
+                <w:color w:val="000000"/>
+                <w:sz w:val="24"/>
+                <w:szCs w:val="24"/>
+              </w:rPr>
+            </w:pPr>
+          </w:p>
+        </w:tc>
+        <w:tc>
+          <w:tcPr>
+            <w:tcW w:w="284" w:type="dxa"/>
+            <w:shd w:val="clear" w:color="auto" w:fill="auto"/>
+          </w:tcPr>
+          <w:p>
+            <w:pPr>
+              <w:spacing w:line="240" w:lineRule="auto"/>
+              <w:jc w:val="center"/>
+              <w:rPr>
+                <w:rFonts w:ascii="TimesNewRomanPS-BoldMT" w:hAnsi="TimesNewRomanPS-BoldMT"/>
+                <w:color w:val="000000"/>
+                <w:sz w:val="24"/>
+                <w:szCs w:val="24"/>
+              </w:rPr>
+            </w:pPr>
+          </w:p>
+        </w:tc>
+        <w:tc>
+          <w:tcPr>
+            <w:tcW w:w="7087" w:type="dxa"/>
+            <w:tcBorders>
+              <w:top w:val="single" w:sz="4" w:space="0" w:color="000000"/>
+            </w:tcBorders>
+            <w:shd w:val="clear" w:color="auto" w:fill="auto"/>
+          </w:tcPr>
+          <w:p>
+            <w:pPr>
+              <w:spacing w:line="240" w:lineRule="auto"/>
+              <w:jc w:val="center"/>
+              <w:rPr>
+                <w:rFonts w:ascii="TimesNewRomanPS-BoldMT" w:hAnsi="TimesNewRomanPS-BoldMT"/>
+                <w:color w:val="000000"/>
+                <w:sz w:val="24"/>
+                <w:szCs w:val="24"/>
+              </w:rPr>
+            </w:pPr>
+            <w:r>
+              <w:rPr>
+                <w:rFonts w:ascii="TimesNewRomanPS-BoldMT" w:hAnsi="TimesNewRomanPS-BoldMT"/>
+                <w:color w:val="000000"/>
+                <w:sz w:val="20"/>
+                <w:szCs w:val="20"/>
+              </w:rPr>
+              <w:t>(</w:t>
+            </w:r>
+            <w:proofErr w:type="gramStart"/>
+            <w:r>
+              <w:rPr>
+                <w:rFonts w:ascii="TimesNewRomanPSMT" w:hAnsi="TimesNewRomanPSMT"/>
+                <w:color w:val="000000"/>
+                <w:sz w:val="20"/>
+                <w:szCs w:val="20"/>
+              </w:rPr>
+              <w:t xml:space="preserve">ФИО)   </w:t>
+            </w:r>
+            <w:proofErr w:type="gramEnd"/>
+            <w:r>
+              <w:rPr>
+                <w:rFonts w:ascii="TimesNewRomanPSMT" w:hAnsi="TimesNewRomanPSMT"/>
+                <w:color w:val="000000"/>
+                <w:sz w:val="20"/>
+                <w:szCs w:val="20"/>
+              </w:rPr>
+              <w:t xml:space="preserve">                                                                              </w:t>
+            </w:r>
+          </w:p>
+        </w:tc>
+        <w:tc>
+          <w:tcPr>
+            <w:tcW w:w="236" w:type="dxa"/>
+            <w:shd w:val="clear" w:color="auto" w:fill="auto"/>
+          </w:tcPr>
+          <w:p>
+            <w:pPr>
+              <w:spacing w:line="240" w:lineRule="auto"/>
+              <w:jc w:val="center"/>
+              <w:rPr>
+                <w:rFonts w:ascii="TimesNewRomanPS-BoldMT" w:hAnsi="TimesNewRomanPS-BoldMT"/>
+                <w:color w:val="000000"/>
+                <w:sz w:val="24"/>
+                <w:szCs w:val="24"/>
+              </w:rPr>
+            </w:pPr>
+          </w:p>
+        </w:tc>
+      </w:tr>
+    </w:tbl>
+    <w:p>
+      <w:pPr>
+        <w:spacing w:line="240" w:lineRule="auto"/>
+        <w:ind w:right="-1"/>
+        <w:rPr>
+          <w:rFonts w:ascii="TimesNewRomanPSMT" w:hAnsi="TimesNewRomanPSMT"/>
+          <w:color w:val="000000"/>
+          <w:sz w:val="24"/>
+          <w:szCs w:val="24"/>
+        </w:rPr>
+      </w:pPr>
+    </w:p>
+    <w:p>
+      <w:pPr>
+        <w:spacing w:line="240" w:lineRule="auto"/>
+        <w:ind w:right="-1"/>
+        <w:rPr>
+          <w:rFonts w:ascii="TimesNewRomanPSMT" w:hAnsi="TimesNewRomanPSMT"/>
+          <w:color w:val="000000"/>
+          <w:sz w:val="24"/>
+          <w:szCs w:val="24"/>
+        </w:rPr>
+      </w:pPr>
+    </w:p>
+    <w:p>
+      <w:pPr>
+        <w:spacing w:line="240" w:lineRule="auto"/>
+        <w:jc w:val="center"/>
+        <w:rPr>
+          <w:rFonts w:ascii="TimesNewRomanPS-BoldMT" w:hAnsi="TimesNewRomanPS-BoldMT"/>
+          <w:b/>
+          <w:bCs/>
+          <w:color w:val="000000"/>
+          <w:sz w:val="24"/>
+          <w:szCs w:val="24"/>
+        </w:rPr>
+      </w:pPr>
+    </w:p>
+    <w:p>
+      <w:pPr>
+        <w:spacing w:line="240" w:lineRule="auto"/>
+        <w:jc w:val="center"/>
+        <w:rPr>
+          <w:rFonts w:ascii="TimesNewRomanPS-BoldMT" w:hAnsi="TimesNewRomanPS-BoldMT"/>
+          <w:b/>
+          <w:bCs/>
+          <w:color w:val="000000"/>
+          <w:sz w:val="24"/>
+          <w:szCs w:val="24"/>
+        </w:rPr>
+      </w:pPr>
+    </w:p>
+    <w:p>
+      <w:pPr>
+        <w:spacing w:line="240" w:lineRule="auto"/>
+        <w:jc w:val="center"/>
+        <w:rPr>
+          <w:rFonts w:ascii="TimesNewRomanPS-BoldMT" w:hAnsi="TimesNewRomanPS-BoldMT"/>
+          <w:b/>
+          <w:bCs/>
+          <w:color w:val="000000"/>
+          <w:sz w:val="24"/>
+          <w:szCs w:val="24"/>
+        </w:rPr>
+      </w:pPr>
+    </w:p>
+    <w:p>
+      <w:pPr>
+        <w:spacing w:line="240" w:lineRule="auto"/>
+        <w:jc w:val="center"/>
+        <w:rPr>
+          <w:rFonts w:ascii="TimesNewRomanPS-BoldMT" w:hAnsi="TimesNewRomanPS-BoldMT"/>
+          <w:b/>
+          <w:bCs/>
+          <w:color w:val="000000"/>
+          <w:sz w:val="24"/>
+          <w:szCs w:val="24"/>
+        </w:rPr>
+      </w:pPr>
+    </w:p>
+    <w:p>
+      <w:pPr>
+        <w:spacing w:line="240" w:lineRule="auto"/>
+        <w:jc w:val="center"/>
+        <w:rPr>
+          <w:rFonts w:ascii="TimesNewRomanPS-BoldMT" w:hAnsi="TimesNewRomanPS-BoldMT"/>
+          <w:b/>
+          <w:bCs/>
+          <w:color w:val="000000"/>
+          <w:sz w:val="24"/>
+          <w:szCs w:val="24"/>
+        </w:rPr>
+      </w:pPr>
+    </w:p>
+    <w:p>
+      <w:pPr>
+        <w:spacing w:line="240" w:lineRule="auto"/>
+        <w:jc w:val="center"/>
+        <w:rPr>
+          <w:rFonts w:ascii="TimesNewRomanPS-BoldMT" w:hAnsi="TimesNewRomanPS-BoldMT"/>
+          <w:b/>
+          <w:bCs/>
+          <w:color w:val="000000"/>
+          <w:sz w:val="24"/>
+          <w:szCs w:val="24"/>
+        </w:rPr>
+      </w:pPr>
+    </w:p>
+    <w:p>
+      <w:pPr>
+        <w:spacing w:line="240" w:lineRule="auto"/>
+        <w:jc w:val="center"/>
+        <w:rPr>
+          <w:rFonts w:ascii="TimesNewRomanPS-BoldMT" w:hAnsi="TimesNewRomanPS-BoldMT"/>
+          <w:b/>
+          <w:bCs/>
+          <w:color w:val="000000"/>
+          <w:sz w:val="24"/>
+          <w:szCs w:val="24"/>
+        </w:rPr>
+      </w:pPr>
+    </w:p>
+    <w:p>
+      <w:pPr>
+        <w:spacing w:line="240" w:lineRule="auto"/>
+        <w:jc w:val="center"/>
+        <w:rPr>
+          <w:rFonts w:ascii="TimesNewRomanPS-BoldMT" w:hAnsi="TimesNewRomanPS-BoldMT"/>
+          <w:b/>
+          <w:bCs/>
+          <w:color w:val="000000"/>
+          <w:sz w:val="24"/>
+          <w:szCs w:val="24"/>
+        </w:rPr>
+      </w:pPr>
+    </w:p>
+    <w:p>
+      <w:pPr>
+        <w:spacing w:line="240" w:lineRule="auto"/>
+        <w:jc w:val="center"/>
+        <w:rPr>
+          <w:rFonts w:ascii="TimesNewRomanPS-BoldMT" w:hAnsi="TimesNewRomanPS-BoldMT"/>
+          <w:b/>
+          <w:bCs/>
+          <w:color w:val="000000"/>
+          <w:sz w:val="24"/>
+          <w:szCs w:val="24"/>
+        </w:rPr>
+      </w:pPr>
+    </w:p>
+    <w:p>
+      <w:pPr>
+        <w:spacing w:line="240" w:lineRule="auto"/>
+        <w:jc w:val="center"/>
+        <w:rPr>
+          <w:rFonts w:ascii="TimesNewRomanPS-BoldMT" w:hAnsi="TimesNewRomanPS-BoldMT"/>
+          <w:b/>
+          <w:bCs/>
+          <w:color w:val="000000"/>
+          <w:sz w:val="24"/>
+          <w:szCs w:val="24"/>
+        </w:rPr>
+      </w:pPr>
+    </w:p>
+    <w:p>
+      <w:pPr>
+        <w:spacing w:line="240" w:lineRule="auto"/>
+        <w:jc w:val="center"/>
+        <w:rPr>
+          <w:rFonts w:ascii="TimesNewRomanPS-BoldMT" w:hAnsi="TimesNewRomanPS-BoldMT"/>
+          <w:b/>
+          <w:bCs/>
+          <w:color w:val="000000"/>
+          <w:sz w:val="24"/>
+          <w:szCs w:val="24"/>
+        </w:rPr>
+      </w:pPr>
+    </w:p>
+    <w:p>
+      <w:pPr>
+        <w:spacing w:line="240" w:lineRule="auto"/>
+        <w:jc w:val="center"/>
+        <w:rPr>
+          <w:rFonts w:ascii="TimesNewRomanPS-BoldMT" w:hAnsi="TimesNewRomanPS-BoldMT"/>
+          <w:b/>
+          <w:bCs/>
+          <w:color w:val="000000"/>
+          <w:sz w:val="24"/>
+          <w:szCs w:val="24"/>
+        </w:rPr>
+      </w:pPr>
+    </w:p>
+    <w:p>
+      <w:pPr>
+        <w:spacing w:line="240" w:lineRule="auto"/>
+        <w:jc w:val="center"/>
+        <w:rPr>
+          <w:rFonts w:ascii="TimesNewRomanPS-BoldMT" w:hAnsi="TimesNewRomanPS-BoldMT"/>
+          <w:b/>
+          <w:bCs/>
+          <w:color w:val="000000"/>
+          <w:sz w:val="24"/>
+          <w:szCs w:val="24"/>
+        </w:rPr>
+      </w:pPr>
+    </w:p>
+    <w:p>
+      <w:pPr>
+        <w:spacing w:line="240" w:lineRule="auto"/>
+        <w:jc w:val="center"/>
+        <w:rPr>
+          <w:rFonts w:ascii="TimesNewRomanPS-BoldMT" w:hAnsi="TimesNewRomanPS-BoldMT"/>
+          <w:b/>
+          <w:bCs/>
+          <w:color w:val="000000"/>
+          <w:sz w:val="24"/>
+          <w:szCs w:val="24"/>
+        </w:rPr>
+      </w:pPr>
+    </w:p>
+    <w:p>
+      <w:pPr>
+        <w:spacing w:line="240" w:lineRule="auto"/>
+        <w:jc w:val="center"/>
+        <w:rPr>
+          <w:rFonts w:ascii="TimesNewRomanPS-BoldMT" w:hAnsi="TimesNewRomanPS-BoldMT"/>
+          <w:b/>
+          <w:bCs/>
+          <w:color w:val="000000"/>
+          <w:szCs w:val="28"/>
+        </w:rPr>
+      </w:pPr>
+      <w:r>
+        <w:rPr>
+          <w:rFonts w:ascii="TimesNewRomanPS-BoldMT" w:hAnsi="TimesNewRomanPS-BoldMT"/>
+          <w:b/>
+          <w:bCs/>
+          <w:color w:val="000000"/>
+          <w:sz w:val="24"/>
+          <w:szCs w:val="24"/>
+        </w:rPr>
+        <w:t>Москва, 202</w:t>
+      </w:r>
+      <w:r>
+        <w:rPr>
+          <w:rFonts w:ascii="TimesNewRomanPS-BoldMT" w:hAnsi="TimesNewRomanPS-BoldMT"/>
+          <w:b/>
+          <w:bCs/>
+          <w:color w:val="000000"/>
+          <w:sz w:val="24"/>
+          <w:szCs w:val="24"/>
+        </w:rPr>
+        <w:t>_</w:t>
+      </w:r>
+      <w:r>
+        <w:rPr>
+          <w:rFonts w:ascii="TimesNewRomanPS-BoldMT" w:hAnsi="TimesNewRomanPS-BoldMT"/>
+          <w:b/>
+          <w:bCs/>
+          <w:color w:val="000000"/>
+          <w:szCs w:val="28"/>
+        </w:rPr>
+        <w:t xml:space="preserve"> </w:t>
+      </w:r>
+      <w:r>
+        <w:rPr>
+          <w:rFonts w:ascii="TimesNewRomanPS-BoldMT" w:hAnsi="TimesNewRomanPS-BoldMT"/>
+          <w:b/>
+          <w:bCs/>
+          <w:color w:val="000000"/>
+          <w:szCs w:val="28"/>
+        </w:rPr>
+        <w:br w:type="page" w:clear="all"/>
       </w:r>
     </w:p>
     <w:p>
@@ -29,6 +2053,7 @@
           <w:sz w:val="32"/>
           <w:szCs w:val="24"/>
         </w:rPr>
+        <w:lastRenderedPageBreak/>
         <w:t>Общие сведения</w:t>
       </w:r>
     </w:p>
@@ -42,7 +2067,7 @@
         <w:ind w:left="0" w:firstLine="0"/>
         <w:jc w:val="both"/>
       </w:pPr>
-      <w:commentRangeStart w:id="0"/>
+      <w:commentRangeStart w:id="1"/>
       <w:r>
         <w:t xml:space="preserve">Полное </w:t>
       </w:r>
@@ -52,12 +2077,12 @@
       <w:r>
         <w:t xml:space="preserve">ие АС и ее условное обозначение </w:t>
       </w:r>
-      <w:commentRangeEnd w:id="0"/>
+      <w:commentRangeEnd w:id="1"/>
       <w:r>
         <w:rPr>
           <w:rStyle w:val="a5"/>
         </w:rPr>
-        <w:commentReference w:id="0"/>
+        <w:commentReference w:id="1"/>
       </w:r>
     </w:p>
     <w:p>
@@ -89,16 +2114,16 @@
         <w:ind w:left="0" w:firstLine="0"/>
         <w:jc w:val="both"/>
       </w:pPr>
-      <w:commentRangeStart w:id="1"/>
+      <w:commentRangeStart w:id="2"/>
       <w:r>
         <w:t>Шифр темы (при наличии)</w:t>
       </w:r>
-      <w:commentRangeEnd w:id="1"/>
+      <w:commentRangeEnd w:id="2"/>
       <w:r>
         <w:rPr>
           <w:rStyle w:val="a5"/>
         </w:rPr>
-        <w:commentReference w:id="1"/>
+        <w:commentReference w:id="2"/>
       </w:r>
     </w:p>
     <w:p>
@@ -111,19 +2136,19 @@
         <w:ind w:left="0" w:firstLine="0"/>
         <w:jc w:val="both"/>
       </w:pPr>
-      <w:commentRangeStart w:id="2"/>
+      <w:commentRangeStart w:id="3"/>
       <w:r>
         <w:t xml:space="preserve">Наименование организации Заказчика </w:t>
       </w:r>
       <w:r>
         <w:t>АС</w:t>
       </w:r>
-      <w:commentRangeEnd w:id="2"/>
+      <w:commentRangeEnd w:id="3"/>
       <w:r>
         <w:rPr>
           <w:rStyle w:val="a5"/>
         </w:rPr>
-        <w:commentReference w:id="2"/>
+        <w:commentReference w:id="3"/>
       </w:r>
     </w:p>
     <w:p>
@@ -210,7 +2235,7 @@
         <w:ind w:left="0" w:firstLine="0"/>
         <w:jc w:val="both"/>
       </w:pPr>
-      <w:commentRangeStart w:id="3"/>
+      <w:commentRangeStart w:id="4"/>
       <w:r>
         <w:t>Н</w:t>
       </w:r>
@@ -220,12 +2245,12 @@
       <w:r>
         <w:t>при наличии сведений о ней)</w:t>
       </w:r>
-      <w:commentRangeEnd w:id="3"/>
+      <w:commentRangeEnd w:id="4"/>
       <w:r>
         <w:rPr>
           <w:rStyle w:val="a5"/>
         </w:rPr>
-        <w:commentReference w:id="3"/>
+        <w:commentReference w:id="4"/>
       </w:r>
     </w:p>
     <w:p>
@@ -260,7 +2285,7 @@
         <w:ind w:left="0" w:firstLine="0"/>
         <w:jc w:val="both"/>
       </w:pPr>
-      <w:commentRangeStart w:id="4"/>
+      <w:commentRangeStart w:id="5"/>
       <w:proofErr w:type="gramStart"/>
       <w:r>
         <w:t>Перечень документов</w:t>
@@ -281,12 +2306,12 @@
       <w:r>
         <w:t>утверждены эти документы</w:t>
       </w:r>
-      <w:commentRangeEnd w:id="4"/>
+      <w:commentRangeEnd w:id="5"/>
       <w:r>
         <w:rPr>
           <w:rStyle w:val="a5"/>
         </w:rPr>
-        <w:commentReference w:id="4"/>
+        <w:commentReference w:id="5"/>
       </w:r>
     </w:p>
     <w:p>
@@ -315,10 +2340,10 @@
         <w:tblLook w:val="04A0" w:firstRow="1" w:lastRow="0" w:firstColumn="1" w:lastColumn="0" w:noHBand="0" w:noVBand="1"/>
       </w:tblPr>
       <w:tblGrid>
-        <w:gridCol w:w="2336"/>
-        <w:gridCol w:w="2336"/>
-        <w:gridCol w:w="2336"/>
-        <w:gridCol w:w="2337"/>
+        <w:gridCol w:w="2237"/>
+        <w:gridCol w:w="2275"/>
+        <w:gridCol w:w="2291"/>
+        <w:gridCol w:w="2258"/>
       </w:tblGrid>
       <w:tr>
         <w:trPr>
@@ -502,7 +2527,7 @@
         <w:ind w:left="0" w:firstLine="0"/>
         <w:jc w:val="both"/>
       </w:pPr>
-      <w:commentRangeStart w:id="5"/>
+      <w:commentRangeStart w:id="6"/>
       <w:r>
         <w:t>П</w:t>
       </w:r>
@@ -512,12 +2537,12 @@
       <w:r>
         <w:t xml:space="preserve"> окончания работ по созданию АС</w:t>
       </w:r>
-      <w:commentRangeEnd w:id="5"/>
+      <w:commentRangeEnd w:id="6"/>
       <w:r>
         <w:rPr>
           <w:rStyle w:val="a5"/>
         </w:rPr>
-        <w:commentReference w:id="5"/>
+        <w:commentReference w:id="6"/>
       </w:r>
     </w:p>
     <w:p>
@@ -546,7 +2571,7 @@
         <w:ind w:left="0" w:firstLine="0"/>
         <w:jc w:val="both"/>
       </w:pPr>
-      <w:commentRangeStart w:id="6"/>
+      <w:commentRangeStart w:id="7"/>
       <w:r>
         <w:t xml:space="preserve">Общие </w:t>
       </w:r>
@@ -570,12 +2595,12 @@
       <w:r>
         <w:t>договорные документы на создание АС</w:t>
       </w:r>
-      <w:commentRangeEnd w:id="6"/>
+      <w:commentRangeEnd w:id="7"/>
       <w:r>
         <w:rPr>
           <w:rStyle w:val="a5"/>
         </w:rPr>
-        <w:commentReference w:id="6"/>
+        <w:commentReference w:id="7"/>
       </w:r>
     </w:p>
     <w:p>
@@ -588,7 +2613,7 @@
         <w:ind w:left="0" w:firstLine="0"/>
         <w:jc w:val="both"/>
       </w:pPr>
-      <w:commentRangeStart w:id="7"/>
+      <w:commentRangeStart w:id="8"/>
       <w:r>
         <w:t>Но</w:t>
       </w:r>
@@ -598,12 +2623,12 @@
       <w:r>
         <w:t>, регламентирующие создание АС</w:t>
       </w:r>
-      <w:commentRangeEnd w:id="7"/>
+      <w:commentRangeEnd w:id="8"/>
       <w:r>
         <w:rPr>
           <w:rStyle w:val="a5"/>
         </w:rPr>
-        <w:commentReference w:id="7"/>
+        <w:commentReference w:id="8"/>
       </w:r>
     </w:p>
     <w:p>
@@ -616,19 +2641,19 @@
         <w:ind w:left="0" w:firstLine="0"/>
         <w:jc w:val="both"/>
       </w:pPr>
-      <w:commentRangeStart w:id="8"/>
+      <w:commentRangeStart w:id="9"/>
       <w:r>
         <w:t>Тех</w:t>
       </w:r>
       <w:r>
         <w:t>ническое задание на создание ранее разрабатывавшейся АС.</w:t>
       </w:r>
-      <w:commentRangeEnd w:id="8"/>
+      <w:commentRangeEnd w:id="9"/>
       <w:r>
         <w:rPr>
           <w:rStyle w:val="a5"/>
         </w:rPr>
-        <w:commentReference w:id="8"/>
+        <w:commentReference w:id="9"/>
       </w:r>
     </w:p>
     <w:p>
@@ -674,19 +2699,19 @@
         <w:ind w:left="0" w:firstLine="0"/>
         <w:jc w:val="both"/>
       </w:pPr>
-      <w:commentRangeStart w:id="9"/>
+      <w:commentRangeStart w:id="10"/>
       <w:r>
         <w:rPr>
           <w:bCs/>
         </w:rPr>
         <w:t>Цели создания АС</w:t>
       </w:r>
-      <w:commentRangeEnd w:id="9"/>
+      <w:commentRangeEnd w:id="10"/>
       <w:r>
         <w:rPr>
           <w:rStyle w:val="a5"/>
         </w:rPr>
-        <w:commentReference w:id="9"/>
+        <w:commentReference w:id="10"/>
       </w:r>
     </w:p>
     <w:p>
@@ -763,16 +2788,16 @@
         <w:ind w:left="0" w:firstLine="0"/>
         <w:jc w:val="both"/>
       </w:pPr>
-      <w:commentRangeStart w:id="10"/>
+      <w:commentRangeStart w:id="11"/>
       <w:r>
         <w:t>Назначение АС</w:t>
       </w:r>
-      <w:commentRangeEnd w:id="10"/>
+      <w:commentRangeEnd w:id="11"/>
       <w:r>
         <w:rPr>
           <w:rStyle w:val="a5"/>
         </w:rPr>
-        <w:commentReference w:id="10"/>
+        <w:commentReference w:id="11"/>
       </w:r>
     </w:p>
     <w:p>
@@ -838,16 +2863,16 @@
         <w:ind w:left="0" w:firstLine="0"/>
         <w:jc w:val="both"/>
       </w:pPr>
-      <w:commentRangeStart w:id="11"/>
+      <w:commentRangeStart w:id="12"/>
       <w:r>
         <w:t>Основные сведения об объекте автоматизации или ссылки на документы, содержащие такие сведения</w:t>
       </w:r>
-      <w:commentRangeEnd w:id="11"/>
+      <w:commentRangeEnd w:id="12"/>
       <w:r>
         <w:rPr>
           <w:rStyle w:val="a5"/>
         </w:rPr>
-        <w:commentReference w:id="11"/>
+        <w:commentReference w:id="12"/>
       </w:r>
     </w:p>
     <w:p>
@@ -860,16 +2885,16 @@
         <w:ind w:left="0" w:firstLine="0"/>
         <w:jc w:val="both"/>
       </w:pPr>
-      <w:commentRangeStart w:id="12"/>
+      <w:commentRangeStart w:id="13"/>
       <w:r>
         <w:t>Сведения об условиях эксплуатации объекта автоматизации и характеристиках окружающей среды</w:t>
       </w:r>
-      <w:commentRangeEnd w:id="12"/>
+      <w:commentRangeEnd w:id="13"/>
       <w:r>
         <w:rPr>
           <w:rStyle w:val="a5"/>
         </w:rPr>
-        <w:commentReference w:id="12"/>
+        <w:commentReference w:id="13"/>
       </w:r>
     </w:p>
     <w:p>
@@ -941,7 +2966,7 @@
         <w:ind w:left="0" w:firstLine="0"/>
         <w:jc w:val="both"/>
       </w:pPr>
-      <w:commentRangeStart w:id="13"/>
+      <w:commentRangeStart w:id="14"/>
       <w:r>
         <w:t>П</w:t>
       </w:r>
@@ -951,12 +2976,12 @@
       <w:r>
         <w:t>ение и основные характеристики</w:t>
       </w:r>
-      <w:commentRangeEnd w:id="13"/>
+      <w:commentRangeEnd w:id="14"/>
       <w:r>
         <w:rPr>
           <w:rStyle w:val="a5"/>
         </w:rPr>
-        <w:commentReference w:id="13"/>
+        <w:commentReference w:id="14"/>
       </w:r>
     </w:p>
     <w:p>
@@ -987,9 +3012,9 @@
       </w:tblPr>
       <w:tblGrid>
         <w:gridCol w:w="445"/>
-        <w:gridCol w:w="4295"/>
-        <w:gridCol w:w="2305"/>
-        <w:gridCol w:w="2300"/>
+        <w:gridCol w:w="4127"/>
+        <w:gridCol w:w="2253"/>
+        <w:gridCol w:w="2236"/>
       </w:tblGrid>
       <w:tr>
         <w:tc>
@@ -1185,7 +3210,7 @@
         <w:ind w:left="0" w:firstLine="0"/>
         <w:jc w:val="both"/>
       </w:pPr>
-      <w:commentRangeStart w:id="14"/>
+      <w:commentRangeStart w:id="15"/>
       <w:r>
         <w:t>Т</w:t>
       </w:r>
@@ -1195,12 +3220,12 @@
       <w:r>
         <w:t xml:space="preserve"> взаимодействия компонентов АС</w:t>
       </w:r>
-      <w:commentRangeEnd w:id="14"/>
+      <w:commentRangeEnd w:id="15"/>
       <w:r>
         <w:rPr>
           <w:rStyle w:val="a5"/>
         </w:rPr>
-        <w:commentReference w:id="14"/>
+        <w:commentReference w:id="15"/>
       </w:r>
     </w:p>
     <w:p>
@@ -1216,7 +3241,7 @@
         <w:ind w:left="0" w:firstLine="0"/>
         <w:jc w:val="both"/>
       </w:pPr>
-      <w:commentRangeStart w:id="15"/>
+      <w:commentRangeStart w:id="16"/>
       <w:r>
         <w:t>Т</w:t>
       </w:r>
@@ -1226,12 +3251,12 @@
       <w:r>
         <w:t xml:space="preserve"> создаваемой АС со смежными АС</w:t>
       </w:r>
-      <w:commentRangeEnd w:id="15"/>
+      <w:commentRangeEnd w:id="16"/>
       <w:r>
         <w:rPr>
           <w:rStyle w:val="a5"/>
         </w:rPr>
-        <w:commentReference w:id="15"/>
+        <w:commentReference w:id="16"/>
       </w:r>
     </w:p>
     <w:p>
@@ -1247,7 +3272,7 @@
         <w:ind w:left="0" w:firstLine="0"/>
         <w:jc w:val="both"/>
       </w:pPr>
-      <w:commentRangeStart w:id="16"/>
+      <w:commentRangeStart w:id="17"/>
       <w:r>
         <w:t>Т</w:t>
       </w:r>
@@ -1261,13 +3286,13 @@
       <w:r>
         <w:t>ьности</w:t>
       </w:r>
-      <w:commentRangeEnd w:id="16"/>
+      <w:commentRangeEnd w:id="17"/>
       <w:proofErr w:type="spellEnd"/>
       <w:r>
         <w:rPr>
           <w:rStyle w:val="a5"/>
         </w:rPr>
-        <w:commentReference w:id="16"/>
+        <w:commentReference w:id="17"/>
       </w:r>
     </w:p>
     <w:p>
@@ -1283,7 +3308,7 @@
         <w:ind w:left="0" w:firstLine="0"/>
         <w:jc w:val="both"/>
       </w:pPr>
-      <w:commentRangeStart w:id="17"/>
+      <w:commentRangeStart w:id="18"/>
       <w:r>
         <w:t>Т</w:t>
       </w:r>
@@ -1293,12 +3318,12 @@
       <w:r>
         <w:t xml:space="preserve"> о способах обмена информацией</w:t>
       </w:r>
-      <w:commentRangeEnd w:id="17"/>
+      <w:commentRangeEnd w:id="18"/>
       <w:r>
         <w:rPr>
           <w:rStyle w:val="a5"/>
         </w:rPr>
-        <w:commentReference w:id="17"/>
+        <w:commentReference w:id="18"/>
       </w:r>
     </w:p>
     <w:p>
@@ -1311,7 +3336,7 @@
         <w:ind w:left="0" w:firstLine="0"/>
         <w:jc w:val="both"/>
       </w:pPr>
-      <w:commentRangeStart w:id="18"/>
+      <w:commentRangeStart w:id="19"/>
       <w:r>
         <w:t>Т</w:t>
       </w:r>
@@ -1321,12 +3346,12 @@
       <w:r>
         <w:t>циям (задачам), выполняемым АС</w:t>
       </w:r>
-      <w:commentRangeEnd w:id="18"/>
+      <w:commentRangeEnd w:id="19"/>
       <w:r>
         <w:rPr>
           <w:rStyle w:val="a5"/>
         </w:rPr>
-        <w:commentReference w:id="18"/>
+        <w:commentReference w:id="19"/>
       </w:r>
     </w:p>
     <w:p>
@@ -1339,7 +3364,7 @@
         <w:ind w:left="0" w:firstLine="0"/>
         <w:jc w:val="both"/>
       </w:pPr>
-      <w:commentRangeStart w:id="19"/>
+      <w:commentRangeStart w:id="20"/>
       <w:r>
         <w:t>В</w:t>
       </w:r>
@@ -1349,12 +3374,12 @@
       <w:r>
         <w:t>лизации каждой функции (задачи)</w:t>
       </w:r>
-      <w:commentRangeEnd w:id="19"/>
+      <w:commentRangeEnd w:id="20"/>
       <w:r>
         <w:rPr>
           <w:rStyle w:val="a5"/>
         </w:rPr>
-        <w:commentReference w:id="19"/>
+        <w:commentReference w:id="20"/>
       </w:r>
     </w:p>
     <w:p>
@@ -1367,7 +3392,7 @@
         <w:ind w:left="0" w:firstLine="0"/>
         <w:jc w:val="both"/>
       </w:pPr>
-      <w:commentRangeStart w:id="20"/>
+      <w:commentRangeStart w:id="21"/>
       <w:r>
         <w:t>Требование</w:t>
       </w:r>
@@ -1377,12 +3402,12 @@
       <w:r>
         <w:t>лизации каждой функции (задачи)</w:t>
       </w:r>
-      <w:commentRangeEnd w:id="20"/>
+      <w:commentRangeEnd w:id="21"/>
       <w:r>
         <w:rPr>
           <w:rStyle w:val="a5"/>
         </w:rPr>
-        <w:commentReference w:id="20"/>
+        <w:commentReference w:id="21"/>
       </w:r>
     </w:p>
     <w:p>
@@ -1395,7 +3420,7 @@
         <w:ind w:left="0" w:firstLine="0"/>
         <w:jc w:val="both"/>
       </w:pPr>
-      <w:commentRangeStart w:id="21"/>
+      <w:commentRangeStart w:id="22"/>
       <w:r>
         <w:t>Требование</w:t>
       </w:r>
@@ -1405,12 +3430,12 @@
       <w:r>
         <w:t>й точности и времени выполнения</w:t>
       </w:r>
-      <w:commentRangeEnd w:id="21"/>
+      <w:commentRangeEnd w:id="22"/>
       <w:r>
         <w:rPr>
           <w:rStyle w:val="a5"/>
         </w:rPr>
-        <w:commentReference w:id="21"/>
+        <w:commentReference w:id="22"/>
       </w:r>
     </w:p>
     <w:p>
@@ -1423,7 +3448,7 @@
         <w:ind w:left="0" w:firstLine="0"/>
         <w:jc w:val="both"/>
       </w:pPr>
-      <w:commentRangeStart w:id="22"/>
+      <w:commentRangeStart w:id="23"/>
       <w:r>
         <w:t>Т</w:t>
       </w:r>
@@ -1433,12 +3458,12 @@
       <w:r>
         <w:t>стоверности выдачи результатов</w:t>
       </w:r>
-      <w:commentRangeEnd w:id="22"/>
+      <w:commentRangeEnd w:id="23"/>
       <w:r>
         <w:rPr>
           <w:rStyle w:val="a5"/>
         </w:rPr>
-        <w:commentReference w:id="22"/>
+        <w:commentReference w:id="23"/>
       </w:r>
     </w:p>
     <w:p>
@@ -1451,7 +3476,7 @@
         <w:ind w:left="0" w:firstLine="0"/>
         <w:jc w:val="both"/>
       </w:pPr>
-      <w:commentRangeStart w:id="23"/>
+      <w:commentRangeStart w:id="24"/>
       <w:r>
         <w:t>П</w:t>
       </w:r>
@@ -1461,12 +3486,12 @@
       <w:r>
         <w:t>аются требования по надежности</w:t>
       </w:r>
-      <w:commentRangeEnd w:id="23"/>
+      <w:commentRangeEnd w:id="24"/>
       <w:r>
         <w:rPr>
           <w:rStyle w:val="a5"/>
         </w:rPr>
-        <w:commentReference w:id="23"/>
+        <w:commentReference w:id="24"/>
       </w:r>
     </w:p>
     <w:p>
@@ -1479,7 +3504,7 @@
         <w:ind w:left="0" w:firstLine="0"/>
         <w:jc w:val="both"/>
       </w:pPr>
-      <w:commentRangeStart w:id="24"/>
+      <w:commentRangeStart w:id="25"/>
       <w:r>
         <w:t>Т</w:t>
       </w:r>
@@ -1489,12 +3514,12 @@
       <w:r>
         <w:t>бования по диагностированию АС</w:t>
       </w:r>
-      <w:commentRangeEnd w:id="24"/>
+      <w:commentRangeEnd w:id="25"/>
       <w:r>
         <w:rPr>
           <w:rStyle w:val="a5"/>
         </w:rPr>
-        <w:commentReference w:id="24"/>
+        <w:commentReference w:id="25"/>
       </w:r>
     </w:p>
     <w:p>
@@ -1507,19 +3532,19 @@
         <w:ind w:left="0" w:firstLine="0"/>
         <w:jc w:val="both"/>
       </w:pPr>
-      <w:commentRangeStart w:id="25"/>
+      <w:commentRangeStart w:id="26"/>
       <w:r>
         <w:t>П</w:t>
       </w:r>
       <w:r>
         <w:t>ерспективы развития, модернизации АС</w:t>
       </w:r>
-      <w:commentRangeEnd w:id="25"/>
+      <w:commentRangeEnd w:id="26"/>
       <w:r>
         <w:rPr>
           <w:rStyle w:val="a5"/>
         </w:rPr>
-        <w:commentReference w:id="25"/>
+        <w:commentReference w:id="26"/>
       </w:r>
     </w:p>
     <w:p>
@@ -1569,7 +3594,7 @@
         <w:ind w:left="0" w:firstLine="0"/>
         <w:jc w:val="both"/>
       </w:pPr>
-      <w:commentRangeStart w:id="26"/>
+      <w:commentRangeStart w:id="27"/>
       <w:r>
         <w:t xml:space="preserve"> </w:t>
       </w:r>
@@ -1579,12 +3604,12 @@
       <w:r>
         <w:t xml:space="preserve">составу, структуре и способам организации данных в АС </w:t>
       </w:r>
-      <w:commentRangeEnd w:id="26"/>
+      <w:commentRangeEnd w:id="27"/>
       <w:r>
         <w:rPr>
           <w:rStyle w:val="a5"/>
         </w:rPr>
-        <w:commentReference w:id="26"/>
+        <w:commentReference w:id="27"/>
       </w:r>
     </w:p>
     <w:p>
@@ -1597,19 +3622,19 @@
         <w:ind w:left="0" w:firstLine="0"/>
         <w:jc w:val="both"/>
       </w:pPr>
-      <w:commentRangeStart w:id="27"/>
+      <w:commentRangeStart w:id="28"/>
       <w:r>
         <w:t xml:space="preserve">К </w:t>
       </w:r>
       <w:r>
         <w:t xml:space="preserve">информационному обмену между компонентами АС и со смежными АС </w:t>
       </w:r>
-      <w:commentRangeEnd w:id="27"/>
+      <w:commentRangeEnd w:id="28"/>
       <w:r>
         <w:rPr>
           <w:rStyle w:val="a5"/>
         </w:rPr>
-        <w:commentReference w:id="27"/>
+        <w:commentReference w:id="28"/>
       </w:r>
     </w:p>
     <w:p>
@@ -1622,7 +3647,7 @@
         <w:ind w:left="0" w:firstLine="0"/>
         <w:jc w:val="both"/>
       </w:pPr>
-      <w:commentRangeStart w:id="28"/>
+      <w:commentRangeStart w:id="29"/>
       <w:r>
         <w:t xml:space="preserve"> </w:t>
       </w:r>
@@ -1632,12 +3657,12 @@
       <w:r>
         <w:t xml:space="preserve">информационной совместимости со смежными АС </w:t>
       </w:r>
-      <w:commentRangeEnd w:id="28"/>
+      <w:commentRangeEnd w:id="29"/>
       <w:r>
         <w:rPr>
           <w:rStyle w:val="a5"/>
         </w:rPr>
-        <w:commentReference w:id="28"/>
+        <w:commentReference w:id="29"/>
       </w:r>
     </w:p>
     <w:p>
@@ -1650,7 +3675,7 @@
         <w:ind w:left="0" w:firstLine="0"/>
         <w:jc w:val="both"/>
       </w:pPr>
-      <w:commentRangeStart w:id="29"/>
+      <w:commentRangeStart w:id="30"/>
       <w:r>
         <w:lastRenderedPageBreak/>
         <w:t xml:space="preserve">По </w:t>
@@ -1658,12 +3683,12 @@
       <w:r>
         <w:t xml:space="preserve">использованию действующих и по разработке новых классификаторов, справочников, форм документов </w:t>
       </w:r>
-      <w:commentRangeEnd w:id="29"/>
+      <w:commentRangeEnd w:id="30"/>
       <w:r>
         <w:rPr>
           <w:rStyle w:val="a5"/>
         </w:rPr>
-        <w:commentReference w:id="29"/>
+        <w:commentReference w:id="30"/>
       </w:r>
     </w:p>
     <w:p>
@@ -1676,19 +3701,19 @@
         <w:ind w:left="0" w:firstLine="0"/>
         <w:jc w:val="both"/>
       </w:pPr>
-      <w:commentRangeStart w:id="30"/>
+      <w:commentRangeStart w:id="31"/>
       <w:r>
         <w:t xml:space="preserve">По </w:t>
       </w:r>
       <w:r>
         <w:t xml:space="preserve">применению систем управления базами данных </w:t>
       </w:r>
-      <w:commentRangeEnd w:id="30"/>
+      <w:commentRangeEnd w:id="31"/>
       <w:r>
         <w:rPr>
           <w:rStyle w:val="a5"/>
         </w:rPr>
-        <w:commentReference w:id="30"/>
+        <w:commentReference w:id="31"/>
       </w:r>
     </w:p>
     <w:p>
@@ -1704,19 +3729,19 @@
           <w:bCs/>
         </w:rPr>
       </w:pPr>
-      <w:commentRangeStart w:id="31"/>
+      <w:commentRangeStart w:id="32"/>
       <w:r>
         <w:t xml:space="preserve">К </w:t>
       </w:r>
       <w:r>
         <w:t>представлению данных в АС</w:t>
       </w:r>
-      <w:commentRangeEnd w:id="31"/>
+      <w:commentRangeEnd w:id="32"/>
       <w:r>
         <w:rPr>
           <w:rStyle w:val="a5"/>
         </w:rPr>
-        <w:commentReference w:id="31"/>
+        <w:commentReference w:id="32"/>
       </w:r>
     </w:p>
     <w:p>
@@ -1732,19 +3757,19 @@
           <w:bCs/>
         </w:rPr>
       </w:pPr>
-      <w:commentRangeStart w:id="32"/>
+      <w:commentRangeStart w:id="33"/>
       <w:r>
         <w:t xml:space="preserve">К </w:t>
       </w:r>
       <w:r>
         <w:t xml:space="preserve">контролю, хранению, обновлению и восстановлению данных. </w:t>
       </w:r>
-      <w:commentRangeEnd w:id="32"/>
+      <w:commentRangeEnd w:id="33"/>
       <w:r>
         <w:rPr>
           <w:rStyle w:val="a5"/>
         </w:rPr>
-        <w:commentReference w:id="32"/>
+        <w:commentReference w:id="33"/>
       </w:r>
     </w:p>
     <w:p>
@@ -1774,19 +3799,19 @@
         <w:ind w:left="0" w:firstLine="0"/>
         <w:jc w:val="both"/>
       </w:pPr>
-      <w:commentRangeStart w:id="33"/>
+      <w:commentRangeStart w:id="34"/>
       <w:r>
         <w:t xml:space="preserve">К </w:t>
       </w:r>
       <w:r>
         <w:t xml:space="preserve">языкам, используемым в АС, и возможности расширения набора языков (при необходимости) </w:t>
       </w:r>
-      <w:commentRangeEnd w:id="33"/>
+      <w:commentRangeEnd w:id="34"/>
       <w:r>
         <w:rPr>
           <w:rStyle w:val="a5"/>
         </w:rPr>
-        <w:commentReference w:id="33"/>
+        <w:commentReference w:id="34"/>
       </w:r>
     </w:p>
     <w:p>
@@ -1799,19 +3824,19 @@
         <w:ind w:left="0" w:firstLine="0"/>
         <w:jc w:val="both"/>
       </w:pPr>
-      <w:commentRangeStart w:id="34"/>
+      <w:commentRangeStart w:id="35"/>
       <w:r>
         <w:t xml:space="preserve">К </w:t>
       </w:r>
       <w:r>
         <w:t>способам организации диалога</w:t>
       </w:r>
-      <w:commentRangeEnd w:id="34"/>
+      <w:commentRangeEnd w:id="35"/>
       <w:r>
         <w:rPr>
           <w:rStyle w:val="a5"/>
         </w:rPr>
-        <w:commentReference w:id="34"/>
+        <w:commentReference w:id="35"/>
       </w:r>
     </w:p>
     <w:p>
@@ -1824,19 +3849,19 @@
         <w:ind w:left="0" w:firstLine="0"/>
         <w:jc w:val="both"/>
       </w:pPr>
-      <w:commentRangeStart w:id="35"/>
+      <w:commentRangeStart w:id="36"/>
       <w:r>
         <w:t xml:space="preserve">К </w:t>
       </w:r>
       <w:r>
         <w:t xml:space="preserve">разработке и использованию словарей, тезаурусов </w:t>
       </w:r>
-      <w:commentRangeEnd w:id="35"/>
+      <w:commentRangeEnd w:id="36"/>
       <w:r>
         <w:rPr>
           <w:rStyle w:val="a5"/>
         </w:rPr>
-        <w:commentReference w:id="35"/>
+        <w:commentReference w:id="36"/>
       </w:r>
     </w:p>
     <w:p>
@@ -1849,19 +3874,19 @@
         <w:ind w:left="0" w:firstLine="0"/>
         <w:jc w:val="both"/>
       </w:pPr>
-      <w:commentRangeStart w:id="36"/>
+      <w:commentRangeStart w:id="37"/>
       <w:r>
         <w:t xml:space="preserve">К </w:t>
       </w:r>
       <w:r>
         <w:t>описанию синтаксиса формализованного языка.</w:t>
       </w:r>
-      <w:commentRangeEnd w:id="36"/>
+      <w:commentRangeEnd w:id="37"/>
       <w:r>
         <w:rPr>
           <w:rStyle w:val="a5"/>
         </w:rPr>
-        <w:commentReference w:id="36"/>
+        <w:commentReference w:id="37"/>
       </w:r>
     </w:p>
     <w:p>
@@ -1891,19 +3916,19 @@
         <w:ind w:left="0" w:firstLine="0"/>
         <w:jc w:val="both"/>
       </w:pPr>
-      <w:commentRangeStart w:id="37"/>
+      <w:commentRangeStart w:id="38"/>
       <w:r>
         <w:t xml:space="preserve">Требования </w:t>
       </w:r>
       <w:r>
         <w:t xml:space="preserve">к составу и видам программного обеспечения </w:t>
       </w:r>
-      <w:commentRangeEnd w:id="37"/>
+      <w:commentRangeEnd w:id="38"/>
       <w:r>
         <w:rPr>
           <w:rStyle w:val="a5"/>
         </w:rPr>
-        <w:commentReference w:id="37"/>
+        <w:commentReference w:id="38"/>
       </w:r>
     </w:p>
     <w:p>
@@ -1916,19 +3941,19 @@
         <w:ind w:left="0" w:firstLine="0"/>
         <w:jc w:val="both"/>
       </w:pPr>
-      <w:commentRangeStart w:id="38"/>
+      <w:commentRangeStart w:id="39"/>
       <w:r>
         <w:t xml:space="preserve">Требования </w:t>
       </w:r>
       <w:r>
         <w:t>к выбору используемого программного обеспечения</w:t>
       </w:r>
-      <w:commentRangeEnd w:id="38"/>
+      <w:commentRangeEnd w:id="39"/>
       <w:r>
         <w:rPr>
           <w:rStyle w:val="a5"/>
         </w:rPr>
-        <w:commentReference w:id="38"/>
+        <w:commentReference w:id="39"/>
       </w:r>
     </w:p>
     <w:p>
@@ -1941,19 +3966,19 @@
         <w:ind w:left="0" w:firstLine="0"/>
         <w:jc w:val="both"/>
       </w:pPr>
-      <w:commentRangeStart w:id="39"/>
+      <w:commentRangeStart w:id="40"/>
       <w:r>
         <w:t xml:space="preserve">Требования </w:t>
       </w:r>
       <w:r>
         <w:t xml:space="preserve">к разрабатываемому программному обеспечению </w:t>
       </w:r>
-      <w:commentRangeEnd w:id="39"/>
+      <w:commentRangeEnd w:id="40"/>
       <w:r>
         <w:rPr>
           <w:rStyle w:val="a5"/>
         </w:rPr>
-        <w:commentReference w:id="39"/>
+        <w:commentReference w:id="40"/>
       </w:r>
     </w:p>
     <w:p>
@@ -1966,19 +3991,19 @@
         <w:ind w:left="0" w:firstLine="0"/>
         <w:jc w:val="both"/>
       </w:pPr>
-      <w:commentRangeStart w:id="40"/>
+      <w:commentRangeStart w:id="41"/>
       <w:r>
         <w:t xml:space="preserve">Перечень </w:t>
       </w:r>
       <w:r>
         <w:t xml:space="preserve">допустимых покупных программных средств (при наличии). </w:t>
       </w:r>
-      <w:commentRangeEnd w:id="40"/>
+      <w:commentRangeEnd w:id="41"/>
       <w:r>
         <w:rPr>
           <w:rStyle w:val="a5"/>
         </w:rPr>
-        <w:commentReference w:id="40"/>
+        <w:commentReference w:id="41"/>
       </w:r>
     </w:p>
     <w:p>
@@ -2008,19 +4033,19 @@
         <w:ind w:left="0" w:firstLine="0"/>
         <w:jc w:val="both"/>
       </w:pPr>
-      <w:commentRangeStart w:id="41"/>
+      <w:commentRangeStart w:id="42"/>
       <w:r>
         <w:t xml:space="preserve">К </w:t>
       </w:r>
       <w:r>
         <w:t xml:space="preserve">видам технических средств, в том числе к видам комплексов технических средств, программно-технических комплексов и других комплектующих изделий, допустимых к использованию в АС  </w:t>
       </w:r>
-      <w:commentRangeEnd w:id="41"/>
+      <w:commentRangeEnd w:id="42"/>
       <w:r>
         <w:rPr>
           <w:rStyle w:val="a5"/>
         </w:rPr>
-        <w:commentReference w:id="41"/>
+        <w:commentReference w:id="42"/>
       </w:r>
     </w:p>
     <w:p>
@@ -2033,19 +4058,19 @@
         <w:ind w:left="0" w:firstLine="0"/>
         <w:jc w:val="both"/>
       </w:pPr>
-      <w:commentRangeStart w:id="42"/>
+      <w:commentRangeStart w:id="43"/>
       <w:r>
         <w:t xml:space="preserve">К </w:t>
       </w:r>
       <w:r>
         <w:t xml:space="preserve">функциональным, конструктивным и эксплуатационным характеристикам средств технического обеспечения АС. </w:t>
       </w:r>
-      <w:commentRangeEnd w:id="42"/>
+      <w:commentRangeEnd w:id="43"/>
       <w:r>
         <w:rPr>
           <w:rStyle w:val="a5"/>
         </w:rPr>
-        <w:commentReference w:id="42"/>
+        <w:commentReference w:id="43"/>
       </w:r>
     </w:p>
     <w:p>
@@ -2058,19 +4083,19 @@
         <w:ind w:left="0" w:firstLine="0"/>
         <w:jc w:val="both"/>
       </w:pPr>
-      <w:commentRangeStart w:id="43"/>
+      <w:commentRangeStart w:id="44"/>
       <w:r>
         <w:rPr>
           <w:bCs/>
         </w:rPr>
         <w:t>Метрологическое обеспечение</w:t>
       </w:r>
-      <w:commentRangeEnd w:id="43"/>
+      <w:commentRangeEnd w:id="44"/>
       <w:r>
         <w:rPr>
           <w:rStyle w:val="a5"/>
         </w:rPr>
-        <w:commentReference w:id="43"/>
+        <w:commentReference w:id="44"/>
       </w:r>
     </w:p>
     <w:p>
@@ -2083,19 +4108,19 @@
         <w:ind w:left="0" w:firstLine="0"/>
         <w:jc w:val="both"/>
       </w:pPr>
-      <w:commentRangeStart w:id="44"/>
+      <w:commentRangeStart w:id="45"/>
       <w:r>
         <w:t xml:space="preserve">Количественные </w:t>
       </w:r>
       <w:r>
         <w:t xml:space="preserve">значения показателей метрологического обеспечения </w:t>
       </w:r>
-      <w:commentRangeEnd w:id="44"/>
+      <w:commentRangeEnd w:id="45"/>
       <w:r>
         <w:rPr>
           <w:rStyle w:val="a5"/>
         </w:rPr>
-        <w:commentReference w:id="44"/>
+        <w:commentReference w:id="45"/>
       </w:r>
     </w:p>
     <w:p>
@@ -2146,6 +4171,7 @@
         <w:jc w:val="both"/>
       </w:pPr>
       <w:r>
+        <w:lastRenderedPageBreak/>
         <w:t xml:space="preserve">Требования </w:t>
       </w:r>
       <w:r>
@@ -2163,11 +4189,361 @@
         <w:jc w:val="both"/>
       </w:pPr>
       <w:r>
+        <w:t xml:space="preserve">Требования </w:t>
+      </w:r>
+      <w:r>
+        <w:t>к программе метрологического обеспечения АС</w:t>
+      </w:r>
+    </w:p>
+    <w:p>
+      <w:pPr>
+        <w:pStyle w:val="a3"/>
+        <w:numPr>
+          <w:ilvl w:val="2"/>
+          <w:numId w:val="1"/>
+        </w:numPr>
+        <w:ind w:left="0" w:firstLine="0"/>
+        <w:jc w:val="both"/>
+      </w:pPr>
+      <w:r>
+        <w:rPr>
+          <w:bCs/>
+        </w:rPr>
+        <w:t>Организационное обеспечение</w:t>
+      </w:r>
+    </w:p>
+    <w:p>
+      <w:pPr>
+        <w:pStyle w:val="a3"/>
+        <w:numPr>
+          <w:ilvl w:val="3"/>
+          <w:numId w:val="1"/>
+        </w:numPr>
+        <w:ind w:left="0" w:firstLine="0"/>
+        <w:jc w:val="both"/>
+      </w:pPr>
+      <w:commentRangeStart w:id="46"/>
+      <w:r>
+        <w:rPr>
+          <w:bCs/>
+        </w:rPr>
+        <w:t>К</w:t>
+      </w:r>
+      <w:r>
+        <w:t xml:space="preserve"> структуре и функциям подразделений, участвующих в функционировании АС или обеспечивающих эксплуатацию </w:t>
+      </w:r>
+      <w:commentRangeEnd w:id="46"/>
+      <w:r>
+        <w:rPr>
+          <w:rStyle w:val="a5"/>
+        </w:rPr>
+        <w:commentReference w:id="46"/>
+      </w:r>
+    </w:p>
+    <w:p>
+      <w:pPr>
+        <w:pStyle w:val="a3"/>
+        <w:numPr>
+          <w:ilvl w:val="3"/>
+          <w:numId w:val="1"/>
+        </w:numPr>
+        <w:ind w:left="0" w:firstLine="0"/>
+        <w:jc w:val="both"/>
+      </w:pPr>
+      <w:commentRangeStart w:id="47"/>
+      <w:r>
+        <w:t xml:space="preserve">К </w:t>
+      </w:r>
+      <w:r>
+        <w:t xml:space="preserve">организации функционирования АС и порядку взаимодействия персонала и пользователей АС </w:t>
+      </w:r>
+      <w:commentRangeEnd w:id="47"/>
+      <w:r>
+        <w:rPr>
+          <w:rStyle w:val="a5"/>
+        </w:rPr>
+        <w:commentReference w:id="47"/>
+      </w:r>
+    </w:p>
+    <w:p>
+      <w:pPr>
+        <w:pStyle w:val="a3"/>
+        <w:numPr>
+          <w:ilvl w:val="3"/>
+          <w:numId w:val="1"/>
+        </w:numPr>
+        <w:ind w:left="0" w:firstLine="0"/>
+        <w:jc w:val="both"/>
+      </w:pPr>
+      <w:commentRangeStart w:id="48"/>
+      <w:r>
+        <w:t xml:space="preserve">К </w:t>
+      </w:r>
+      <w:r>
+        <w:t xml:space="preserve">организации функционирования АС при сбоях, отказах и авариях </w:t>
+      </w:r>
+      <w:commentRangeEnd w:id="48"/>
+      <w:r>
+        <w:rPr>
+          <w:rStyle w:val="a5"/>
+        </w:rPr>
+        <w:commentReference w:id="48"/>
+      </w:r>
+    </w:p>
+    <w:p>
+      <w:pPr>
+        <w:pStyle w:val="a3"/>
+        <w:numPr>
+          <w:ilvl w:val="3"/>
+          <w:numId w:val="1"/>
+        </w:numPr>
+        <w:ind w:left="0" w:firstLine="0"/>
+        <w:jc w:val="both"/>
+      </w:pPr>
+      <w:commentRangeStart w:id="49"/>
+      <w:r>
+        <w:t xml:space="preserve">К </w:t>
+      </w:r>
+      <w:r>
+        <w:t>порядку обеспечения нормативными документами, необходимыми для разработки АС</w:t>
+      </w:r>
+      <w:commentRangeEnd w:id="49"/>
+      <w:r>
+        <w:rPr>
+          <w:rStyle w:val="a5"/>
+        </w:rPr>
+        <w:commentReference w:id="49"/>
+      </w:r>
+    </w:p>
+    <w:p>
+      <w:pPr>
+        <w:pStyle w:val="a3"/>
+        <w:numPr>
+          <w:ilvl w:val="2"/>
+          <w:numId w:val="1"/>
+        </w:numPr>
+        <w:ind w:left="0" w:firstLine="0"/>
+        <w:jc w:val="both"/>
+      </w:pPr>
+      <w:r>
+        <w:rPr>
+          <w:bCs/>
+        </w:rPr>
+        <w:t xml:space="preserve">Методическое обеспечение </w:t>
+      </w:r>
+    </w:p>
+    <w:p>
+      <w:pPr>
+        <w:pStyle w:val="a3"/>
+        <w:numPr>
+          <w:ilvl w:val="3"/>
+          <w:numId w:val="1"/>
+        </w:numPr>
+        <w:ind w:left="0" w:firstLine="0"/>
+        <w:jc w:val="both"/>
+      </w:pPr>
+      <w:commentRangeStart w:id="50"/>
+      <w:r>
+        <w:t xml:space="preserve">Перечень </w:t>
+      </w:r>
+      <w:r>
+        <w:t xml:space="preserve">применяемых при разработке и функционировании АС нормативно-технических документов (стандартов, нормативов, методик, профилей и т. </w:t>
+      </w:r>
+      <w:r>
+        <w:t>П</w:t>
+      </w:r>
+      <w:r>
+        <w:t xml:space="preserve">.) </w:t>
+      </w:r>
+      <w:commentRangeEnd w:id="50"/>
+      <w:r>
+        <w:rPr>
+          <w:rStyle w:val="a5"/>
+        </w:rPr>
+        <w:commentReference w:id="50"/>
+      </w:r>
+    </w:p>
+    <w:p>
+      <w:pPr>
+        <w:pStyle w:val="a3"/>
+        <w:numPr>
+          <w:ilvl w:val="3"/>
+          <w:numId w:val="1"/>
+        </w:numPr>
+        <w:ind w:left="0" w:firstLine="0"/>
+        <w:jc w:val="both"/>
+      </w:pPr>
+      <w:commentRangeStart w:id="51"/>
+      <w:r>
+        <w:t xml:space="preserve">Порядок </w:t>
+      </w:r>
+      <w:r>
+        <w:t>и правила обеспечения разработчиков АС нормативно-технической документацией.</w:t>
+      </w:r>
+      <w:commentRangeEnd w:id="51"/>
+      <w:r>
+        <w:rPr>
+          <w:rStyle w:val="a5"/>
+        </w:rPr>
+        <w:commentReference w:id="51"/>
+      </w:r>
+    </w:p>
+    <w:p>
+      <w:pPr>
+        <w:pStyle w:val="a3"/>
+        <w:numPr>
+          <w:ilvl w:val="1"/>
+          <w:numId w:val="1"/>
+        </w:numPr>
+        <w:ind w:left="0" w:firstLine="0"/>
+        <w:jc w:val="both"/>
+      </w:pPr>
+      <w:r>
+        <w:t>Общие технические требования к АС</w:t>
+      </w:r>
+    </w:p>
+    <w:p>
+      <w:pPr>
+        <w:pStyle w:val="a3"/>
+        <w:numPr>
+          <w:ilvl w:val="2"/>
+          <w:numId w:val="1"/>
+        </w:numPr>
+        <w:ind w:left="0" w:firstLine="0"/>
+        <w:jc w:val="both"/>
+      </w:pPr>
+      <w:commentRangeStart w:id="52"/>
+      <w:r>
+        <w:t xml:space="preserve">Требования </w:t>
+      </w:r>
+      <w:r>
+        <w:t xml:space="preserve">к численности и квалификации персонала и пользователей АС </w:t>
+      </w:r>
+      <w:commentRangeEnd w:id="52"/>
+      <w:r>
+        <w:rPr>
+          <w:rStyle w:val="a5"/>
+        </w:rPr>
+        <w:commentReference w:id="52"/>
+      </w:r>
+    </w:p>
+    <w:p>
+      <w:pPr>
+        <w:pStyle w:val="a3"/>
+        <w:numPr>
+          <w:ilvl w:val="2"/>
+          <w:numId w:val="1"/>
+        </w:numPr>
+        <w:ind w:left="0" w:firstLine="0"/>
+        <w:jc w:val="both"/>
+      </w:pPr>
+      <w:commentRangeStart w:id="53"/>
+      <w:r>
+        <w:t xml:space="preserve">Требования </w:t>
+      </w:r>
+      <w:r>
+        <w:t xml:space="preserve">к показателям назначения </w:t>
+      </w:r>
+      <w:commentRangeEnd w:id="53"/>
+      <w:r>
+        <w:rPr>
+          <w:rStyle w:val="a5"/>
+        </w:rPr>
+        <w:commentReference w:id="53"/>
+      </w:r>
+    </w:p>
+    <w:p>
+      <w:pPr>
+        <w:pStyle w:val="a3"/>
+        <w:numPr>
+          <w:ilvl w:val="2"/>
+          <w:numId w:val="1"/>
+        </w:numPr>
+        <w:ind w:left="0" w:firstLine="0"/>
+        <w:jc w:val="both"/>
+      </w:pPr>
+      <w:commentRangeStart w:id="54"/>
+      <w:r>
+        <w:t xml:space="preserve">Требования </w:t>
+      </w:r>
+      <w:r>
+        <w:t xml:space="preserve">к надежности </w:t>
+      </w:r>
+      <w:commentRangeEnd w:id="54"/>
+      <w:r>
+        <w:rPr>
+          <w:rStyle w:val="a5"/>
+        </w:rPr>
+        <w:commentReference w:id="54"/>
+      </w:r>
+    </w:p>
+    <w:p>
+      <w:pPr>
+        <w:pStyle w:val="a3"/>
+        <w:numPr>
+          <w:ilvl w:val="3"/>
+          <w:numId w:val="1"/>
+        </w:numPr>
+        <w:ind w:left="0" w:firstLine="0"/>
+        <w:jc w:val="both"/>
+      </w:pPr>
+      <w:r>
+        <w:t xml:space="preserve">Состав </w:t>
+      </w:r>
+      <w:r>
+        <w:t xml:space="preserve">и количественные значения показателей надежности для АС в целом или ее подсистем (составных частей) </w:t>
+      </w:r>
+    </w:p>
+    <w:p>
+      <w:pPr>
+        <w:pStyle w:val="a3"/>
+        <w:numPr>
+          <w:ilvl w:val="3"/>
+          <w:numId w:val="1"/>
+        </w:numPr>
+        <w:ind w:left="0" w:firstLine="0"/>
+        <w:jc w:val="both"/>
+      </w:pPr>
+      <w:r>
+        <w:t xml:space="preserve">Перечень </w:t>
+      </w:r>
+      <w:r>
+        <w:t xml:space="preserve">аварийных ситуаций, по которым должны быть регламентированы требования к надежности, и значения соответствующих показателей </w:t>
+      </w:r>
+    </w:p>
+    <w:p>
+      <w:pPr>
+        <w:pStyle w:val="a3"/>
+        <w:numPr>
+          <w:ilvl w:val="3"/>
+          <w:numId w:val="1"/>
+        </w:numPr>
+        <w:ind w:left="0" w:firstLine="0"/>
+        <w:jc w:val="both"/>
+      </w:pPr>
+      <w:r>
+        <w:t xml:space="preserve">Требования </w:t>
+      </w:r>
+      <w:r>
+        <w:t xml:space="preserve">к надежности технических средств и программного обеспечения </w:t>
+      </w:r>
+    </w:p>
+    <w:p>
+      <w:pPr>
+        <w:pStyle w:val="a3"/>
+        <w:numPr>
+          <w:ilvl w:val="3"/>
+          <w:numId w:val="1"/>
+        </w:numPr>
+        <w:ind w:left="0" w:firstLine="0"/>
+        <w:jc w:val="both"/>
+      </w:pPr>
+      <w:r>
         <w:lastRenderedPageBreak/>
         <w:t xml:space="preserve">Требования </w:t>
       </w:r>
       <w:r>
-        <w:t>к программе метрологического обеспечения АС</w:t>
+        <w:t>к методам оценки и контроля показателей надежности на разных стадиях создания АС в соответствии с действующими нормативно-техническими документами.</w:t>
       </w:r>
     </w:p>
     <w:p>
@@ -2180,11 +4556,19 @@
         <w:ind w:left="0" w:firstLine="0"/>
         <w:jc w:val="both"/>
       </w:pPr>
-      <w:r>
-        <w:rPr>
-          <w:bCs/>
-        </w:rPr>
-        <w:t>Организационное обеспечение</w:t>
+      <w:commentRangeStart w:id="55"/>
+      <w:r>
+        <w:t xml:space="preserve">Требования </w:t>
+      </w:r>
+      <w:r>
+        <w:t>по безопасности</w:t>
+      </w:r>
+      <w:commentRangeEnd w:id="55"/>
+      <w:r>
+        <w:rPr>
+          <w:rStyle w:val="a5"/>
+        </w:rPr>
+        <w:commentReference w:id="55"/>
       </w:r>
     </w:p>
     <w:p>
@@ -2197,22 +4581,48 @@
         <w:ind w:left="0" w:firstLine="0"/>
         <w:jc w:val="both"/>
       </w:pPr>
-      <w:commentRangeStart w:id="45"/>
-      <w:r>
-        <w:rPr>
-          <w:bCs/>
-        </w:rPr>
-        <w:t>К</w:t>
-      </w:r>
-      <w:r>
-        <w:t xml:space="preserve"> структуре и функциям подразделений, участвующих в функционировании АС или обеспечивающих эксплуатацию </w:t>
-      </w:r>
-      <w:commentRangeEnd w:id="45"/>
+      <w:r>
+        <w:t xml:space="preserve">Требования </w:t>
+      </w:r>
+      <w:r>
+        <w:t xml:space="preserve">по обеспечению безопасности при монтаже, наладке, эксплуатации, обслуживании и ремонте технических средств АС (защита от воздействий электрического тока, электромагнитных полей и т. </w:t>
+      </w:r>
+      <w:r>
+        <w:t>П</w:t>
+      </w:r>
+      <w:r>
+        <w:t>.), по допустимым уровням вибрационных и шумовых нагрузок, а также по обеспеч</w:t>
+      </w:r>
+      <w:r>
+        <w:t>ению экологической безопасности</w:t>
+      </w:r>
+    </w:p>
+    <w:p>
+      <w:pPr>
+        <w:pStyle w:val="a3"/>
+        <w:numPr>
+          <w:ilvl w:val="2"/>
+          <w:numId w:val="1"/>
+        </w:numPr>
+        <w:ind w:left="0" w:firstLine="0"/>
+        <w:jc w:val="both"/>
+      </w:pPr>
+      <w:commentRangeStart w:id="56"/>
+      <w:r>
+        <w:t xml:space="preserve">Требования </w:t>
+      </w:r>
+      <w:r>
+        <w:t>к эрг</w:t>
+      </w:r>
+      <w:r>
+        <w:t>ономике и технической эстетике</w:t>
+      </w:r>
+      <w:commentRangeEnd w:id="56"/>
       <w:r>
         <w:rPr>
           <w:rStyle w:val="a5"/>
         </w:rPr>
-        <w:commentReference w:id="45"/>
+        <w:commentReference w:id="56"/>
       </w:r>
     </w:p>
     <w:p>
@@ -2225,19 +4635,11 @@
         <w:ind w:left="0" w:firstLine="0"/>
         <w:jc w:val="both"/>
       </w:pPr>
-      <w:commentRangeStart w:id="46"/>
-      <w:r>
-        <w:t xml:space="preserve">К </w:t>
-      </w:r>
-      <w:r>
-        <w:t xml:space="preserve">организации функционирования АС и порядку взаимодействия персонала и пользователей АС </w:t>
-      </w:r>
-      <w:commentRangeEnd w:id="46"/>
-      <w:r>
-        <w:rPr>
-          <w:rStyle w:val="a5"/>
-        </w:rPr>
-        <w:commentReference w:id="46"/>
+      <w:r>
+        <w:t xml:space="preserve">Эргономические </w:t>
+      </w:r>
+      <w:r>
+        <w:t xml:space="preserve">требования к организации и средствам деятельности персонала и пользователей АС, в том числе к средствам отображения информации и организации рабочего места </w:t>
       </w:r>
     </w:p>
     <w:p>
@@ -2250,19 +4652,67 @@
         <w:ind w:left="0" w:firstLine="0"/>
         <w:jc w:val="both"/>
       </w:pPr>
-      <w:commentRangeStart w:id="47"/>
-      <w:r>
-        <w:t xml:space="preserve">К </w:t>
-      </w:r>
-      <w:r>
-        <w:t xml:space="preserve">организации функционирования АС при сбоях, отказах и авариях </w:t>
-      </w:r>
-      <w:commentRangeEnd w:id="47"/>
+      <w:r>
+        <w:t xml:space="preserve">Требования </w:t>
+      </w:r>
+      <w:r>
+        <w:t>к технической эстетике, определяющие композиционную целостность, информационную выразительность, рациональность формы и культуру производственного исполнения создаваемого изделия, в том числе реализаци</w:t>
+      </w:r>
+      <w:r>
+        <w:t>и человеко-машинного интерфейса</w:t>
+      </w:r>
+    </w:p>
+    <w:p>
+      <w:pPr>
+        <w:pStyle w:val="a3"/>
+        <w:numPr>
+          <w:ilvl w:val="2"/>
+          <w:numId w:val="1"/>
+        </w:numPr>
+        <w:ind w:left="0" w:firstLine="0"/>
+        <w:jc w:val="both"/>
+      </w:pPr>
+      <w:commentRangeStart w:id="57"/>
+      <w:r>
+        <w:t xml:space="preserve">Требования </w:t>
+      </w:r>
+      <w:r>
+        <w:t xml:space="preserve">к транспортабельности для подвижных АС </w:t>
+      </w:r>
+      <w:commentRangeEnd w:id="57"/>
       <w:r>
         <w:rPr>
           <w:rStyle w:val="a5"/>
         </w:rPr>
-        <w:commentReference w:id="47"/>
+        <w:commentReference w:id="57"/>
+      </w:r>
+    </w:p>
+    <w:p>
+      <w:pPr>
+        <w:pStyle w:val="a3"/>
+        <w:numPr>
+          <w:ilvl w:val="2"/>
+          <w:numId w:val="1"/>
+        </w:numPr>
+        <w:ind w:left="0" w:firstLine="0"/>
+        <w:jc w:val="both"/>
+      </w:pPr>
+      <w:commentRangeStart w:id="58"/>
+      <w:r>
+        <w:t xml:space="preserve">Требования </w:t>
+      </w:r>
+      <w:r>
+        <w:t>к эксплуатации, техническому обслуживанию, рем</w:t>
+      </w:r>
+      <w:r>
+        <w:t>онту и хранению компонентов АС</w:t>
+      </w:r>
+      <w:commentRangeEnd w:id="58"/>
+      <w:r>
+        <w:rPr>
+          <w:rStyle w:val="a5"/>
+        </w:rPr>
+        <w:commentReference w:id="58"/>
       </w:r>
     </w:p>
     <w:p>
@@ -2275,36 +4725,31 @@
         <w:ind w:left="0" w:firstLine="0"/>
         <w:jc w:val="both"/>
       </w:pPr>
-      <w:commentRangeStart w:id="48"/>
-      <w:r>
-        <w:t xml:space="preserve">К </w:t>
-      </w:r>
-      <w:r>
-        <w:t>порядку обеспечения нормативными документами, необходимыми для разработки АС</w:t>
-      </w:r>
-      <w:commentRangeEnd w:id="48"/>
-      <w:r>
-        <w:rPr>
-          <w:rStyle w:val="a5"/>
-        </w:rPr>
-        <w:commentReference w:id="48"/>
+      <w:r>
+        <w:t xml:space="preserve">Условия </w:t>
+      </w:r>
+      <w:r>
+        <w:t xml:space="preserve">и регламент (режим) эксплуатации, которые должны обеспечивать использование технических средств (ТС) и программно-технических средств (ПТС) АС с заданными показателями </w:t>
       </w:r>
     </w:p>
     <w:p>
       <w:pPr>
         <w:pStyle w:val="a3"/>
         <w:numPr>
-          <w:ilvl w:val="2"/>
+          <w:ilvl w:val="3"/>
           <w:numId w:val="1"/>
         </w:numPr>
         <w:ind w:left="0" w:firstLine="0"/>
         <w:jc w:val="both"/>
       </w:pPr>
       <w:r>
-        <w:rPr>
-          <w:bCs/>
-        </w:rPr>
-        <w:t xml:space="preserve">Методическое обеспечение </w:t>
+        <w:t xml:space="preserve"> </w:t>
+      </w:r>
+      <w:r>
+        <w:t xml:space="preserve">Требования </w:t>
+      </w:r>
+      <w:r>
+        <w:t xml:space="preserve">к видам, периодичности и объему технического обслуживания, контролю технического состояния и ремонта или допустимость работы без обслуживания </w:t>
       </w:r>
     </w:p>
     <w:p>
@@ -2317,25 +4762,17 @@
         <w:ind w:left="0" w:firstLine="0"/>
         <w:jc w:val="both"/>
       </w:pPr>
-      <w:commentRangeStart w:id="49"/>
-      <w:r>
-        <w:t xml:space="preserve">Перечень </w:t>
-      </w:r>
-      <w:r>
-        <w:t xml:space="preserve">применяемых при разработке и функционировании АС нормативно-технических документов (стандартов, нормативов, методик, профилей и т. </w:t>
-      </w:r>
-      <w:r>
-        <w:t>П</w:t>
-      </w:r>
-      <w:r>
-        <w:t xml:space="preserve">.) </w:t>
-      </w:r>
-      <w:commentRangeEnd w:id="49"/>
-      <w:r>
-        <w:rPr>
-          <w:rStyle w:val="a5"/>
-        </w:rPr>
-        <w:commentReference w:id="49"/>
+      <w:r>
+        <w:t xml:space="preserve">Предварительные </w:t>
+      </w:r>
+      <w:r>
+        <w:t xml:space="preserve">требования к допустимым площадям для размещения персонала и технических средств АС, к параметрам сетей энергоснабжения, вентиляции, охлаждения и т. </w:t>
+      </w:r>
+      <w:r>
+        <w:t>п</w:t>
+      </w:r>
+      <w:r>
+        <w:t xml:space="preserve">. </w:t>
       </w:r>
     </w:p>
     <w:p>
@@ -2348,19 +4785,67 @@
         <w:ind w:left="0" w:firstLine="0"/>
         <w:jc w:val="both"/>
       </w:pPr>
-      <w:commentRangeStart w:id="50"/>
-      <w:r>
-        <w:t xml:space="preserve">Порядок </w:t>
-      </w:r>
-      <w:r>
-        <w:t>и правила обеспечения разработчиков АС нормативно-технической документацией.</w:t>
-      </w:r>
-      <w:commentRangeEnd w:id="50"/>
-      <w:r>
-        <w:rPr>
-          <w:rStyle w:val="a5"/>
-        </w:rPr>
-        <w:commentReference w:id="50"/>
+      <w:r>
+        <w:lastRenderedPageBreak/>
+        <w:t xml:space="preserve">Требования </w:t>
+      </w:r>
+      <w:r>
+        <w:t xml:space="preserve">к составу, размещению и условиям хранения комплекта запасных частей, инструментов и принадлежностей, а также к нормам расхода запасных частей </w:t>
+      </w:r>
+    </w:p>
+    <w:p>
+      <w:pPr>
+        <w:pStyle w:val="a3"/>
+        <w:numPr>
+          <w:ilvl w:val="3"/>
+          <w:numId w:val="1"/>
+        </w:numPr>
+        <w:ind w:left="0" w:firstLine="0"/>
+        <w:jc w:val="both"/>
+      </w:pPr>
+      <w:r>
+        <w:t xml:space="preserve">Требования </w:t>
+      </w:r>
+      <w:r>
+        <w:t>к регламенту обслуживания</w:t>
+      </w:r>
+    </w:p>
+    <w:p>
+      <w:pPr>
+        <w:ind w:firstLine="0"/>
+        <w:jc w:val="both"/>
+      </w:pPr>
+    </w:p>
+    <w:p>
+      <w:pPr>
+        <w:spacing w:after="160" w:line="259" w:lineRule="auto"/>
+        <w:ind w:firstLine="0"/>
+      </w:pPr>
+      <w:r>
+        <w:br w:type="page"/>
+      </w:r>
+    </w:p>
+    <w:p>
+      <w:pPr>
+        <w:pStyle w:val="a3"/>
+        <w:numPr>
+          <w:ilvl w:val="0"/>
+          <w:numId w:val="1"/>
+        </w:numPr>
+        <w:ind w:left="0" w:firstLine="0"/>
+        <w:jc w:val="center"/>
+        <w:rPr>
+          <w:sz w:val="32"/>
+          <w:szCs w:val="24"/>
+        </w:rPr>
+      </w:pPr>
+      <w:r>
+        <w:rPr>
+          <w:sz w:val="32"/>
+          <w:szCs w:val="24"/>
+        </w:rPr>
+        <w:lastRenderedPageBreak/>
+        <w:t>Состав и содержание работ по созданию автоматизированной системы</w:t>
       </w:r>
     </w:p>
     <w:p>
@@ -2373,667 +4858,207 @@
         <w:ind w:left="0" w:firstLine="0"/>
         <w:jc w:val="both"/>
       </w:pPr>
-      <w:r>
-        <w:t>Общие технические требования к АС</w:t>
+      <w:commentRangeStart w:id="59"/>
+      <w:r>
+        <w:t>П</w:t>
+      </w:r>
+      <w:r>
+        <w:t xml:space="preserve">еречень этапов работ по созданию АС </w:t>
+      </w:r>
+      <w:r>
+        <w:t xml:space="preserve">и </w:t>
+      </w:r>
+      <w:r>
+        <w:t>сроки их выполнения</w:t>
+      </w:r>
+      <w:commentRangeEnd w:id="59"/>
+      <w:r>
+        <w:rPr>
+          <w:rStyle w:val="a5"/>
+        </w:rPr>
+        <w:commentReference w:id="59"/>
+      </w:r>
+    </w:p>
+    <w:p>
+      <w:pPr>
+        <w:spacing w:after="160" w:line="259" w:lineRule="auto"/>
+        <w:ind w:firstLine="0"/>
+      </w:pPr>
+      <w:r>
+        <w:br w:type="page"/>
       </w:r>
     </w:p>
     <w:p>
       <w:pPr>
         <w:pStyle w:val="a3"/>
         <w:numPr>
-          <w:ilvl w:val="2"/>
+          <w:ilvl w:val="0"/>
+          <w:numId w:val="1"/>
+        </w:numPr>
+        <w:ind w:left="0" w:firstLine="0"/>
+        <w:jc w:val="center"/>
+        <w:rPr>
+          <w:sz w:val="32"/>
+          <w:szCs w:val="24"/>
+        </w:rPr>
+      </w:pPr>
+      <w:r>
+        <w:rPr>
+          <w:sz w:val="32"/>
+          <w:szCs w:val="24"/>
+        </w:rPr>
+        <w:lastRenderedPageBreak/>
+        <w:t>Порядок разработки автоматизированной системы</w:t>
+      </w:r>
+    </w:p>
+    <w:p>
+      <w:pPr>
+        <w:pStyle w:val="a3"/>
+        <w:numPr>
+          <w:ilvl w:val="1"/>
           <w:numId w:val="1"/>
         </w:numPr>
         <w:ind w:left="0" w:firstLine="0"/>
         <w:jc w:val="both"/>
       </w:pPr>
-      <w:commentRangeStart w:id="51"/>
-      <w:r>
-        <w:t xml:space="preserve">Требования </w:t>
-      </w:r>
-      <w:r>
-        <w:t xml:space="preserve">к численности и квалификации персонала и пользователей АС </w:t>
-      </w:r>
-      <w:commentRangeEnd w:id="51"/>
+      <w:commentRangeStart w:id="60"/>
+      <w:r>
+        <w:t xml:space="preserve">Порядок </w:t>
+      </w:r>
+      <w:r>
+        <w:t xml:space="preserve">организации разработки АС </w:t>
+      </w:r>
+      <w:commentRangeEnd w:id="60"/>
       <w:r>
         <w:rPr>
           <w:rStyle w:val="a5"/>
         </w:rPr>
-        <w:commentReference w:id="51"/>
+        <w:commentReference w:id="60"/>
       </w:r>
     </w:p>
     <w:p>
       <w:pPr>
         <w:pStyle w:val="a3"/>
         <w:numPr>
-          <w:ilvl w:val="2"/>
+          <w:ilvl w:val="1"/>
           <w:numId w:val="1"/>
         </w:numPr>
         <w:ind w:left="0" w:firstLine="0"/>
         <w:jc w:val="both"/>
       </w:pPr>
-      <w:commentRangeStart w:id="52"/>
-      <w:r>
-        <w:t xml:space="preserve">Требования </w:t>
-      </w:r>
-      <w:r>
-        <w:t xml:space="preserve">к показателям назначения </w:t>
-      </w:r>
-      <w:commentRangeEnd w:id="52"/>
+      <w:commentRangeStart w:id="61"/>
+      <w:r>
+        <w:t xml:space="preserve">Перечень </w:t>
+      </w:r>
+      <w:r>
+        <w:t xml:space="preserve">документов и исходных данных для разработки АС </w:t>
+      </w:r>
+      <w:commentRangeEnd w:id="61"/>
       <w:r>
         <w:rPr>
           <w:rStyle w:val="a5"/>
         </w:rPr>
-        <w:commentReference w:id="52"/>
+        <w:commentReference w:id="61"/>
       </w:r>
     </w:p>
     <w:p>
       <w:pPr>
         <w:pStyle w:val="a3"/>
         <w:numPr>
-          <w:ilvl w:val="2"/>
+          <w:ilvl w:val="1"/>
           <w:numId w:val="1"/>
         </w:numPr>
         <w:ind w:left="0" w:firstLine="0"/>
         <w:jc w:val="both"/>
       </w:pPr>
-      <w:commentRangeStart w:id="53"/>
-      <w:r>
-        <w:t xml:space="preserve">Требования </w:t>
-      </w:r>
-      <w:r>
-        <w:t xml:space="preserve">к надежности </w:t>
-      </w:r>
-      <w:commentRangeEnd w:id="53"/>
+      <w:commentRangeStart w:id="62"/>
+      <w:r>
+        <w:t xml:space="preserve">Перечень </w:t>
+      </w:r>
+      <w:r>
+        <w:t xml:space="preserve">документов, предъявляемых по окончании соответствующих этапов работ </w:t>
+      </w:r>
+      <w:commentRangeEnd w:id="62"/>
       <w:r>
         <w:rPr>
           <w:rStyle w:val="a5"/>
         </w:rPr>
-        <w:commentReference w:id="53"/>
+        <w:commentReference w:id="62"/>
       </w:r>
     </w:p>
     <w:p>
       <w:pPr>
         <w:pStyle w:val="a3"/>
         <w:numPr>
-          <w:ilvl w:val="3"/>
+          <w:ilvl w:val="1"/>
           <w:numId w:val="1"/>
         </w:numPr>
         <w:ind w:left="0" w:firstLine="0"/>
         <w:jc w:val="both"/>
       </w:pPr>
-      <w:r>
-        <w:t xml:space="preserve">Состав </w:t>
-      </w:r>
-      <w:r>
-        <w:t xml:space="preserve">и количественные значения показателей надежности для АС в целом или ее подсистем (составных частей) </w:t>
+      <w:commentRangeStart w:id="63"/>
+      <w:r>
+        <w:t xml:space="preserve">Порядок </w:t>
+      </w:r>
+      <w:r>
+        <w:t>проведения экспертизы технической документации</w:t>
+      </w:r>
+      <w:commentRangeEnd w:id="63"/>
+      <w:r>
+        <w:rPr>
+          <w:rStyle w:val="a5"/>
+        </w:rPr>
+        <w:commentReference w:id="63"/>
       </w:r>
     </w:p>
     <w:p>
       <w:pPr>
         <w:pStyle w:val="a3"/>
         <w:numPr>
-          <w:ilvl w:val="3"/>
+          <w:ilvl w:val="1"/>
           <w:numId w:val="1"/>
         </w:numPr>
         <w:ind w:left="0" w:firstLine="0"/>
         <w:jc w:val="both"/>
       </w:pPr>
+      <w:commentRangeStart w:id="64"/>
       <w:r>
         <w:t xml:space="preserve">Перечень </w:t>
       </w:r>
       <w:r>
-        <w:t xml:space="preserve">аварийных ситуаций, по которым должны быть регламентированы требования к надежности, и значения соответствующих показателей </w:t>
+        <w:t xml:space="preserve">макетов (при необходимости), порядок их разработки, изготовления, испытаний, необходимость разработки на них документации, программы и методик испытаний </w:t>
+      </w:r>
+      <w:commentRangeEnd w:id="64"/>
+      <w:r>
+        <w:rPr>
+          <w:rStyle w:val="a5"/>
+        </w:rPr>
+        <w:commentReference w:id="64"/>
       </w:r>
     </w:p>
     <w:p>
       <w:pPr>
         <w:pStyle w:val="a3"/>
         <w:numPr>
-          <w:ilvl w:val="3"/>
+          <w:ilvl w:val="1"/>
           <w:numId w:val="1"/>
         </w:numPr>
         <w:ind w:left="0" w:firstLine="0"/>
         <w:jc w:val="both"/>
       </w:pPr>
-      <w:r>
-        <w:t xml:space="preserve">Требования </w:t>
-      </w:r>
-      <w:r>
-        <w:t xml:space="preserve">к надежности технических средств и программного обеспечения </w:t>
-      </w:r>
-    </w:p>
-    <w:p>
-      <w:pPr>
-        <w:pStyle w:val="a3"/>
-        <w:numPr>
-          <w:ilvl w:val="3"/>
-          <w:numId w:val="1"/>
-        </w:numPr>
-        <w:ind w:left="0" w:firstLine="0"/>
-        <w:jc w:val="both"/>
-      </w:pPr>
-      <w:r>
-        <w:lastRenderedPageBreak/>
-        <w:t xml:space="preserve">Требования </w:t>
-      </w:r>
-      <w:r>
-        <w:t>к методам оценки и контроля показателей надежности на разных стадиях создания АС в соответствии с действующими нормативно-техническими документами.</w:t>
-      </w:r>
-    </w:p>
-    <w:p>
-      <w:pPr>
-        <w:pStyle w:val="a3"/>
-        <w:numPr>
-          <w:ilvl w:val="2"/>
-          <w:numId w:val="1"/>
-        </w:numPr>
-        <w:ind w:left="0" w:firstLine="0"/>
-        <w:jc w:val="both"/>
-      </w:pPr>
-      <w:commentRangeStart w:id="54"/>
-      <w:r>
-        <w:t xml:space="preserve">Требования </w:t>
-      </w:r>
-      <w:r>
-        <w:t>по безопасности</w:t>
-      </w:r>
-      <w:commentRangeEnd w:id="54"/>
+      <w:commentRangeStart w:id="65"/>
+      <w:r>
+        <w:t xml:space="preserve">Порядок </w:t>
+      </w:r>
+      <w:r>
+        <w:t xml:space="preserve">разработки, согласования и утверждения плана совместных работ по разработке АС </w:t>
+      </w:r>
+      <w:commentRangeEnd w:id="65"/>
       <w:r>
         <w:rPr>
           <w:rStyle w:val="a5"/>
         </w:rPr>
-        <w:commentReference w:id="54"/>
-      </w:r>
-    </w:p>
-    <w:p>
-      <w:pPr>
-        <w:pStyle w:val="a3"/>
-        <w:numPr>
-          <w:ilvl w:val="3"/>
-          <w:numId w:val="1"/>
-        </w:numPr>
-        <w:ind w:left="0" w:firstLine="0"/>
-        <w:jc w:val="both"/>
-      </w:pPr>
-      <w:r>
-        <w:t xml:space="preserve">Требования </w:t>
-      </w:r>
-      <w:r>
-        <w:t xml:space="preserve">по обеспечению безопасности при монтаже, наладке, эксплуатации, обслуживании и ремонте технических средств АС (защита от воздействий электрического тока, электромагнитных полей и т. </w:t>
-      </w:r>
-      <w:r>
-        <w:t>П</w:t>
-      </w:r>
-      <w:r>
-        <w:t>.), по допустимым уровням вибрационных и шумовых нагрузок, а также по обеспеч</w:t>
-      </w:r>
-      <w:r>
-        <w:t>ению экологической безопасности</w:t>
-      </w:r>
-    </w:p>
-    <w:p>
-      <w:pPr>
-        <w:pStyle w:val="a3"/>
-        <w:numPr>
-          <w:ilvl w:val="2"/>
-          <w:numId w:val="1"/>
-        </w:numPr>
-        <w:ind w:left="0" w:firstLine="0"/>
-        <w:jc w:val="both"/>
-      </w:pPr>
-      <w:commentRangeStart w:id="55"/>
-      <w:r>
-        <w:t xml:space="preserve">Требования </w:t>
-      </w:r>
-      <w:r>
-        <w:t>к эрг</w:t>
-      </w:r>
-      <w:r>
-        <w:t>ономике и технической эстетике</w:t>
-      </w:r>
-      <w:commentRangeEnd w:id="55"/>
-      <w:r>
-        <w:rPr>
-          <w:rStyle w:val="a5"/>
-        </w:rPr>
-        <w:commentReference w:id="55"/>
-      </w:r>
-    </w:p>
-    <w:p>
-      <w:pPr>
-        <w:pStyle w:val="a3"/>
-        <w:numPr>
-          <w:ilvl w:val="3"/>
-          <w:numId w:val="1"/>
-        </w:numPr>
-        <w:ind w:left="0" w:firstLine="0"/>
-        <w:jc w:val="both"/>
-      </w:pPr>
-      <w:r>
-        <w:t xml:space="preserve">Эргономические </w:t>
-      </w:r>
-      <w:r>
-        <w:t xml:space="preserve">требования к организации и средствам деятельности персонала и пользователей АС, в том числе к средствам отображения информации и организации рабочего места </w:t>
-      </w:r>
-    </w:p>
-    <w:p>
-      <w:pPr>
-        <w:pStyle w:val="a3"/>
-        <w:numPr>
-          <w:ilvl w:val="3"/>
-          <w:numId w:val="1"/>
-        </w:numPr>
-        <w:ind w:left="0" w:firstLine="0"/>
-        <w:jc w:val="both"/>
-      </w:pPr>
-      <w:r>
-        <w:t xml:space="preserve">Требования </w:t>
-      </w:r>
-      <w:r>
-        <w:t>к технической эстетике, определяющие композиционную целостность, информационную выразительность, рациональность формы и культуру производственного исполнения создаваемого изделия, в том числе реализаци</w:t>
-      </w:r>
-      <w:r>
-        <w:t>и человеко-машинного интерфейса</w:t>
-      </w:r>
-    </w:p>
-    <w:p>
-      <w:pPr>
-        <w:pStyle w:val="a3"/>
-        <w:numPr>
-          <w:ilvl w:val="2"/>
-          <w:numId w:val="1"/>
-        </w:numPr>
-        <w:ind w:left="0" w:firstLine="0"/>
-        <w:jc w:val="both"/>
-      </w:pPr>
-      <w:commentRangeStart w:id="56"/>
-      <w:r>
-        <w:t xml:space="preserve">Требования </w:t>
-      </w:r>
-      <w:r>
-        <w:t xml:space="preserve">к транспортабельности для подвижных АС </w:t>
-      </w:r>
-      <w:commentRangeEnd w:id="56"/>
-      <w:r>
-        <w:rPr>
-          <w:rStyle w:val="a5"/>
-        </w:rPr>
-        <w:commentReference w:id="56"/>
-      </w:r>
-    </w:p>
-    <w:p>
-      <w:pPr>
-        <w:pStyle w:val="a3"/>
-        <w:numPr>
-          <w:ilvl w:val="2"/>
-          <w:numId w:val="1"/>
-        </w:numPr>
-        <w:ind w:left="0" w:firstLine="0"/>
-        <w:jc w:val="both"/>
-      </w:pPr>
-      <w:commentRangeStart w:id="57"/>
-      <w:r>
-        <w:t xml:space="preserve">Требования </w:t>
-      </w:r>
-      <w:r>
-        <w:t>к эксплуатации, техническому обслуживанию, рем</w:t>
-      </w:r>
-      <w:r>
-        <w:t>онту и хранению компонентов АС</w:t>
-      </w:r>
-      <w:commentRangeEnd w:id="57"/>
-      <w:r>
-        <w:rPr>
-          <w:rStyle w:val="a5"/>
-        </w:rPr>
-        <w:commentReference w:id="57"/>
-      </w:r>
-    </w:p>
-    <w:p>
-      <w:pPr>
-        <w:pStyle w:val="a3"/>
-        <w:numPr>
-          <w:ilvl w:val="3"/>
-          <w:numId w:val="1"/>
-        </w:numPr>
-        <w:ind w:left="0" w:firstLine="0"/>
-        <w:jc w:val="both"/>
-      </w:pPr>
-      <w:r>
-        <w:t xml:space="preserve">Условия </w:t>
-      </w:r>
-      <w:r>
-        <w:t xml:space="preserve">и регламент (режим) эксплуатации, которые должны обеспечивать использование технических средств (ТС) и программно-технических средств (ПТС) АС с заданными показателями </w:t>
-      </w:r>
-    </w:p>
-    <w:p>
-      <w:pPr>
-        <w:pStyle w:val="a3"/>
-        <w:numPr>
-          <w:ilvl w:val="3"/>
-          <w:numId w:val="1"/>
-        </w:numPr>
-        <w:ind w:left="0" w:firstLine="0"/>
-        <w:jc w:val="both"/>
-      </w:pPr>
-      <w:r>
-        <w:t xml:space="preserve"> </w:t>
-      </w:r>
-      <w:r>
-        <w:t xml:space="preserve">Требования </w:t>
-      </w:r>
-      <w:r>
-        <w:t xml:space="preserve">к видам, периодичности и объему технического обслуживания, контролю технического состояния и ремонта или допустимость работы без обслуживания </w:t>
-      </w:r>
-    </w:p>
-    <w:p>
-      <w:pPr>
-        <w:pStyle w:val="a3"/>
-        <w:numPr>
-          <w:ilvl w:val="3"/>
-          <w:numId w:val="1"/>
-        </w:numPr>
-        <w:ind w:left="0" w:firstLine="0"/>
-        <w:jc w:val="both"/>
-      </w:pPr>
-      <w:r>
-        <w:t xml:space="preserve">Предварительные </w:t>
-      </w:r>
-      <w:r>
-        <w:t xml:space="preserve">требования к допустимым площадям для размещения персонала и технических средств АС, к параметрам сетей энергоснабжения, вентиляции, охлаждения и т. </w:t>
-      </w:r>
-      <w:r>
-        <w:t>п</w:t>
-      </w:r>
-      <w:r>
-        <w:t xml:space="preserve">. </w:t>
-      </w:r>
-    </w:p>
-    <w:p>
-      <w:pPr>
-        <w:pStyle w:val="a3"/>
-        <w:numPr>
-          <w:ilvl w:val="3"/>
-          <w:numId w:val="1"/>
-        </w:numPr>
-        <w:ind w:left="0" w:firstLine="0"/>
-        <w:jc w:val="both"/>
-      </w:pPr>
-      <w:r>
-        <w:lastRenderedPageBreak/>
-        <w:t xml:space="preserve">Требования </w:t>
-      </w:r>
-      <w:r>
-        <w:t xml:space="preserve">к составу, размещению и условиям хранения комплекта запасных частей, инструментов и принадлежностей, а также к нормам расхода запасных частей </w:t>
-      </w:r>
-    </w:p>
-    <w:p>
-      <w:pPr>
-        <w:pStyle w:val="a3"/>
-        <w:numPr>
-          <w:ilvl w:val="3"/>
-          <w:numId w:val="1"/>
-        </w:numPr>
-        <w:ind w:left="0" w:firstLine="0"/>
-        <w:jc w:val="both"/>
-      </w:pPr>
-      <w:r>
-        <w:t xml:space="preserve">Требования </w:t>
-      </w:r>
-      <w:r>
-        <w:t>к регламенту обслуживания</w:t>
-      </w:r>
-    </w:p>
-    <w:p>
-      <w:pPr>
-        <w:ind w:firstLine="0"/>
-        <w:jc w:val="both"/>
-      </w:pPr>
-    </w:p>
-    <w:p>
-      <w:pPr>
-        <w:spacing w:after="160" w:line="259" w:lineRule="auto"/>
-        <w:ind w:firstLine="0"/>
-      </w:pPr>
-      <w:r>
-        <w:br w:type="page"/>
-      </w:r>
-    </w:p>
-    <w:p>
-      <w:pPr>
-        <w:pStyle w:val="a3"/>
-        <w:numPr>
-          <w:ilvl w:val="0"/>
-          <w:numId w:val="1"/>
-        </w:numPr>
-        <w:ind w:left="0" w:firstLine="0"/>
-        <w:jc w:val="center"/>
-        <w:rPr>
-          <w:sz w:val="32"/>
-          <w:szCs w:val="24"/>
-        </w:rPr>
-      </w:pPr>
-      <w:r>
-        <w:rPr>
-          <w:sz w:val="32"/>
-          <w:szCs w:val="24"/>
-        </w:rPr>
-        <w:lastRenderedPageBreak/>
-        <w:t>Состав и содержание работ по созданию автоматизированной системы</w:t>
-      </w:r>
-    </w:p>
-    <w:p>
-      <w:pPr>
-        <w:pStyle w:val="a3"/>
-        <w:numPr>
-          <w:ilvl w:val="1"/>
-          <w:numId w:val="1"/>
-        </w:numPr>
-        <w:ind w:left="0" w:firstLine="0"/>
-        <w:jc w:val="both"/>
-      </w:pPr>
-      <w:commentRangeStart w:id="58"/>
-      <w:r>
-        <w:t>П</w:t>
-      </w:r>
-      <w:r>
-        <w:t xml:space="preserve">еречень этапов работ по созданию АС </w:t>
-      </w:r>
-      <w:r>
-        <w:t xml:space="preserve">и </w:t>
-      </w:r>
-      <w:r>
-        <w:t>сроки их выполнения</w:t>
-      </w:r>
-      <w:commentRangeEnd w:id="58"/>
-      <w:r>
-        <w:rPr>
-          <w:rStyle w:val="a5"/>
-        </w:rPr>
-        <w:commentReference w:id="58"/>
-      </w:r>
-    </w:p>
-    <w:p>
-      <w:pPr>
-        <w:spacing w:after="160" w:line="259" w:lineRule="auto"/>
-        <w:ind w:firstLine="0"/>
-      </w:pPr>
-      <w:r>
-        <w:br w:type="page"/>
-      </w:r>
-    </w:p>
-    <w:p>
-      <w:pPr>
-        <w:pStyle w:val="a3"/>
-        <w:numPr>
-          <w:ilvl w:val="0"/>
-          <w:numId w:val="1"/>
-        </w:numPr>
-        <w:ind w:left="0" w:firstLine="0"/>
-        <w:jc w:val="center"/>
-        <w:rPr>
-          <w:sz w:val="32"/>
-          <w:szCs w:val="24"/>
-        </w:rPr>
-      </w:pPr>
-      <w:r>
-        <w:rPr>
-          <w:sz w:val="32"/>
-          <w:szCs w:val="24"/>
-        </w:rPr>
-        <w:lastRenderedPageBreak/>
-        <w:t>Порядок разработки автоматизированной системы</w:t>
-      </w:r>
-    </w:p>
-    <w:p>
-      <w:pPr>
-        <w:pStyle w:val="a3"/>
-        <w:numPr>
-          <w:ilvl w:val="1"/>
-          <w:numId w:val="1"/>
-        </w:numPr>
-        <w:ind w:left="0" w:firstLine="0"/>
-        <w:jc w:val="both"/>
-      </w:pPr>
-      <w:commentRangeStart w:id="59"/>
-      <w:r>
-        <w:t xml:space="preserve">Порядок </w:t>
-      </w:r>
-      <w:r>
-        <w:t xml:space="preserve">организации разработки АС </w:t>
-      </w:r>
-      <w:commentRangeEnd w:id="59"/>
-      <w:r>
-        <w:rPr>
-          <w:rStyle w:val="a5"/>
-        </w:rPr>
-        <w:commentReference w:id="59"/>
-      </w:r>
-    </w:p>
-    <w:p>
-      <w:pPr>
-        <w:pStyle w:val="a3"/>
-        <w:numPr>
-          <w:ilvl w:val="1"/>
-          <w:numId w:val="1"/>
-        </w:numPr>
-        <w:ind w:left="0" w:firstLine="0"/>
-        <w:jc w:val="both"/>
-      </w:pPr>
-      <w:commentRangeStart w:id="60"/>
-      <w:r>
-        <w:t xml:space="preserve">Перечень </w:t>
-      </w:r>
-      <w:r>
-        <w:t xml:space="preserve">документов и исходных данных для разработки АС </w:t>
-      </w:r>
-      <w:commentRangeEnd w:id="60"/>
-      <w:r>
-        <w:rPr>
-          <w:rStyle w:val="a5"/>
-        </w:rPr>
-        <w:commentReference w:id="60"/>
-      </w:r>
-    </w:p>
-    <w:p>
-      <w:pPr>
-        <w:pStyle w:val="a3"/>
-        <w:numPr>
-          <w:ilvl w:val="1"/>
-          <w:numId w:val="1"/>
-        </w:numPr>
-        <w:ind w:left="0" w:firstLine="0"/>
-        <w:jc w:val="both"/>
-      </w:pPr>
-      <w:commentRangeStart w:id="61"/>
-      <w:r>
-        <w:t xml:space="preserve">Перечень </w:t>
-      </w:r>
-      <w:r>
-        <w:t xml:space="preserve">документов, предъявляемых по окончании соответствующих этапов работ </w:t>
-      </w:r>
-      <w:commentRangeEnd w:id="61"/>
-      <w:r>
-        <w:rPr>
-          <w:rStyle w:val="a5"/>
-        </w:rPr>
-        <w:commentReference w:id="61"/>
-      </w:r>
-    </w:p>
-    <w:p>
-      <w:pPr>
-        <w:pStyle w:val="a3"/>
-        <w:numPr>
-          <w:ilvl w:val="1"/>
-          <w:numId w:val="1"/>
-        </w:numPr>
-        <w:ind w:left="0" w:firstLine="0"/>
-        <w:jc w:val="both"/>
-      </w:pPr>
-      <w:commentRangeStart w:id="62"/>
-      <w:r>
-        <w:t xml:space="preserve">Порядок </w:t>
-      </w:r>
-      <w:r>
-        <w:t>проведения экспертизы технической документации</w:t>
-      </w:r>
-      <w:commentRangeEnd w:id="62"/>
-      <w:r>
-        <w:rPr>
-          <w:rStyle w:val="a5"/>
-        </w:rPr>
-        <w:commentReference w:id="62"/>
-      </w:r>
-    </w:p>
-    <w:p>
-      <w:pPr>
-        <w:pStyle w:val="a3"/>
-        <w:numPr>
-          <w:ilvl w:val="1"/>
-          <w:numId w:val="1"/>
-        </w:numPr>
-        <w:ind w:left="0" w:firstLine="0"/>
-        <w:jc w:val="both"/>
-      </w:pPr>
-      <w:commentRangeStart w:id="63"/>
-      <w:r>
-        <w:t xml:space="preserve">Перечень </w:t>
-      </w:r>
-      <w:r>
-        <w:t xml:space="preserve">макетов (при необходимости), порядок их разработки, изготовления, испытаний, необходимость разработки на них документации, программы и методик испытаний </w:t>
-      </w:r>
-      <w:commentRangeEnd w:id="63"/>
-      <w:r>
-        <w:rPr>
-          <w:rStyle w:val="a5"/>
-        </w:rPr>
-        <w:commentReference w:id="63"/>
-      </w:r>
-    </w:p>
-    <w:p>
-      <w:pPr>
-        <w:pStyle w:val="a3"/>
-        <w:numPr>
-          <w:ilvl w:val="1"/>
-          <w:numId w:val="1"/>
-        </w:numPr>
-        <w:ind w:left="0" w:firstLine="0"/>
-        <w:jc w:val="both"/>
-      </w:pPr>
-      <w:commentRangeStart w:id="64"/>
-      <w:r>
-        <w:t xml:space="preserve">Порядок </w:t>
-      </w:r>
-      <w:r>
-        <w:t xml:space="preserve">разработки, согласования и утверждения плана совместных работ по разработке АС </w:t>
-      </w:r>
-      <w:commentRangeEnd w:id="64"/>
-      <w:r>
-        <w:rPr>
-          <w:rStyle w:val="a5"/>
-        </w:rPr>
-        <w:commentReference w:id="64"/>
+        <w:commentReference w:id="65"/>
       </w:r>
     </w:p>
     <w:p>
@@ -3092,16 +5117,16 @@
         <w:ind w:left="0" w:firstLine="0"/>
         <w:jc w:val="both"/>
       </w:pPr>
-      <w:commentRangeStart w:id="65"/>
+      <w:commentRangeStart w:id="66"/>
       <w:r>
         <w:t xml:space="preserve">Виды, состав и методы испытаний АС и ее составных частей </w:t>
       </w:r>
-      <w:commentRangeEnd w:id="65"/>
+      <w:commentRangeEnd w:id="66"/>
       <w:r>
         <w:rPr>
           <w:rStyle w:val="a5"/>
         </w:rPr>
-        <w:commentReference w:id="65"/>
+        <w:commentReference w:id="66"/>
       </w:r>
     </w:p>
     <w:p>
@@ -3114,16 +5139,16 @@
         <w:ind w:left="0" w:firstLine="0"/>
         <w:jc w:val="both"/>
       </w:pPr>
-      <w:commentRangeStart w:id="66"/>
+      <w:commentRangeStart w:id="67"/>
       <w:r>
         <w:t xml:space="preserve">Общие требования к приемке работ, порядок согласования и утверждения приемочной документации </w:t>
       </w:r>
-      <w:commentRangeEnd w:id="66"/>
+      <w:commentRangeEnd w:id="67"/>
       <w:r>
         <w:rPr>
           <w:rStyle w:val="a5"/>
         </w:rPr>
-        <w:commentReference w:id="66"/>
+        <w:commentReference w:id="67"/>
       </w:r>
     </w:p>
     <w:p>
@@ -3136,16 +5161,16 @@
         <w:ind w:left="0" w:firstLine="0"/>
         <w:jc w:val="both"/>
       </w:pPr>
-      <w:commentRangeStart w:id="67"/>
+      <w:commentRangeStart w:id="68"/>
       <w:r>
         <w:t>Статус приемочной комиссии (государственная, межведомственная, ведомственная и др.).</w:t>
       </w:r>
-      <w:commentRangeEnd w:id="67"/>
+      <w:commentRangeEnd w:id="68"/>
       <w:r>
         <w:rPr>
           <w:rStyle w:val="a5"/>
         </w:rPr>
-        <w:commentReference w:id="67"/>
+        <w:commentReference w:id="68"/>
       </w:r>
     </w:p>
     <w:p>
@@ -3197,19 +5222,19 @@
         <w:ind w:left="0" w:firstLine="0"/>
         <w:jc w:val="both"/>
       </w:pPr>
-      <w:commentRangeStart w:id="68"/>
+      <w:commentRangeStart w:id="69"/>
       <w:r>
         <w:t xml:space="preserve">Создание </w:t>
       </w:r>
       <w:r>
         <w:t xml:space="preserve">условий функционирования объекта автоматизации, при которых гарантируется соответствие создаваемой АС требованиям, содержащимся в ТЗ на АС </w:t>
       </w:r>
-      <w:commentRangeEnd w:id="68"/>
+      <w:commentRangeEnd w:id="69"/>
       <w:r>
         <w:rPr>
           <w:rStyle w:val="a5"/>
         </w:rPr>
-        <w:commentReference w:id="68"/>
+        <w:commentReference w:id="69"/>
       </w:r>
     </w:p>
     <w:p>
@@ -3222,19 +5247,19 @@
         <w:ind w:left="0" w:firstLine="0"/>
         <w:jc w:val="both"/>
       </w:pPr>
-      <w:commentRangeStart w:id="69"/>
+      <w:commentRangeStart w:id="70"/>
       <w:r>
         <w:t xml:space="preserve">Проведение </w:t>
       </w:r>
       <w:r>
         <w:t xml:space="preserve">необходимых организационно-штатных мероприятий </w:t>
       </w:r>
-      <w:commentRangeEnd w:id="69"/>
+      <w:commentRangeEnd w:id="70"/>
       <w:r>
         <w:rPr>
           <w:rStyle w:val="a5"/>
         </w:rPr>
-        <w:commentReference w:id="69"/>
+        <w:commentReference w:id="70"/>
       </w:r>
     </w:p>
     <w:p>
@@ -3247,7 +5272,7 @@
         <w:ind w:left="0" w:firstLine="0"/>
         <w:jc w:val="both"/>
       </w:pPr>
-      <w:commentRangeStart w:id="70"/>
+      <w:commentRangeStart w:id="71"/>
       <w:r>
         <w:t xml:space="preserve"> </w:t>
       </w:r>
@@ -3257,12 +5282,12 @@
       <w:r>
         <w:t xml:space="preserve">обучения персонала и пользователей АС. </w:t>
       </w:r>
-      <w:commentRangeEnd w:id="70"/>
+      <w:commentRangeEnd w:id="71"/>
       <w:r>
         <w:rPr>
           <w:rStyle w:val="a5"/>
         </w:rPr>
-        <w:commentReference w:id="70"/>
+        <w:commentReference w:id="71"/>
       </w:r>
     </w:p>
     <w:p>
@@ -3314,19 +5339,19 @@
         <w:ind w:left="0" w:firstLine="0"/>
         <w:jc w:val="both"/>
       </w:pPr>
-      <w:commentRangeStart w:id="71"/>
+      <w:commentRangeStart w:id="72"/>
       <w:r>
         <w:t xml:space="preserve">Перечень </w:t>
       </w:r>
       <w:r>
         <w:t xml:space="preserve">подлежащих разработке документов </w:t>
       </w:r>
-      <w:commentRangeEnd w:id="71"/>
+      <w:commentRangeEnd w:id="72"/>
       <w:r>
         <w:rPr>
           <w:rStyle w:val="a5"/>
         </w:rPr>
-        <w:commentReference w:id="71"/>
+        <w:commentReference w:id="72"/>
       </w:r>
     </w:p>
     <w:p>
@@ -3339,19 +5364,19 @@
         <w:ind w:left="0" w:firstLine="0"/>
         <w:jc w:val="both"/>
       </w:pPr>
-      <w:commentRangeStart w:id="72"/>
+      <w:commentRangeStart w:id="73"/>
       <w:r>
         <w:t xml:space="preserve">Вид </w:t>
       </w:r>
       <w:r>
         <w:t xml:space="preserve">представления и количество документов </w:t>
       </w:r>
-      <w:commentRangeEnd w:id="72"/>
+      <w:commentRangeEnd w:id="73"/>
       <w:r>
         <w:rPr>
           <w:rStyle w:val="a5"/>
         </w:rPr>
-        <w:commentReference w:id="72"/>
+        <w:commentReference w:id="73"/>
       </w:r>
     </w:p>
     <w:p>
@@ -3364,19 +5389,19 @@
         <w:ind w:left="0" w:firstLine="0"/>
         <w:jc w:val="both"/>
       </w:pPr>
-      <w:commentRangeStart w:id="73"/>
+      <w:commentRangeStart w:id="74"/>
       <w:r>
         <w:t xml:space="preserve">Требования </w:t>
       </w:r>
       <w:r>
         <w:t>по использованию ЕСКД и ЕСПД при разработке документов.</w:t>
       </w:r>
-      <w:commentRangeEnd w:id="73"/>
+      <w:commentRangeEnd w:id="74"/>
       <w:r>
         <w:rPr>
           <w:rStyle w:val="a5"/>
         </w:rPr>
-        <w:commentReference w:id="73"/>
+        <w:commentReference w:id="74"/>
       </w:r>
     </w:p>
     <w:p>
@@ -3412,7 +5437,7 @@
           <w:szCs w:val="32"/>
         </w:rPr>
       </w:pPr>
-      <w:commentRangeStart w:id="74"/>
+      <w:commentRangeStart w:id="75"/>
       <w:r>
         <w:rPr>
           <w:sz w:val="32"/>
@@ -3428,14 +5453,14 @@
         </w:rPr>
         <w:t>сточники разработки</w:t>
       </w:r>
-      <w:commentRangeEnd w:id="74"/>
+      <w:commentRangeEnd w:id="75"/>
       <w:r>
         <w:rPr>
           <w:rStyle w:val="a5"/>
           <w:sz w:val="32"/>
           <w:szCs w:val="32"/>
         </w:rPr>
-        <w:commentReference w:id="74"/>
+        <w:commentReference w:id="75"/>
       </w:r>
     </w:p>
     <w:p>
@@ -3452,10 +5477,17 @@
       </w:pPr>
     </w:p>
     <w:sectPr>
+      <w:headerReference w:type="even" r:id="rId13"/>
+      <w:headerReference w:type="default" r:id="rId14"/>
+      <w:footerReference w:type="even" r:id="rId15"/>
+      <w:footerReference w:type="default" r:id="rId16"/>
+      <w:headerReference w:type="first" r:id="rId17"/>
+      <w:footerReference w:type="first" r:id="rId18"/>
       <w:pgSz w:w="11906" w:h="16838"/>
-      <w:pgMar w:top="1134" w:right="850" w:bottom="1134" w:left="1701" w:header="708" w:footer="708" w:gutter="0"/>
+      <w:pgMar w:top="1134" w:right="1134" w:bottom="1134" w:left="1701" w:header="709" w:footer="709" w:gutter="0"/>
       <w:cols w:space="708"/>
-      <w:docGrid w:linePitch="360"/>
+      <w:titlePg/>
+      <w:docGrid w:linePitch="381"/>
     </w:sectPr>
   </w:body>
 </w:document>
@@ -3463,7 +5495,7 @@
 
 <file path=word/comments.xml><?xml version="1.0" encoding="utf-8"?>
 <w:comments xmlns:wpc="http://schemas.microsoft.com/office/word/2010/wordprocessingCanvas" xmlns:cx="http://schemas.microsoft.com/office/drawing/2014/chartex" xmlns:cx1="http://schemas.microsoft.com/office/drawing/2015/9/8/chartex" xmlns:cx2="http://schemas.microsoft.com/office/drawing/2015/10/21/chartex" xmlns:cx3="http://schemas.microsoft.com/office/drawing/2016/5/9/chartex" xmlns:cx4="http://schemas.microsoft.com/office/drawing/2016/5/10/chartex" xmlns:cx5="http://schemas.microsoft.com/office/drawing/2016/5/11/chartex" xmlns:cx6="http://schemas.microsoft.com/office/drawing/2016/5/12/chartex" xmlns:cx7="http://schemas.microsoft.com/office/drawing/2016/5/13/chartex" xmlns:cx8="http://schemas.microsoft.com/office/drawing/2016/5/14/chartex" xmlns:mc="http://schemas.openxmlformats.org/markup-compatibility/2006" xmlns:aink="http://schemas.microsoft.com/office/drawing/2016/ink" xmlns:am3d="http://schemas.microsoft.com/office/drawing/2017/model3d" xmlns:o="urn:schemas-microsoft-com:office:office" xmlns:r="http://schemas.openxmlformats.org/officeDocument/2006/relationships" xmlns:m="http://schemas.openxmlformats.org/officeDocument/2006/math" xmlns:v="urn:schemas-microsoft-com:vml" xmlns:wp14="http://schemas.microsoft.com/office/word/2010/wordprocessingDrawing" xmlns:wp="http://schemas.openxmlformats.org/drawingml/2006/wordprocessingDrawing" xmlns:w10="urn:schemas-microsoft-com:office:word" xmlns:w="http://schemas.openxmlformats.org/wordprocessingml/2006/main" xmlns:w14="http://schemas.microsoft.com/office/word/2010/wordml" xmlns:w15="http://schemas.microsoft.com/office/word/2012/wordml" xmlns:w16cex="http://schemas.microsoft.com/office/word/2018/wordml/cex" xmlns:w16cid="http://schemas.microsoft.com/office/word/2016/wordml/cid" xmlns:w16="http://schemas.microsoft.com/office/word/2018/wordml" xmlns:w16sdtdh="http://schemas.microsoft.com/office/word/2020/wordml/sdtdatahash" xmlns:w16se="http://schemas.microsoft.com/office/word/2015/wordml/symex" xmlns:wpg="http://schemas.microsoft.com/office/word/2010/wordprocessingGroup" xmlns:wpi="http://schemas.microsoft.com/office/word/2010/wordprocessingInk" xmlns:wne="http://schemas.microsoft.com/office/word/2006/wordml" xmlns:wps="http://schemas.microsoft.com/office/word/2010/wordprocessingShape" mc:Ignorable="w14 w15 w16se w16cid w16 w16cex w16sdtdh wp14">
-  <w:comment w:id="0" w:author="Gvadoskr" w:date="2025-12-12T22:58:00Z" w:initials="DK">
+  <w:comment w:id="1" w:author="Gvadoskr" w:date="2025-12-12T22:58:00Z" w:initials="DK">
     <w:p>
       <w:pPr>
         <w:pStyle w:val="ae"/>
@@ -3593,7 +5625,7 @@
       </w:pPr>
     </w:p>
   </w:comment>
-  <w:comment w:id="1" w:author="Gvadoskr" w:date="2025-12-12T22:58:00Z" w:initials="DK">
+  <w:comment w:id="2" w:author="Gvadoskr" w:date="2025-12-12T22:58:00Z" w:initials="DK">
     <w:p>
       <w:pPr>
         <w:pStyle w:val="ae"/>
@@ -3650,7 +5682,7 @@
       </w:pPr>
     </w:p>
   </w:comment>
-  <w:comment w:id="2" w:author="Gvadoskr" w:date="2025-12-12T22:58:00Z" w:initials="DK">
+  <w:comment w:id="3" w:author="Gvadoskr" w:date="2025-12-12T22:58:00Z" w:initials="DK">
     <w:p>
       <w:pPr>
         <w:pStyle w:val="ae"/>
@@ -3743,7 +5775,7 @@
       </w:pPr>
     </w:p>
   </w:comment>
-  <w:comment w:id="3" w:author="Gvadoskr" w:date="2025-12-12T22:59:00Z" w:initials="DK">
+  <w:comment w:id="4" w:author="Gvadoskr" w:date="2025-12-12T22:59:00Z" w:initials="DK">
     <w:p>
       <w:pPr>
         <w:pStyle w:val="ae"/>
@@ -3812,7 +5844,7 @@
       </w:pPr>
     </w:p>
   </w:comment>
-  <w:comment w:id="4" w:author="Gvadoskr" w:date="2025-12-12T22:59:00Z" w:initials="DK">
+  <w:comment w:id="5" w:author="Gvadoskr" w:date="2025-12-12T22:59:00Z" w:initials="DK">
     <w:p>
       <w:pPr>
         <w:pStyle w:val="ae"/>
@@ -4434,7 +6466,7 @@
       </w:pPr>
     </w:p>
   </w:comment>
-  <w:comment w:id="5" w:author="Gvadoskr" w:date="2025-12-12T22:59:00Z" w:initials="DK">
+  <w:comment w:id="6" w:author="Gvadoskr" w:date="2025-12-12T22:59:00Z" w:initials="DK">
     <w:p>
       <w:pPr>
         <w:pStyle w:val="ae"/>
@@ -4500,7 +6532,7 @@
       </w:pPr>
     </w:p>
   </w:comment>
-  <w:comment w:id="6" w:author="Gvadoskr" w:date="2025-12-12T22:59:00Z" w:initials="DK">
+  <w:comment w:id="7" w:author="Gvadoskr" w:date="2025-12-12T22:59:00Z" w:initials="DK">
     <w:p>
       <w:pPr>
         <w:pStyle w:val="ae"/>
@@ -4593,7 +6625,7 @@
       </w:pPr>
     </w:p>
   </w:comment>
-  <w:comment w:id="7" w:author="Gvadoskr" w:date="2025-12-12T22:59:00Z" w:initials="DK">
+  <w:comment w:id="8" w:author="Gvadoskr" w:date="2025-12-12T22:59:00Z" w:initials="DK">
     <w:p>
       <w:pPr>
         <w:pStyle w:val="ae"/>
@@ -4674,7 +6706,7 @@
       </w:pPr>
     </w:p>
   </w:comment>
-  <w:comment w:id="8" w:author="Gvadoskr" w:date="2025-12-12T22:59:00Z" w:initials="DK">
+  <w:comment w:id="9" w:author="Gvadoskr" w:date="2025-12-12T22:59:00Z" w:initials="DK">
     <w:p>
       <w:pPr>
         <w:pStyle w:val="ae"/>
@@ -4731,7 +6763,7 @@
       </w:pPr>
     </w:p>
   </w:comment>
-  <w:comment w:id="9" w:author="Gvadoskr" w:date="2025-12-12T23:00:00Z" w:initials="DK">
+  <w:comment w:id="10" w:author="Gvadoskr" w:date="2025-12-12T23:00:00Z" w:initials="DK">
     <w:p>
       <w:pPr>
         <w:pStyle w:val="ae"/>
@@ -4885,7 +6917,7 @@
       </w:pPr>
     </w:p>
   </w:comment>
-  <w:comment w:id="10" w:author="Gvadoskr" w:date="2025-12-12T23:00:00Z" w:initials="DK">
+  <w:comment w:id="11" w:author="Gvadoskr" w:date="2025-12-12T23:00:00Z" w:initials="DK">
     <w:p>
       <w:pPr>
         <w:pStyle w:val="ae"/>
@@ -4942,7 +6974,7 @@
       </w:pPr>
     </w:p>
   </w:comment>
-  <w:comment w:id="11" w:author="Gvadoskr" w:date="2025-12-12T23:00:00Z" w:initials="DK">
+  <w:comment w:id="12" w:author="Gvadoskr" w:date="2025-12-12T23:00:00Z" w:initials="DK">
     <w:p>
       <w:pPr>
         <w:pStyle w:val="ae"/>
@@ -5047,7 +7079,7 @@
       </w:pPr>
     </w:p>
   </w:comment>
-  <w:comment w:id="12" w:author="Gvadoskr" w:date="2025-12-12T23:00:00Z" w:initials="DK">
+  <w:comment w:id="13" w:author="Gvadoskr" w:date="2025-12-12T23:00:00Z" w:initials="DK">
     <w:p>
       <w:pPr>
         <w:pStyle w:val="ae"/>
@@ -5152,7 +7184,7 @@
       </w:pPr>
     </w:p>
   </w:comment>
-  <w:comment w:id="13" w:author="Gvadoskr" w:date="2025-12-12T23:00:00Z" w:initials="DK">
+  <w:comment w:id="14" w:author="Gvadoskr" w:date="2025-12-12T23:00:00Z" w:initials="DK">
     <w:p>
       <w:pPr>
         <w:pStyle w:val="4"/>
@@ -5219,9 +7251,9 @@
       </w:tblPr>
       <w:tblGrid>
         <w:gridCol w:w="1066"/>
-        <w:gridCol w:w="2566"/>
-        <w:gridCol w:w="2860"/>
-        <w:gridCol w:w="2863"/>
+        <w:gridCol w:w="2507"/>
+        <w:gridCol w:w="2799"/>
+        <w:gridCol w:w="2699"/>
       </w:tblGrid>
       <w:tr>
         <w:trPr>
@@ -5434,7 +7466,7 @@
       </w:pPr>
     </w:p>
   </w:comment>
-  <w:comment w:id="14" w:author="Gvadoskr" w:date="2025-12-12T23:01:00Z" w:initials="DK">
+  <w:comment w:id="15" w:author="Gvadoskr" w:date="2025-12-12T23:01:00Z" w:initials="DK">
     <w:p>
       <w:pPr>
         <w:pStyle w:val="ae"/>
@@ -5503,7 +7535,7 @@
       </w:pPr>
     </w:p>
   </w:comment>
-  <w:comment w:id="15" w:author="Gvadoskr" w:date="2025-12-12T23:01:00Z" w:initials="DK">
+  <w:comment w:id="16" w:author="Gvadoskr" w:date="2025-12-12T23:01:00Z" w:initials="DK">
     <w:p>
       <w:pPr>
         <w:pStyle w:val="ae"/>
@@ -5572,7 +7604,7 @@
       </w:pPr>
     </w:p>
   </w:comment>
-  <w:comment w:id="16" w:author="Gvadoskr" w:date="2025-12-12T23:01:00Z" w:initials="DK">
+  <w:comment w:id="17" w:author="Gvadoskr" w:date="2025-12-12T23:01:00Z" w:initials="DK">
     <w:p>
       <w:pPr>
         <w:pStyle w:val="ae"/>
@@ -5641,7 +7673,7 @@
       </w:pPr>
     </w:p>
   </w:comment>
-  <w:comment w:id="17" w:author="Gvadoskr" w:date="2025-12-12T23:01:00Z" w:initials="DK">
+  <w:comment w:id="18" w:author="Gvadoskr" w:date="2025-12-12T23:01:00Z" w:initials="DK">
     <w:p>
       <w:pPr>
         <w:pStyle w:val="ae"/>
@@ -5725,7 +7757,7 @@
       </w:pPr>
     </w:p>
   </w:comment>
-  <w:comment w:id="18" w:author="Gvadoskr" w:date="2025-12-12T23:01:00Z" w:initials="DK">
+  <w:comment w:id="19" w:author="Gvadoskr" w:date="2025-12-12T23:01:00Z" w:initials="DK">
     <w:p>
       <w:pPr>
         <w:pStyle w:val="a6"/>
@@ -5750,7 +7782,7 @@
       </w:r>
     </w:p>
   </w:comment>
-  <w:comment w:id="19" w:author="Gvadoskr" w:date="2025-12-12T23:01:00Z" w:initials="DK">
+  <w:comment w:id="20" w:author="Gvadoskr" w:date="2025-12-12T23:01:00Z" w:initials="DK">
     <w:p>
       <w:pPr>
         <w:pStyle w:val="ae"/>
@@ -5810,7 +7842,7 @@
       </w:pPr>
     </w:p>
   </w:comment>
-  <w:comment w:id="20" w:author="Gvadoskr" w:date="2025-12-12T23:01:00Z" w:initials="DK">
+  <w:comment w:id="21" w:author="Gvadoskr" w:date="2025-12-12T23:01:00Z" w:initials="DK">
     <w:p>
       <w:pPr>
         <w:pStyle w:val="ae"/>
@@ -5870,7 +7902,7 @@
       </w:pPr>
     </w:p>
   </w:comment>
-  <w:comment w:id="21" w:author="Gvadoskr" w:date="2025-12-12T23:01:00Z" w:initials="DK">
+  <w:comment w:id="22" w:author="Gvadoskr" w:date="2025-12-12T23:01:00Z" w:initials="DK">
     <w:p>
       <w:pPr>
         <w:pStyle w:val="ae"/>
@@ -5942,7 +7974,7 @@
       </w:pPr>
     </w:p>
   </w:comment>
-  <w:comment w:id="22" w:author="Gvadoskr" w:date="2025-12-12T23:02:00Z" w:initials="DK">
+  <w:comment w:id="23" w:author="Gvadoskr" w:date="2025-12-12T23:02:00Z" w:initials="DK">
     <w:p>
       <w:pPr>
         <w:pStyle w:val="ae"/>
@@ -5999,7 +8031,7 @@
       </w:pPr>
     </w:p>
   </w:comment>
-  <w:comment w:id="23" w:author="Gvadoskr" w:date="2025-12-12T23:02:00Z" w:initials="DK">
+  <w:comment w:id="24" w:author="Gvadoskr" w:date="2025-12-12T23:02:00Z" w:initials="DK">
     <w:p>
       <w:pPr>
         <w:pStyle w:val="ae"/>
@@ -6083,7 +8115,7 @@
       </w:pPr>
     </w:p>
   </w:comment>
-  <w:comment w:id="24" w:author="Gvadoskr" w:date="2025-12-12T23:02:00Z" w:initials="DK">
+  <w:comment w:id="25" w:author="Gvadoskr" w:date="2025-12-12T23:02:00Z" w:initials="DK">
     <w:p>
       <w:pPr>
         <w:pStyle w:val="ae"/>
@@ -6164,7 +8196,7 @@
       </w:pPr>
     </w:p>
   </w:comment>
-  <w:comment w:id="25" w:author="Gvadoskr" w:date="2025-12-12T23:02:00Z" w:initials="DK">
+  <w:comment w:id="26" w:author="Gvadoskr" w:date="2025-12-12T23:02:00Z" w:initials="DK">
     <w:p>
       <w:pPr>
         <w:pStyle w:val="ae"/>
@@ -6236,7 +8268,7 @@
       </w:pPr>
     </w:p>
   </w:comment>
-  <w:comment w:id="26" w:author="Gvadoskr" w:date="2025-12-12T23:02:00Z" w:initials="DK">
+  <w:comment w:id="27" w:author="Gvadoskr" w:date="2025-12-12T23:02:00Z" w:initials="DK">
     <w:p>
       <w:pPr>
         <w:pStyle w:val="a6"/>
@@ -6252,7 +8284,7 @@
       </w:r>
     </w:p>
   </w:comment>
-  <w:comment w:id="27" w:author="Gvadoskr" w:date="2025-12-12T23:02:00Z" w:initials="DK">
+  <w:comment w:id="28" w:author="Gvadoskr" w:date="2025-12-12T23:02:00Z" w:initials="DK">
     <w:p>
       <w:pPr>
         <w:pStyle w:val="ae"/>
@@ -6302,7 +8334,7 @@
       </w:r>
     </w:p>
   </w:comment>
-  <w:comment w:id="28" w:author="Gvadoskr" w:date="2025-12-12T23:02:00Z" w:initials="DK">
+  <w:comment w:id="29" w:author="Gvadoskr" w:date="2025-12-12T23:02:00Z" w:initials="DK">
     <w:p>
       <w:pPr>
         <w:pStyle w:val="ae"/>
@@ -6352,7 +8384,7 @@
       </w:r>
     </w:p>
   </w:comment>
-  <w:comment w:id="29" w:author="Gvadoskr" w:date="2025-12-12T23:02:00Z" w:initials="DK">
+  <w:comment w:id="30" w:author="Gvadoskr" w:date="2025-12-12T23:02:00Z" w:initials="DK">
     <w:p>
       <w:pPr>
         <w:pStyle w:val="a6"/>
@@ -6365,22 +8397,6 @@
       </w:r>
       <w:r>
         <w:t>4.3.1.4. Классификаторы и справочники — какие используются (список статусов, типы заявок и т.д.).</w:t>
-      </w:r>
-    </w:p>
-  </w:comment>
-  <w:comment w:id="30" w:author="Gvadoskr" w:date="2025-12-12T23:03:00Z" w:initials="DK">
-    <w:p>
-      <w:pPr>
-        <w:pStyle w:val="a6"/>
-      </w:pPr>
-      <w:r>
-        <w:rPr>
-          <w:rStyle w:val="a5"/>
-        </w:rPr>
-        <w:annotationRef/>
-      </w:r>
-      <w:r>
-        <w:t>4.3.1.5. СУБД — какая БД, какие требования.</w:t>
       </w:r>
     </w:p>
   </w:comment>
@@ -6396,7 +8412,7 @@
         <w:annotationRef/>
       </w:r>
       <w:r>
-        <w:t>4.3.1.6. Представление данных — в интерфейсе, отчеты.</w:t>
+        <w:t>4.3.1.5. СУБД — какая БД, какие требования.</w:t>
       </w:r>
     </w:p>
   </w:comment>
@@ -6412,7 +8428,7 @@
         <w:annotationRef/>
       </w:r>
       <w:r>
-        <w:t>4.3.1.7. Контроль, хранение, восстановление — бэкапы, архивы.</w:t>
+        <w:t>4.3.1.6. Представление данных — в интерфейсе, отчеты.</w:t>
       </w:r>
     </w:p>
   </w:comment>
@@ -6428,7 +8444,7 @@
         <w:annotationRef/>
       </w:r>
       <w:r>
-        <w:t>4.3.2.1. Языки в АС — русский/английский интерфейс, расширяемость.</w:t>
+        <w:t>4.3.1.7. Контроль, хранение, восстановление — бэкапы, архивы.</w:t>
       </w:r>
     </w:p>
   </w:comment>
@@ -6444,7 +8460,7 @@
         <w:annotationRef/>
       </w:r>
       <w:r>
-        <w:t>4.3.2.2. Организация диалога — текстовый UI, формы, сообщения об ошибках.</w:t>
+        <w:t>4.3.2.1. Языки в АС — русский/английский интерфейс, расширяемость.</w:t>
       </w:r>
     </w:p>
   </w:comment>
@@ -6460,7 +8476,7 @@
         <w:annotationRef/>
       </w:r>
       <w:r>
-        <w:t>4.3.2.3. Словари, тезаурусы — при необходимости, например для терминов.</w:t>
+        <w:t>4.3.2.2. Организация диалога — текстовый UI, формы, сообщения об ошибках.</w:t>
       </w:r>
     </w:p>
   </w:comment>
@@ -6476,7 +8492,7 @@
         <w:annotationRef/>
       </w:r>
       <w:r>
-        <w:t>4.3.2.4. Синтаксис языков запросов/скриптов (если есть).</w:t>
+        <w:t>4.3.2.3. Словари, тезаурусы — при необходимости, например для терминов.</w:t>
       </w:r>
     </w:p>
   </w:comment>
@@ -6492,7 +8508,7 @@
         <w:annotationRef/>
       </w:r>
       <w:r>
-        <w:t>4.3.3.1. Состав ПО — серверное, клиентское, БД, вспомогательные утилиты.</w:t>
+        <w:t>4.3.2.4. Синтаксис языков запросов/скриптов (если есть).</w:t>
       </w:r>
     </w:p>
   </w:comment>
@@ -6508,7 +8524,7 @@
         <w:annotationRef/>
       </w:r>
       <w:r>
-        <w:t>4.3.3.2. Выбор ПО — ОС, СУБД, фреймворки, обоснование.</w:t>
+        <w:t>4.3.3.1. Состав ПО — серверное, клиентское, БД, вспомогательные утилиты.</w:t>
       </w:r>
     </w:p>
   </w:comment>
@@ -6524,23 +8540,23 @@
         <w:annotationRef/>
       </w:r>
       <w:r>
+        <w:t>4.3.3.2. Выбор ПО — ОС, СУБД, фреймворки, обоснование.</w:t>
+      </w:r>
+    </w:p>
+  </w:comment>
+  <w:comment w:id="40" w:author="Gvadoskr" w:date="2025-12-12T23:03:00Z" w:initials="DK">
+    <w:p>
+      <w:pPr>
+        <w:pStyle w:val="a6"/>
+      </w:pPr>
+      <w:r>
+        <w:rPr>
+          <w:rStyle w:val="a5"/>
+        </w:rPr>
+        <w:annotationRef/>
+      </w:r>
+      <w:r>
         <w:t>4.3.3.3. Требования к разрабатываемому ПО — архитектура, язык, стандарты кодирования.</w:t>
-      </w:r>
-    </w:p>
-  </w:comment>
-  <w:comment w:id="40" w:author="Gvadoskr" w:date="2025-12-12T23:04:00Z" w:initials="DK">
-    <w:p>
-      <w:pPr>
-        <w:pStyle w:val="a6"/>
-      </w:pPr>
-      <w:r>
-        <w:rPr>
-          <w:rStyle w:val="a5"/>
-        </w:rPr>
-        <w:annotationRef/>
-      </w:r>
-      <w:r>
-        <w:t>4.3.3.4. Покупные средства — лицензируемые продукты, если есть.</w:t>
       </w:r>
     </w:p>
   </w:comment>
@@ -6556,7 +8572,7 @@
         <w:annotationRef/>
       </w:r>
       <w:r>
-        <w:t>4.3.4.1. Виды технических средств — серверы, рабочие станции, принтеры.</w:t>
+        <w:t>4.3.3.4. Покупные средства — лицензируемые продукты, если есть.</w:t>
       </w:r>
     </w:p>
   </w:comment>
@@ -6572,14 +8588,14 @@
         <w:annotationRef/>
       </w:r>
       <w:r>
-        <w:t>4.3.4.2. Характеристики — минимальные конфигурации, производительность.</w:t>
+        <w:t>4.3.4.1. Виды технических средств — серверы, рабочие станции, принтеры.</w:t>
       </w:r>
     </w:p>
   </w:comment>
   <w:comment w:id="43" w:author="Gvadoskr" w:date="2025-12-12T23:04:00Z" w:initials="DK">
     <w:p>
       <w:pPr>
-        <w:pStyle w:val="ae"/>
+        <w:pStyle w:val="a6"/>
       </w:pPr>
       <w:r>
         <w:rPr>
@@ -6588,14 +8604,14 @@
         <w:annotationRef/>
       </w:r>
       <w:r>
-        <w:t>(актуально для АС, связанных с измерениями.)</w:t>
+        <w:t>4.3.4.2. Характеристики — минимальные конфигурации, производительность.</w:t>
       </w:r>
     </w:p>
   </w:comment>
   <w:comment w:id="44" w:author="Gvadoskr" w:date="2025-12-12T23:04:00Z" w:initials="DK">
     <w:p>
       <w:pPr>
-        <w:pStyle w:val="a6"/>
+        <w:pStyle w:val="ae"/>
       </w:pPr>
       <w:r>
         <w:rPr>
@@ -6604,18 +8620,7 @@
         <w:annotationRef/>
       </w:r>
       <w:r>
-        <w:t>Описать, если система что-то измеряет (температуру, параметры производства).</w:t>
-      </w:r>
-      <w:r>
-        <w:t xml:space="preserve"> </w:t>
-      </w:r>
-    </w:p>
-    <w:p>
-      <w:pPr>
-        <w:pStyle w:val="a6"/>
-      </w:pPr>
-      <w:r>
-        <w:t>Для информационных АС часто: «Особых метрологических требований нет».</w:t>
+        <w:t>(актуально для АС, связанных с измерениями.)</w:t>
       </w:r>
     </w:p>
   </w:comment>
@@ -6631,23 +8636,31 @@
         <w:annotationRef/>
       </w:r>
       <w:r>
+        <w:t xml:space="preserve">Описать, если система что-то измеряет (температуру, параметры производства). </w:t>
+      </w:r>
+    </w:p>
+    <w:p>
+      <w:pPr>
+        <w:pStyle w:val="a6"/>
+      </w:pPr>
+      <w:r>
+        <w:t>Для информационных АС часто: «Особых метрологических требований нет».</w:t>
+      </w:r>
+    </w:p>
+  </w:comment>
+  <w:comment w:id="46" w:author="Gvadoskr" w:date="2025-12-12T23:04:00Z" w:initials="DK">
+    <w:p>
+      <w:pPr>
+        <w:pStyle w:val="a6"/>
+      </w:pPr>
+      <w:r>
+        <w:rPr>
+          <w:rStyle w:val="a5"/>
+        </w:rPr>
+        <w:annotationRef/>
+      </w:r>
+      <w:r>
         <w:t>4.3.6.1. Структура и функции подразделений, связанных с АС.</w:t>
-      </w:r>
-    </w:p>
-  </w:comment>
-  <w:comment w:id="46" w:author="Gvadoskr" w:date="2025-12-12T23:05:00Z" w:initials="DK">
-    <w:p>
-      <w:pPr>
-        <w:pStyle w:val="a6"/>
-      </w:pPr>
-      <w:r>
-        <w:rPr>
-          <w:rStyle w:val="a5"/>
-        </w:rPr>
-        <w:annotationRef/>
-      </w:r>
-      <w:r>
-        <w:t>4.3.6.2. Порядок взаимодействия пользователей и администраторов.</w:t>
       </w:r>
     </w:p>
   </w:comment>
@@ -6663,7 +8676,7 @@
         <w:annotationRef/>
       </w:r>
       <w:r>
-        <w:t>4.3.6.3. Действия при сбоях и авариях.</w:t>
+        <w:t>4.3.6.2. Порядок взаимодействия пользователей и администраторов.</w:t>
       </w:r>
     </w:p>
   </w:comment>
@@ -6679,7 +8692,7 @@
         <w:annotationRef/>
       </w:r>
       <w:r>
-        <w:t>4.3.6.4. Порядок обеспечения нормативными документами.</w:t>
+        <w:t>4.3.6.3. Действия при сбоях и авариях.</w:t>
       </w:r>
     </w:p>
   </w:comment>
@@ -6695,7 +8708,7 @@
         <w:annotationRef/>
       </w:r>
       <w:r>
-        <w:t>4.3.7.1. Перечень методик, стандартов, инструкций.</w:t>
+        <w:t>4.3.6.4. Порядок обеспечения нормативными документами.</w:t>
       </w:r>
     </w:p>
   </w:comment>
@@ -6711,13 +8724,29 @@
         <w:annotationRef/>
       </w:r>
       <w:r>
-        <w:t>4.3.7.2. Как эти документы предоставляются разработчикам и пользователям.</w:t>
+        <w:t>4.3.7.1. Перечень методик, стандартов, инструкций.</w:t>
       </w:r>
     </w:p>
   </w:comment>
   <w:comment w:id="51" w:author="Gvadoskr" w:date="2025-12-12T23:05:00Z" w:initials="DK">
     <w:p>
       <w:pPr>
+        <w:pStyle w:val="a6"/>
+      </w:pPr>
+      <w:r>
+        <w:rPr>
+          <w:rStyle w:val="a5"/>
+        </w:rPr>
+        <w:annotationRef/>
+      </w:r>
+      <w:r>
+        <w:t>4.3.7.2. Как эти документы предоставляются разработчикам и пользователям.</w:t>
+      </w:r>
+    </w:p>
+  </w:comment>
+  <w:comment w:id="52" w:author="Gvadoskr" w:date="2025-12-12T23:05:00Z" w:initials="DK">
+    <w:p>
+      <w:pPr>
         <w:pStyle w:val="ae"/>
       </w:pPr>
       <w:r>
@@ -6752,7 +8781,7 @@
       </w:pPr>
     </w:p>
   </w:comment>
-  <w:comment w:id="52" w:author="Gvadoskr" w:date="2025-12-12T23:05:00Z" w:initials="DK">
+  <w:comment w:id="53" w:author="Gvadoskr" w:date="2025-12-12T23:05:00Z" w:initials="DK">
     <w:p>
       <w:pPr>
         <w:pStyle w:val="ae"/>
@@ -6788,7 +8817,7 @@
       </w:pPr>
     </w:p>
   </w:comment>
-  <w:comment w:id="53" w:author="Gvadoskr" w:date="2025-12-12T23:05:00Z" w:initials="DK">
+  <w:comment w:id="54" w:author="Gvadoskr" w:date="2025-12-12T23:05:00Z" w:initials="DK">
     <w:p>
       <w:pPr>
         <w:pStyle w:val="ae"/>
@@ -6943,7 +8972,7 @@
       </w:pPr>
     </w:p>
   </w:comment>
-  <w:comment w:id="54" w:author="Gvadoskr" w:date="2025-12-12T23:05:00Z" w:initials="DK">
+  <w:comment w:id="55" w:author="Gvadoskr" w:date="2025-12-12T23:05:00Z" w:initials="DK">
     <w:p>
       <w:pPr>
         <w:pStyle w:val="ae"/>
@@ -7016,7 +9045,7 @@
       </w:pPr>
     </w:p>
   </w:comment>
-  <w:comment w:id="55" w:author="Gvadoskr" w:date="2025-12-12T23:06:00Z" w:initials="DK">
+  <w:comment w:id="56" w:author="Gvadoskr" w:date="2025-12-12T23:06:00Z" w:initials="DK">
     <w:p>
       <w:pPr>
         <w:pStyle w:val="ae"/>
@@ -7089,7 +9118,7 @@
       </w:pPr>
     </w:p>
   </w:comment>
-  <w:comment w:id="56" w:author="Gvadoskr" w:date="2025-12-12T23:06:00Z" w:initials="DK">
+  <w:comment w:id="57" w:author="Gvadoskr" w:date="2025-12-12T23:06:00Z" w:initials="DK">
     <w:p>
       <w:pPr>
         <w:pStyle w:val="a6"/>
@@ -7105,7 +9134,7 @@
       </w:r>
     </w:p>
   </w:comment>
-  <w:comment w:id="57" w:author="Gvadoskr" w:date="2025-12-12T23:06:00Z" w:initials="DK">
+  <w:comment w:id="58" w:author="Gvadoskr" w:date="2025-12-12T23:06:00Z" w:initials="DK">
     <w:p>
       <w:pPr>
         <w:pStyle w:val="ae"/>
@@ -7166,7 +9195,7 @@
       </w:pPr>
     </w:p>
   </w:comment>
-  <w:comment w:id="58" w:author="Gvadoskr" w:date="2025-12-12T23:06:00Z" w:initials="DK">
+  <w:comment w:id="59" w:author="Gvadoskr" w:date="2025-12-12T23:06:00Z" w:initials="DK">
     <w:p>
       <w:pPr>
         <w:pStyle w:val="ae"/>
@@ -7295,7 +9324,7 @@
       </w:pPr>
     </w:p>
   </w:comment>
-  <w:comment w:id="59" w:author="Gvadoskr" w:date="2025-12-12T23:06:00Z" w:initials="DK">
+  <w:comment w:id="60" w:author="Gvadoskr" w:date="2025-12-12T23:06:00Z" w:initials="DK">
     <w:p>
       <w:pPr>
         <w:pStyle w:val="a6"/>
@@ -7308,22 +9337,6 @@
       </w:r>
       <w:r>
         <w:t>Кто отвечает за что, распределение ролей (заказчик, разработчик, куратор).</w:t>
-      </w:r>
-    </w:p>
-  </w:comment>
-  <w:comment w:id="60" w:author="Gvadoskr" w:date="2025-12-12T23:06:00Z" w:initials="DK">
-    <w:p>
-      <w:pPr>
-        <w:pStyle w:val="a6"/>
-      </w:pPr>
-      <w:r>
-        <w:rPr>
-          <w:rStyle w:val="a5"/>
-        </w:rPr>
-        <w:annotationRef/>
-      </w:r>
-      <w:r>
-        <w:t>Какие документы и данные нужны для старта: анкеты, регламенты, описания процессов.</w:t>
       </w:r>
     </w:p>
   </w:comment>
@@ -7339,7 +9352,7 @@
         <w:annotationRef/>
       </w:r>
       <w:r>
-        <w:t>Какие документы выдаются на каждом этапе: ТЗ, эскизный проект, рабочая документация, акты испытаний.</w:t>
+        <w:t>Какие документы и данные нужны для старта: анкеты, регламенты, описания процессов.</w:t>
       </w:r>
     </w:p>
   </w:comment>
@@ -7355,7 +9368,7 @@
         <w:annotationRef/>
       </w:r>
       <w:r>
-        <w:t>Кто и как согласует и утверждает ТЗ и проектные документы.</w:t>
+        <w:t>Какие документы выдаются на каждом этапе: ТЗ, эскизный проект, рабочая документация, акты испытаний.</w:t>
       </w:r>
     </w:p>
   </w:comment>
@@ -7371,13 +9384,29 @@
         <w:annotationRef/>
       </w:r>
       <w:r>
-        <w:t>Наличие прототипов, пилотных версий; как они разрабатываются и тестируются.</w:t>
+        <w:t>Кто и как согласует и утверждает ТЗ и проектные документы.</w:t>
       </w:r>
     </w:p>
   </w:comment>
   <w:comment w:id="64" w:author="Gvadoskr" w:date="2025-12-12T23:06:00Z" w:initials="DK">
     <w:p>
       <w:pPr>
+        <w:pStyle w:val="a6"/>
+      </w:pPr>
+      <w:r>
+        <w:rPr>
+          <w:rStyle w:val="a5"/>
+        </w:rPr>
+        <w:annotationRef/>
+      </w:r>
+      <w:r>
+        <w:t>Наличие прототипов, пилотных версий; как они разрабатываются и тестируются.</w:t>
+      </w:r>
+    </w:p>
+  </w:comment>
+  <w:comment w:id="65" w:author="Gvadoskr" w:date="2025-12-12T23:06:00Z" w:initials="DK">
+    <w:p>
+      <w:pPr>
         <w:pStyle w:val="ae"/>
         <w:numPr>
           <w:ilvl w:val="0"/>
@@ -7400,7 +9429,7 @@
       </w:pPr>
     </w:p>
   </w:comment>
-  <w:comment w:id="65" w:author="Gvadoskr" w:date="2025-12-12T23:07:00Z" w:initials="DK">
+  <w:comment w:id="66" w:author="Gvadoskr" w:date="2025-12-12T23:07:00Z" w:initials="DK">
     <w:p>
       <w:pPr>
         <w:pStyle w:val="ae"/>
@@ -7473,7 +9502,7 @@
       </w:pPr>
     </w:p>
   </w:comment>
-  <w:comment w:id="66" w:author="Gvadoskr" w:date="2025-12-12T23:07:00Z" w:initials="DK">
+  <w:comment w:id="67" w:author="Gvadoskr" w:date="2025-12-12T23:07:00Z" w:initials="DK">
     <w:p>
       <w:pPr>
         <w:pStyle w:val="a6"/>
@@ -7489,7 +9518,7 @@
       </w:r>
     </w:p>
   </w:comment>
-  <w:comment w:id="67" w:author="Gvadoskr" w:date="2025-12-12T23:07:00Z" w:initials="DK">
+  <w:comment w:id="68" w:author="Gvadoskr" w:date="2025-12-12T23:07:00Z" w:initials="DK">
     <w:p>
       <w:pPr>
         <w:pStyle w:val="ae"/>
@@ -7514,7 +9543,7 @@
       </w:pPr>
     </w:p>
   </w:comment>
-  <w:comment w:id="68" w:author="Gvadoskr" w:date="2025-12-12T23:07:00Z" w:initials="DK">
+  <w:comment w:id="69" w:author="Gvadoskr" w:date="2025-12-12T23:07:00Z" w:initials="DK">
     <w:p>
       <w:pPr>
         <w:pStyle w:val="a6"/>
@@ -7527,22 +9556,6 @@
       </w:r>
       <w:r>
         <w:t>Что нужно подготовить у заказчика: сеть, оборудование, рабочие места.</w:t>
-      </w:r>
-    </w:p>
-  </w:comment>
-  <w:comment w:id="69" w:author="Gvadoskr" w:date="2025-12-12T23:07:00Z" w:initials="DK">
-    <w:p>
-      <w:pPr>
-        <w:pStyle w:val="a6"/>
-      </w:pPr>
-      <w:r>
-        <w:rPr>
-          <w:rStyle w:val="a5"/>
-        </w:rPr>
-        <w:annotationRef/>
-      </w:r>
-      <w:r>
-        <w:t>Изменения в структуре персонала, назначение ответственных, ввод новых ролей.</w:t>
       </w:r>
     </w:p>
   </w:comment>
@@ -7558,7 +9571,7 @@
         <w:annotationRef/>
       </w:r>
       <w:r>
-        <w:t>Как проводится обучение: инструкции, тренинги, сроки.</w:t>
+        <w:t>Изменения в структуре персонала, назначение ответственных, ввод новых ролей.</w:t>
       </w:r>
     </w:p>
   </w:comment>
@@ -7574,7 +9587,7 @@
         <w:annotationRef/>
       </w:r>
       <w:r>
-        <w:t>Какие документы нужно подготовить: ТЗ, руководство пользователя, админ-гайд и т.д.</w:t>
+        <w:t>Как проводится обучение: инструкции, тренинги, сроки.</w:t>
       </w:r>
     </w:p>
   </w:comment>
@@ -7590,7 +9603,7 @@
         <w:annotationRef/>
       </w:r>
       <w:r>
-        <w:t>Электронная/бумажная форма, количество экземпляров.</w:t>
+        <w:t>Какие документы нужно подготовить: ТЗ, руководство пользователя, админ-гайд и т.д.</w:t>
       </w:r>
     </w:p>
   </w:comment>
@@ -7606,11 +9619,27 @@
         <w:annotationRef/>
       </w:r>
       <w:r>
+        <w:t>Электронная/бумажная форма, количество экземпляров.</w:t>
+      </w:r>
+    </w:p>
+  </w:comment>
+  <w:comment w:id="74" w:author="Gvadoskr" w:date="2025-12-12T23:07:00Z" w:initials="DK">
+    <w:p>
+      <w:pPr>
+        <w:pStyle w:val="a6"/>
+      </w:pPr>
+      <w:r>
+        <w:rPr>
+          <w:rStyle w:val="a5"/>
+        </w:rPr>
+        <w:annotationRef/>
+      </w:r>
+      <w:r>
         <w:t>Указать, что документация должна быть оформлена по соответствующим стандартам (если требуется).</w:t>
       </w:r>
     </w:p>
   </w:comment>
-  <w:comment w:id="74" w:author="Ауд-Нагатинская-803 Преподаватель" w:date="2025-02-13T11:29:00Z" w:initials="АП">
+  <w:comment w:id="75" w:author="Ауд-Нагатинская-803 Преподаватель" w:date="2025-02-13T11:29:00Z" w:initials="АП">
     <w:p>
       <w:pPr>
         <w:pStyle w:val="ae"/>
@@ -7942,6 +9971,144 @@
 </w16cid:commentsIds>
 </file>
 
+<file path=word/endnotes.xml><?xml version="1.0" encoding="utf-8"?>
+<w:endnotes xmlns:wpc="http://schemas.microsoft.com/office/word/2010/wordprocessingCanvas" xmlns:cx="http://schemas.microsoft.com/office/drawing/2014/chartex" xmlns:cx1="http://schemas.microsoft.com/office/drawing/2015/9/8/chartex" xmlns:cx2="http://schemas.microsoft.com/office/drawing/2015/10/21/chartex" xmlns:cx3="http://schemas.microsoft.com/office/drawing/2016/5/9/chartex" xmlns:cx4="http://schemas.microsoft.com/office/drawing/2016/5/10/chartex" xmlns:cx5="http://schemas.microsoft.com/office/drawing/2016/5/11/chartex" xmlns:cx6="http://schemas.microsoft.com/office/drawing/2016/5/12/chartex" xmlns:cx7="http://schemas.microsoft.com/office/drawing/2016/5/13/chartex" xmlns:cx8="http://schemas.microsoft.com/office/drawing/2016/5/14/chartex" xmlns:mc="http://schemas.openxmlformats.org/markup-compatibility/2006" xmlns:aink="http://schemas.microsoft.com/office/drawing/2016/ink" xmlns:am3d="http://schemas.microsoft.com/office/drawing/2017/model3d" xmlns:o="urn:schemas-microsoft-com:office:office" xmlns:r="http://schemas.openxmlformats.org/officeDocument/2006/relationships" xmlns:m="http://schemas.openxmlformats.org/officeDocument/2006/math" xmlns:v="urn:schemas-microsoft-com:vml" xmlns:wp14="http://schemas.microsoft.com/office/word/2010/wordprocessingDrawing" xmlns:wp="http://schemas.openxmlformats.org/drawingml/2006/wordprocessingDrawing" xmlns:w10="urn:schemas-microsoft-com:office:word" xmlns:w="http://schemas.openxmlformats.org/wordprocessingml/2006/main" xmlns:w14="http://schemas.microsoft.com/office/word/2010/wordml" xmlns:w15="http://schemas.microsoft.com/office/word/2012/wordml" xmlns:w16cex="http://schemas.microsoft.com/office/word/2018/wordml/cex" xmlns:w16cid="http://schemas.microsoft.com/office/word/2016/wordml/cid" xmlns:w16="http://schemas.microsoft.com/office/word/2018/wordml" xmlns:w16sdtdh="http://schemas.microsoft.com/office/word/2020/wordml/sdtdatahash" xmlns:w16se="http://schemas.microsoft.com/office/word/2015/wordml/symex" xmlns:wpg="http://schemas.microsoft.com/office/word/2010/wordprocessingGroup" xmlns:wpi="http://schemas.microsoft.com/office/word/2010/wordprocessingInk" xmlns:wne="http://schemas.microsoft.com/office/word/2006/wordml" xmlns:wps="http://schemas.microsoft.com/office/word/2010/wordprocessingShape" mc:Ignorable="w14 w15 w16se w16cid w16 w16cex w16sdtdh wp14">
+  <w:endnote w:type="separator" w:id="-1">
+    <w:p>
+      <w:pPr>
+        <w:spacing w:line="240" w:lineRule="auto"/>
+      </w:pPr>
+      <w:r>
+        <w:separator/>
+      </w:r>
+    </w:p>
+  </w:endnote>
+  <w:endnote w:type="continuationSeparator" w:id="0">
+    <w:p>
+      <w:pPr>
+        <w:spacing w:line="240" w:lineRule="auto"/>
+      </w:pPr>
+      <w:r>
+        <w:continuationSeparator/>
+      </w:r>
+    </w:p>
+  </w:endnote>
+</w:endnotes>
+</file>
+
+<file path=word/footer1.xml><?xml version="1.0" encoding="utf-8"?>
+<w:ftr xmlns:wpc="http://schemas.microsoft.com/office/word/2010/wordprocessingCanvas" xmlns:cx="http://schemas.microsoft.com/office/drawing/2014/chartex" xmlns:cx1="http://schemas.microsoft.com/office/drawing/2015/9/8/chartex" xmlns:cx2="http://schemas.microsoft.com/office/drawing/2015/10/21/chartex" xmlns:cx3="http://schemas.microsoft.com/office/drawing/2016/5/9/chartex" xmlns:cx4="http://schemas.microsoft.com/office/drawing/2016/5/10/chartex" xmlns:cx5="http://schemas.microsoft.com/office/drawing/2016/5/11/chartex" xmlns:cx6="http://schemas.microsoft.com/office/drawing/2016/5/12/chartex" xmlns:cx7="http://schemas.microsoft.com/office/drawing/2016/5/13/chartex" xmlns:cx8="http://schemas.microsoft.com/office/drawing/2016/5/14/chartex" xmlns:mc="http://schemas.openxmlformats.org/markup-compatibility/2006" xmlns:aink="http://schemas.microsoft.com/office/drawing/2016/ink" xmlns:am3d="http://schemas.microsoft.com/office/drawing/2017/model3d" xmlns:o="urn:schemas-microsoft-com:office:office" xmlns:r="http://schemas.openxmlformats.org/officeDocument/2006/relationships" xmlns:m="http://schemas.openxmlformats.org/officeDocument/2006/math" xmlns:v="urn:schemas-microsoft-com:vml" xmlns:wp14="http://schemas.microsoft.com/office/word/2010/wordprocessingDrawing" xmlns:wp="http://schemas.openxmlformats.org/drawingml/2006/wordprocessingDrawing" xmlns:w10="urn:schemas-microsoft-com:office:word" xmlns:w="http://schemas.openxmlformats.org/wordprocessingml/2006/main" xmlns:w14="http://schemas.microsoft.com/office/word/2010/wordml" xmlns:w15="http://schemas.microsoft.com/office/word/2012/wordml" xmlns:w16cex="http://schemas.microsoft.com/office/word/2018/wordml/cex" xmlns:w16cid="http://schemas.microsoft.com/office/word/2016/wordml/cid" xmlns:w16="http://schemas.microsoft.com/office/word/2018/wordml" xmlns:w16sdtdh="http://schemas.microsoft.com/office/word/2020/wordml/sdtdatahash" xmlns:w16se="http://schemas.microsoft.com/office/word/2015/wordml/symex" xmlns:wpg="http://schemas.microsoft.com/office/word/2010/wordprocessingGroup" xmlns:wpi="http://schemas.microsoft.com/office/word/2010/wordprocessingInk" xmlns:wne="http://schemas.microsoft.com/office/word/2006/wordml" xmlns:wps="http://schemas.microsoft.com/office/word/2010/wordprocessingShape" mc:Ignorable="w14 w15 w16se w16cid w16 w16cex w16sdtdh wp14">
+  <w:p>
+    <w:pPr>
+      <w:pStyle w:val="af6"/>
+    </w:pPr>
+  </w:p>
+</w:ftr>
+</file>
+
+<file path=word/footer2.xml><?xml version="1.0" encoding="utf-8"?>
+<w:ftr xmlns:wpc="http://schemas.microsoft.com/office/word/2010/wordprocessingCanvas" xmlns:cx="http://schemas.microsoft.com/office/drawing/2014/chartex" xmlns:cx1="http://schemas.microsoft.com/office/drawing/2015/9/8/chartex" xmlns:cx2="http://schemas.microsoft.com/office/drawing/2015/10/21/chartex" xmlns:cx3="http://schemas.microsoft.com/office/drawing/2016/5/9/chartex" xmlns:cx4="http://schemas.microsoft.com/office/drawing/2016/5/10/chartex" xmlns:cx5="http://schemas.microsoft.com/office/drawing/2016/5/11/chartex" xmlns:cx6="http://schemas.microsoft.com/office/drawing/2016/5/12/chartex" xmlns:cx7="http://schemas.microsoft.com/office/drawing/2016/5/13/chartex" xmlns:cx8="http://schemas.microsoft.com/office/drawing/2016/5/14/chartex" xmlns:mc="http://schemas.openxmlformats.org/markup-compatibility/2006" xmlns:aink="http://schemas.microsoft.com/office/drawing/2016/ink" xmlns:am3d="http://schemas.microsoft.com/office/drawing/2017/model3d" xmlns:o="urn:schemas-microsoft-com:office:office" xmlns:r="http://schemas.openxmlformats.org/officeDocument/2006/relationships" xmlns:m="http://schemas.openxmlformats.org/officeDocument/2006/math" xmlns:v="urn:schemas-microsoft-com:vml" xmlns:wp14="http://schemas.microsoft.com/office/word/2010/wordprocessingDrawing" xmlns:wp="http://schemas.openxmlformats.org/drawingml/2006/wordprocessingDrawing" xmlns:w10="urn:schemas-microsoft-com:office:word" xmlns:w="http://schemas.openxmlformats.org/wordprocessingml/2006/main" xmlns:w14="http://schemas.microsoft.com/office/word/2010/wordml" xmlns:w15="http://schemas.microsoft.com/office/word/2012/wordml" xmlns:w16cex="http://schemas.microsoft.com/office/word/2018/wordml/cex" xmlns:w16cid="http://schemas.microsoft.com/office/word/2016/wordml/cid" xmlns:w16="http://schemas.microsoft.com/office/word/2018/wordml" xmlns:w16sdtdh="http://schemas.microsoft.com/office/word/2020/wordml/sdtdatahash" xmlns:w16se="http://schemas.microsoft.com/office/word/2015/wordml/symex" xmlns:wpg="http://schemas.microsoft.com/office/word/2010/wordprocessingGroup" xmlns:wpi="http://schemas.microsoft.com/office/word/2010/wordprocessingInk" xmlns:wne="http://schemas.microsoft.com/office/word/2006/wordml" xmlns:wps="http://schemas.microsoft.com/office/word/2010/wordprocessingShape" mc:Ignorable="w14 w15 w16se w16cid w16 w16cex w16sdtdh wp14">
+  <w:sdt>
+    <w:sdtPr>
+      <w:id w:val="918448885"/>
+      <w:docPartObj>
+        <w:docPartGallery w:val="Page Numbers (Bottom of Page)"/>
+        <w:docPartUnique/>
+      </w:docPartObj>
+    </w:sdtPr>
+    <w:sdtEndPr/>
+    <w:sdtContent>
+      <w:p>
+        <w:pPr>
+          <w:pStyle w:val="af6"/>
+          <w:jc w:val="center"/>
+        </w:pPr>
+        <w:r>
+          <w:fldChar w:fldCharType="begin"/>
+        </w:r>
+        <w:r>
+          <w:instrText>PAGE   \* MERGEFORMAT</w:instrText>
+        </w:r>
+        <w:r>
+          <w:fldChar w:fldCharType="separate"/>
+        </w:r>
+        <w:r>
+          <w:t>2</w:t>
+        </w:r>
+        <w:r>
+          <w:fldChar w:fldCharType="end"/>
+        </w:r>
+      </w:p>
+    </w:sdtContent>
+  </w:sdt>
+</w:ftr>
+</file>
+
+<file path=word/footer3.xml><?xml version="1.0" encoding="utf-8"?>
+<w:ftr xmlns:wpc="http://schemas.microsoft.com/office/word/2010/wordprocessingCanvas" xmlns:cx="http://schemas.microsoft.com/office/drawing/2014/chartex" xmlns:cx1="http://schemas.microsoft.com/office/drawing/2015/9/8/chartex" xmlns:cx2="http://schemas.microsoft.com/office/drawing/2015/10/21/chartex" xmlns:cx3="http://schemas.microsoft.com/office/drawing/2016/5/9/chartex" xmlns:cx4="http://schemas.microsoft.com/office/drawing/2016/5/10/chartex" xmlns:cx5="http://schemas.microsoft.com/office/drawing/2016/5/11/chartex" xmlns:cx6="http://schemas.microsoft.com/office/drawing/2016/5/12/chartex" xmlns:cx7="http://schemas.microsoft.com/office/drawing/2016/5/13/chartex" xmlns:cx8="http://schemas.microsoft.com/office/drawing/2016/5/14/chartex" xmlns:mc="http://schemas.openxmlformats.org/markup-compatibility/2006" xmlns:aink="http://schemas.microsoft.com/office/drawing/2016/ink" xmlns:am3d="http://schemas.microsoft.com/office/drawing/2017/model3d" xmlns:o="urn:schemas-microsoft-com:office:office" xmlns:r="http://schemas.openxmlformats.org/officeDocument/2006/relationships" xmlns:m="http://schemas.openxmlformats.org/officeDocument/2006/math" xmlns:v="urn:schemas-microsoft-com:vml" xmlns:wp14="http://schemas.microsoft.com/office/word/2010/wordprocessingDrawing" xmlns:wp="http://schemas.openxmlformats.org/drawingml/2006/wordprocessingDrawing" xmlns:w10="urn:schemas-microsoft-com:office:word" xmlns:w="http://schemas.openxmlformats.org/wordprocessingml/2006/main" xmlns:w14="http://schemas.microsoft.com/office/word/2010/wordml" xmlns:w15="http://schemas.microsoft.com/office/word/2012/wordml" xmlns:w16cex="http://schemas.microsoft.com/office/word/2018/wordml/cex" xmlns:w16cid="http://schemas.microsoft.com/office/word/2016/wordml/cid" xmlns:w16="http://schemas.microsoft.com/office/word/2018/wordml" xmlns:w16sdtdh="http://schemas.microsoft.com/office/word/2020/wordml/sdtdatahash" xmlns:w16se="http://schemas.microsoft.com/office/word/2015/wordml/symex" xmlns:wpg="http://schemas.microsoft.com/office/word/2010/wordprocessingGroup" xmlns:wpi="http://schemas.microsoft.com/office/word/2010/wordprocessingInk" xmlns:wne="http://schemas.microsoft.com/office/word/2006/wordml" xmlns:wps="http://schemas.microsoft.com/office/word/2010/wordprocessingShape" mc:Ignorable="w14 w15 w16se w16cid w16 w16cex w16sdtdh wp14">
+  <w:p>
+    <w:pPr>
+      <w:pStyle w:val="af6"/>
+    </w:pPr>
+  </w:p>
+</w:ftr>
+</file>
+
+<file path=word/footnotes.xml><?xml version="1.0" encoding="utf-8"?>
+<w:footnotes xmlns:wpc="http://schemas.microsoft.com/office/word/2010/wordprocessingCanvas" xmlns:cx="http://schemas.microsoft.com/office/drawing/2014/chartex" xmlns:cx1="http://schemas.microsoft.com/office/drawing/2015/9/8/chartex" xmlns:cx2="http://schemas.microsoft.com/office/drawing/2015/10/21/chartex" xmlns:cx3="http://schemas.microsoft.com/office/drawing/2016/5/9/chartex" xmlns:cx4="http://schemas.microsoft.com/office/drawing/2016/5/10/chartex" xmlns:cx5="http://schemas.microsoft.com/office/drawing/2016/5/11/chartex" xmlns:cx6="http://schemas.microsoft.com/office/drawing/2016/5/12/chartex" xmlns:cx7="http://schemas.microsoft.com/office/drawing/2016/5/13/chartex" xmlns:cx8="http://schemas.microsoft.com/office/drawing/2016/5/14/chartex" xmlns:mc="http://schemas.openxmlformats.org/markup-compatibility/2006" xmlns:aink="http://schemas.microsoft.com/office/drawing/2016/ink" xmlns:am3d="http://schemas.microsoft.com/office/drawing/2017/model3d" xmlns:o="urn:schemas-microsoft-com:office:office" xmlns:r="http://schemas.openxmlformats.org/officeDocument/2006/relationships" xmlns:m="http://schemas.openxmlformats.org/officeDocument/2006/math" xmlns:v="urn:schemas-microsoft-com:vml" xmlns:wp14="http://schemas.microsoft.com/office/word/2010/wordprocessingDrawing" xmlns:wp="http://schemas.openxmlformats.org/drawingml/2006/wordprocessingDrawing" xmlns:w10="urn:schemas-microsoft-com:office:word" xmlns:w="http://schemas.openxmlformats.org/wordprocessingml/2006/main" xmlns:w14="http://schemas.microsoft.com/office/word/2010/wordml" xmlns:w15="http://schemas.microsoft.com/office/word/2012/wordml" xmlns:w16cex="http://schemas.microsoft.com/office/word/2018/wordml/cex" xmlns:w16cid="http://schemas.microsoft.com/office/word/2016/wordml/cid" xmlns:w16="http://schemas.microsoft.com/office/word/2018/wordml" xmlns:w16sdtdh="http://schemas.microsoft.com/office/word/2020/wordml/sdtdatahash" xmlns:w16se="http://schemas.microsoft.com/office/word/2015/wordml/symex" xmlns:wpg="http://schemas.microsoft.com/office/word/2010/wordprocessingGroup" xmlns:wpi="http://schemas.microsoft.com/office/word/2010/wordprocessingInk" xmlns:wne="http://schemas.microsoft.com/office/word/2006/wordml" xmlns:wps="http://schemas.microsoft.com/office/word/2010/wordprocessingShape" mc:Ignorable="w14 w15 w16se w16cid w16 w16cex w16sdtdh wp14">
+  <w:footnote w:type="separator" w:id="-1">
+    <w:p>
+      <w:pPr>
+        <w:spacing w:line="240" w:lineRule="auto"/>
+      </w:pPr>
+      <w:r>
+        <w:separator/>
+      </w:r>
+    </w:p>
+  </w:footnote>
+  <w:footnote w:type="continuationSeparator" w:id="0">
+    <w:p>
+      <w:pPr>
+        <w:spacing w:line="240" w:lineRule="auto"/>
+      </w:pPr>
+      <w:r>
+        <w:continuationSeparator/>
+      </w:r>
+    </w:p>
+  </w:footnote>
+</w:footnotes>
+</file>
+
+<file path=word/header1.xml><?xml version="1.0" encoding="utf-8"?>
+<w:hdr xmlns:wpc="http://schemas.microsoft.com/office/word/2010/wordprocessingCanvas" xmlns:cx="http://schemas.microsoft.com/office/drawing/2014/chartex" xmlns:cx1="http://schemas.microsoft.com/office/drawing/2015/9/8/chartex" xmlns:cx2="http://schemas.microsoft.com/office/drawing/2015/10/21/chartex" xmlns:cx3="http://schemas.microsoft.com/office/drawing/2016/5/9/chartex" xmlns:cx4="http://schemas.microsoft.com/office/drawing/2016/5/10/chartex" xmlns:cx5="http://schemas.microsoft.com/office/drawing/2016/5/11/chartex" xmlns:cx6="http://schemas.microsoft.com/office/drawing/2016/5/12/chartex" xmlns:cx7="http://schemas.microsoft.com/office/drawing/2016/5/13/chartex" xmlns:cx8="http://schemas.microsoft.com/office/drawing/2016/5/14/chartex" xmlns:mc="http://schemas.openxmlformats.org/markup-compatibility/2006" xmlns:aink="http://schemas.microsoft.com/office/drawing/2016/ink" xmlns:am3d="http://schemas.microsoft.com/office/drawing/2017/model3d" xmlns:o="urn:schemas-microsoft-com:office:office" xmlns:r="http://schemas.openxmlformats.org/officeDocument/2006/relationships" xmlns:m="http://schemas.openxmlformats.org/officeDocument/2006/math" xmlns:v="urn:schemas-microsoft-com:vml" xmlns:wp14="http://schemas.microsoft.com/office/word/2010/wordprocessingDrawing" xmlns:wp="http://schemas.openxmlformats.org/drawingml/2006/wordprocessingDrawing" xmlns:w10="urn:schemas-microsoft-com:office:word" xmlns:w="http://schemas.openxmlformats.org/wordprocessingml/2006/main" xmlns:w14="http://schemas.microsoft.com/office/word/2010/wordml" xmlns:w15="http://schemas.microsoft.com/office/word/2012/wordml" xmlns:w16cex="http://schemas.microsoft.com/office/word/2018/wordml/cex" xmlns:w16cid="http://schemas.microsoft.com/office/word/2016/wordml/cid" xmlns:w16="http://schemas.microsoft.com/office/word/2018/wordml" xmlns:w16sdtdh="http://schemas.microsoft.com/office/word/2020/wordml/sdtdatahash" xmlns:w16se="http://schemas.microsoft.com/office/word/2015/wordml/symex" xmlns:wpg="http://schemas.microsoft.com/office/word/2010/wordprocessingGroup" xmlns:wpi="http://schemas.microsoft.com/office/word/2010/wordprocessingInk" xmlns:wne="http://schemas.microsoft.com/office/word/2006/wordml" xmlns:wps="http://schemas.microsoft.com/office/word/2010/wordprocessingShape" mc:Ignorable="w14 w15 w16se w16cid w16 w16cex w16sdtdh wp14">
+  <w:p>
+    <w:pPr>
+      <w:pStyle w:val="af4"/>
+    </w:pPr>
+  </w:p>
+</w:hdr>
+</file>
+
+<file path=word/header2.xml><?xml version="1.0" encoding="utf-8"?>
+<w:hdr xmlns:wpc="http://schemas.microsoft.com/office/word/2010/wordprocessingCanvas" xmlns:cx="http://schemas.microsoft.com/office/drawing/2014/chartex" xmlns:cx1="http://schemas.microsoft.com/office/drawing/2015/9/8/chartex" xmlns:cx2="http://schemas.microsoft.com/office/drawing/2015/10/21/chartex" xmlns:cx3="http://schemas.microsoft.com/office/drawing/2016/5/9/chartex" xmlns:cx4="http://schemas.microsoft.com/office/drawing/2016/5/10/chartex" xmlns:cx5="http://schemas.microsoft.com/office/drawing/2016/5/11/chartex" xmlns:cx6="http://schemas.microsoft.com/office/drawing/2016/5/12/chartex" xmlns:cx7="http://schemas.microsoft.com/office/drawing/2016/5/13/chartex" xmlns:cx8="http://schemas.microsoft.com/office/drawing/2016/5/14/chartex" xmlns:mc="http://schemas.openxmlformats.org/markup-compatibility/2006" xmlns:aink="http://schemas.microsoft.com/office/drawing/2016/ink" xmlns:am3d="http://schemas.microsoft.com/office/drawing/2017/model3d" xmlns:o="urn:schemas-microsoft-com:office:office" xmlns:r="http://schemas.openxmlformats.org/officeDocument/2006/relationships" xmlns:m="http://schemas.openxmlformats.org/officeDocument/2006/math" xmlns:v="urn:schemas-microsoft-com:vml" xmlns:wp14="http://schemas.microsoft.com/office/word/2010/wordprocessingDrawing" xmlns:wp="http://schemas.openxmlformats.org/drawingml/2006/wordprocessingDrawing" xmlns:w10="urn:schemas-microsoft-com:office:word" xmlns:w="http://schemas.openxmlformats.org/wordprocessingml/2006/main" xmlns:w14="http://schemas.microsoft.com/office/word/2010/wordml" xmlns:w15="http://schemas.microsoft.com/office/word/2012/wordml" xmlns:w16cex="http://schemas.microsoft.com/office/word/2018/wordml/cex" xmlns:w16cid="http://schemas.microsoft.com/office/word/2016/wordml/cid" xmlns:w16="http://schemas.microsoft.com/office/word/2018/wordml" xmlns:w16sdtdh="http://schemas.microsoft.com/office/word/2020/wordml/sdtdatahash" xmlns:w16se="http://schemas.microsoft.com/office/word/2015/wordml/symex" xmlns:wpg="http://schemas.microsoft.com/office/word/2010/wordprocessingGroup" xmlns:wpi="http://schemas.microsoft.com/office/word/2010/wordprocessingInk" xmlns:wne="http://schemas.microsoft.com/office/word/2006/wordml" xmlns:wps="http://schemas.microsoft.com/office/word/2010/wordprocessingShape" mc:Ignorable="w14 w15 w16se w16cid w16 w16cex w16sdtdh wp14">
+  <w:p>
+    <w:pPr>
+      <w:pStyle w:val="af4"/>
+    </w:pPr>
+  </w:p>
+</w:hdr>
+</file>
+
+<file path=word/header3.xml><?xml version="1.0" encoding="utf-8"?>
+<w:hdr xmlns:wpc="http://schemas.microsoft.com/office/word/2010/wordprocessingCanvas" xmlns:cx="http://schemas.microsoft.com/office/drawing/2014/chartex" xmlns:cx1="http://schemas.microsoft.com/office/drawing/2015/9/8/chartex" xmlns:cx2="http://schemas.microsoft.com/office/drawing/2015/10/21/chartex" xmlns:cx3="http://schemas.microsoft.com/office/drawing/2016/5/9/chartex" xmlns:cx4="http://schemas.microsoft.com/office/drawing/2016/5/10/chartex" xmlns:cx5="http://schemas.microsoft.com/office/drawing/2016/5/11/chartex" xmlns:cx6="http://schemas.microsoft.com/office/drawing/2016/5/12/chartex" xmlns:cx7="http://schemas.microsoft.com/office/drawing/2016/5/13/chartex" xmlns:cx8="http://schemas.microsoft.com/office/drawing/2016/5/14/chartex" xmlns:mc="http://schemas.openxmlformats.org/markup-compatibility/2006" xmlns:aink="http://schemas.microsoft.com/office/drawing/2016/ink" xmlns:am3d="http://schemas.microsoft.com/office/drawing/2017/model3d" xmlns:o="urn:schemas-microsoft-com:office:office" xmlns:r="http://schemas.openxmlformats.org/officeDocument/2006/relationships" xmlns:m="http://schemas.openxmlformats.org/officeDocument/2006/math" xmlns:v="urn:schemas-microsoft-com:vml" xmlns:wp14="http://schemas.microsoft.com/office/word/2010/wordprocessingDrawing" xmlns:wp="http://schemas.openxmlformats.org/drawingml/2006/wordprocessingDrawing" xmlns:w10="urn:schemas-microsoft-com:office:word" xmlns:w="http://schemas.openxmlformats.org/wordprocessingml/2006/main" xmlns:w14="http://schemas.microsoft.com/office/word/2010/wordml" xmlns:w15="http://schemas.microsoft.com/office/word/2012/wordml" xmlns:w16cex="http://schemas.microsoft.com/office/word/2018/wordml/cex" xmlns:w16cid="http://schemas.microsoft.com/office/word/2016/wordml/cid" xmlns:w16="http://schemas.microsoft.com/office/word/2018/wordml" xmlns:w16sdtdh="http://schemas.microsoft.com/office/word/2020/wordml/sdtdatahash" xmlns:w16se="http://schemas.microsoft.com/office/word/2015/wordml/symex" xmlns:wpg="http://schemas.microsoft.com/office/word/2010/wordprocessingGroup" xmlns:wpi="http://schemas.microsoft.com/office/word/2010/wordprocessingInk" xmlns:wne="http://schemas.microsoft.com/office/word/2006/wordml" xmlns:wps="http://schemas.microsoft.com/office/word/2010/wordprocessingShape" mc:Ignorable="w14 w15 w16se w16cid w16 w16cex w16sdtdh wp14">
+  <w:p>
+    <w:pPr>
+      <w:pStyle w:val="af4"/>
+    </w:pPr>
+  </w:p>
+</w:hdr>
+</file>
+
 <file path=word/numbering.xml><?xml version="1.0" encoding="utf-8"?>
 <w:numbering xmlns:wpc="http://schemas.microsoft.com/office/word/2010/wordprocessingCanvas" xmlns:cx="http://schemas.microsoft.com/office/drawing/2014/chartex" xmlns:cx1="http://schemas.microsoft.com/office/drawing/2015/9/8/chartex" xmlns:cx2="http://schemas.microsoft.com/office/drawing/2015/10/21/chartex" xmlns:cx3="http://schemas.microsoft.com/office/drawing/2016/5/9/chartex" xmlns:cx4="http://schemas.microsoft.com/office/drawing/2016/5/10/chartex" xmlns:cx5="http://schemas.microsoft.com/office/drawing/2016/5/11/chartex" xmlns:cx6="http://schemas.microsoft.com/office/drawing/2016/5/12/chartex" xmlns:cx7="http://schemas.microsoft.com/office/drawing/2016/5/13/chartex" xmlns:cx8="http://schemas.microsoft.com/office/drawing/2016/5/14/chartex" xmlns:mc="http://schemas.openxmlformats.org/markup-compatibility/2006" xmlns:aink="http://schemas.microsoft.com/office/drawing/2016/ink" xmlns:am3d="http://schemas.microsoft.com/office/drawing/2017/model3d" xmlns:o="urn:schemas-microsoft-com:office:office" xmlns:r="http://schemas.openxmlformats.org/officeDocument/2006/relationships" xmlns:m="http://schemas.openxmlformats.org/officeDocument/2006/math" xmlns:v="urn:schemas-microsoft-com:vml" xmlns:wp14="http://schemas.microsoft.com/office/word/2010/wordprocessingDrawing" xmlns:wp="http://schemas.openxmlformats.org/drawingml/2006/wordprocessingDrawing" xmlns:w10="urn:schemas-microsoft-com:office:word" xmlns:w="http://schemas.openxmlformats.org/wordprocessingml/2006/main" xmlns:w14="http://schemas.microsoft.com/office/word/2010/wordml" xmlns:w15="http://schemas.microsoft.com/office/word/2012/wordml" xmlns:w16cex="http://schemas.microsoft.com/office/word/2018/wordml/cex" xmlns:w16cid="http://schemas.microsoft.com/office/word/2016/wordml/cid" xmlns:w16="http://schemas.microsoft.com/office/word/2018/wordml" xmlns:w16sdtdh="http://schemas.microsoft.com/office/word/2020/wordml/sdtdatahash" xmlns:w16se="http://schemas.microsoft.com/office/word/2015/wordml/symex" xmlns:wpg="http://schemas.microsoft.com/office/word/2010/wordprocessingGroup" xmlns:wpi="http://schemas.microsoft.com/office/word/2010/wordprocessingInk" xmlns:wne="http://schemas.microsoft.com/office/word/2006/wordml" xmlns:wps="http://schemas.microsoft.com/office/word/2010/wordprocessingShape" mc:Ignorable="w14 w15 w16se w16cid w16 w16cex w16sdtdh wp14">
   <w:abstractNum w:abstractNumId="0" w15:restartNumberingAfterBreak="0">
@@ -13491,6 +15658,7 @@
     <w:lsdException w:name="HTML Sample" w:semiHidden="1" w:unhideWhenUsed="1"/>
     <w:lsdException w:name="HTML Typewriter" w:semiHidden="1" w:unhideWhenUsed="1"/>
     <w:lsdException w:name="HTML Variable" w:semiHidden="1" w:unhideWhenUsed="1"/>
+    <w:lsdException w:name="Normal Table" w:semiHidden="1" w:unhideWhenUsed="1"/>
     <w:lsdException w:name="annotation subject" w:semiHidden="1" w:unhideWhenUsed="1"/>
     <w:lsdException w:name="No List" w:semiHidden="1" w:unhideWhenUsed="1"/>
     <w:lsdException w:name="Outline List 1" w:semiHidden="1" w:unhideWhenUsed="1"/>
@@ -13533,8 +15701,11 @@
     <w:lsdException w:name="Table Contemporary" w:semiHidden="1" w:unhideWhenUsed="1"/>
     <w:lsdException w:name="Table Elegant" w:semiHidden="1" w:unhideWhenUsed="1"/>
     <w:lsdException w:name="Table Professional" w:semiHidden="1" w:unhideWhenUsed="1"/>
+    <w:lsdException w:name="Table Subtle 1" w:semiHidden="1" w:unhideWhenUsed="1"/>
     <w:lsdException w:name="Table Subtle 2" w:semiHidden="1" w:unhideWhenUsed="1"/>
     <w:lsdException w:name="Table Web 1" w:semiHidden="1" w:unhideWhenUsed="1"/>
+    <w:lsdException w:name="Table Web 2" w:semiHidden="1" w:unhideWhenUsed="1"/>
+    <w:lsdException w:name="Table Web 3" w:semiHidden="1" w:unhideWhenUsed="1"/>
     <w:lsdException w:name="Balloon Text" w:semiHidden="1" w:unhideWhenUsed="1"/>
     <w:lsdException w:name="Table Grid" w:uiPriority="39"/>
     <w:lsdException w:name="Table Theme" w:semiHidden="1" w:unhideWhenUsed="1"/>
@@ -14109,6 +16280,89 @@
       <w:sz w:val="28"/>
     </w:rPr>
   </w:style>
+  <w:style w:type="paragraph" w:styleId="af2">
+    <w:name w:val="Body Text"/>
+    <w:basedOn w:val="a"/>
+    <w:link w:val="af3"/>
+    <w:uiPriority w:val="99"/>
+    <w:unhideWhenUsed/>
+    <w:rsid w:val="00653332"/>
+    <w:pPr>
+      <w:spacing w:after="120" w:line="240" w:lineRule="auto"/>
+      <w:ind w:firstLine="0"/>
+    </w:pPr>
+    <w:rPr>
+      <w:rFonts w:eastAsia="Times New Roman" w:cs="Times New Roman"/>
+      <w:sz w:val="24"/>
+      <w:szCs w:val="24"/>
+      <w:lang w:eastAsia="ru-RU"/>
+    </w:rPr>
+  </w:style>
+  <w:style w:type="character" w:customStyle="1" w:styleId="af3">
+    <w:name w:val="Основной текст Знак"/>
+    <w:basedOn w:val="a0"/>
+    <w:link w:val="af2"/>
+    <w:uiPriority w:val="99"/>
+    <w:rsid w:val="00653332"/>
+    <w:rPr>
+      <w:rFonts w:ascii="Times New Roman" w:eastAsia="Times New Roman" w:hAnsi="Times New Roman" w:cs="Times New Roman"/>
+      <w:sz w:val="24"/>
+      <w:szCs w:val="24"/>
+      <w:lang w:eastAsia="ru-RU"/>
+    </w:rPr>
+  </w:style>
+  <w:style w:type="paragraph" w:styleId="af4">
+    <w:name w:val="header"/>
+    <w:basedOn w:val="a"/>
+    <w:link w:val="af5"/>
+    <w:uiPriority w:val="99"/>
+    <w:unhideWhenUsed/>
+    <w:rsid w:val="00653332"/>
+    <w:pPr>
+      <w:tabs>
+        <w:tab w:val="center" w:pos="4677"/>
+        <w:tab w:val="right" w:pos="9355"/>
+      </w:tabs>
+      <w:spacing w:line="240" w:lineRule="auto"/>
+    </w:pPr>
+  </w:style>
+  <w:style w:type="character" w:customStyle="1" w:styleId="af5">
+    <w:name w:val="Верхний колонтитул Знак"/>
+    <w:basedOn w:val="a0"/>
+    <w:link w:val="af4"/>
+    <w:uiPriority w:val="99"/>
+    <w:rsid w:val="00653332"/>
+    <w:rPr>
+      <w:rFonts w:ascii="Times New Roman" w:hAnsi="Times New Roman"/>
+      <w:sz w:val="28"/>
+    </w:rPr>
+  </w:style>
+  <w:style w:type="paragraph" w:styleId="af6">
+    <w:name w:val="footer"/>
+    <w:basedOn w:val="a"/>
+    <w:link w:val="af7"/>
+    <w:uiPriority w:val="99"/>
+    <w:unhideWhenUsed/>
+    <w:rsid w:val="00653332"/>
+    <w:pPr>
+      <w:tabs>
+        <w:tab w:val="center" w:pos="4677"/>
+        <w:tab w:val="right" w:pos="9355"/>
+      </w:tabs>
+      <w:spacing w:line="240" w:lineRule="auto"/>
+    </w:pPr>
+  </w:style>
+  <w:style w:type="character" w:customStyle="1" w:styleId="af7">
+    <w:name w:val="Нижний колонтитул Знак"/>
+    <w:basedOn w:val="a0"/>
+    <w:link w:val="af6"/>
+    <w:uiPriority w:val="99"/>
+    <w:rsid w:val="00653332"/>
+    <w:rPr>
+      <w:rFonts w:ascii="Times New Roman" w:hAnsi="Times New Roman"/>
+      <w:sz w:val="28"/>
+    </w:rPr>
+  </w:style>
 </w:styles>
 </file>
 
@@ -14196,6 +16450,18 @@
     <w:pitch w:val="variable"/>
     <w:sig w:usb0="E4002EFF" w:usb1="C000E47F" w:usb2="00000009" w:usb3="00000000" w:csb0="000001FF" w:csb1="00000000"/>
   </w:font>
+  <w:font w:name="TimesNewRomanPS-BoldMT">
+    <w:altName w:val="Times New Roman"/>
+    <w:charset w:val="00"/>
+    <w:family w:val="auto"/>
+    <w:pitch w:val="default"/>
+  </w:font>
+  <w:font w:name="TimesNewRomanPSMT">
+    <w:altName w:val="Times New Roman"/>
+    <w:charset w:val="00"/>
+    <w:family w:val="auto"/>
+    <w:pitch w:val="default"/>
+  </w:font>
   <w:font w:name="TT Norms Pro Light">
     <w:altName w:val="Calibri"/>
     <w:charset w:val="CC"/>
@@ -14230,8 +16496,11 @@
   <w:rsids>
     <w:rsidRoot w:val="006B1151"/>
     <w:rsid w:val="00050100"/>
+    <w:rsid w:val="002761DF"/>
+    <w:rsid w:val="0043766A"/>
     <w:rsid w:val="005B7A94"/>
     <w:rsid w:val="006B1151"/>
+    <w:rsid w:val="00B47BC4"/>
     <w:rsid w:val="00F90517"/>
   </w:rsids>
   <m:mathPr>
@@ -14378,6 +16647,7 @@
     <w:lsdException w:name="HTML Sample" w:semiHidden="1" w:unhideWhenUsed="1"/>
     <w:lsdException w:name="HTML Typewriter" w:semiHidden="1" w:unhideWhenUsed="1"/>
     <w:lsdException w:name="HTML Variable" w:semiHidden="1" w:unhideWhenUsed="1"/>
+    <w:lsdException w:name="Normal Table" w:semiHidden="1" w:unhideWhenUsed="1"/>
     <w:lsdException w:name="annotation subject" w:semiHidden="1" w:unhideWhenUsed="1"/>
     <w:lsdException w:name="No List" w:semiHidden="1" w:unhideWhenUsed="1"/>
     <w:lsdException w:name="Outline List 1" w:semiHidden="1" w:unhideWhenUsed="1"/>
@@ -14420,8 +16690,11 @@
     <w:lsdException w:name="Table Contemporary" w:semiHidden="1" w:unhideWhenUsed="1"/>
     <w:lsdException w:name="Table Elegant" w:semiHidden="1" w:unhideWhenUsed="1"/>
     <w:lsdException w:name="Table Professional" w:semiHidden="1" w:unhideWhenUsed="1"/>
+    <w:lsdException w:name="Table Subtle 1" w:semiHidden="1" w:unhideWhenUsed="1"/>
     <w:lsdException w:name="Table Subtle 2" w:semiHidden="1" w:unhideWhenUsed="1"/>
     <w:lsdException w:name="Table Web 1" w:semiHidden="1" w:unhideWhenUsed="1"/>
+    <w:lsdException w:name="Table Web 2" w:semiHidden="1" w:unhideWhenUsed="1"/>
+    <w:lsdException w:name="Table Web 3" w:semiHidden="1" w:unhideWhenUsed="1"/>
     <w:lsdException w:name="Balloon Text" w:semiHidden="1" w:unhideWhenUsed="1"/>
     <w:lsdException w:name="Table Grid" w:uiPriority="39"/>
     <w:lsdException w:name="Table Theme" w:semiHidden="1" w:unhideWhenUsed="1"/>
